--- a/Assignment Report.docx
+++ b/Assignment Report.docx
@@ -67,7 +67,7 @@
         <w:spacing w:before="100" w:beforeAutospacing="1" w:after="100" w:afterAutospacing="1"/>
         <w:jc w:val="center"/>
         <w:rPr>
-          <w:rFonts w:ascii="Times New Roman" w:eastAsia="Times New Roman" w:hAnsi="Times New Roman" w:cs="Times New Roman" w:hint="eastAsia"/>
+          <w:rFonts w:ascii="Times New Roman" w:eastAsia="Times New Roman" w:hAnsi="Times New Roman" w:cs="Times New Roman"/>
           <w:kern w:val="0"/>
         </w:rPr>
       </w:pPr>
@@ -152,7 +152,7 @@
         <w:widowControl/>
         <w:spacing w:before="100" w:beforeAutospacing="1" w:after="100" w:afterAutospacing="1"/>
         <w:rPr>
-          <w:rFonts w:ascii="Times New Roman" w:eastAsia="Times New Roman" w:hAnsi="Times New Roman" w:cs="Times New Roman" w:hint="eastAsia"/>
+          <w:rFonts w:ascii="Times New Roman" w:eastAsia="Times New Roman" w:hAnsi="Times New Roman" w:cs="Times New Roman"/>
           <w:kern w:val="0"/>
         </w:rPr>
       </w:pPr>
@@ -161,7 +161,7 @@
       <w:pPr>
         <w:pStyle w:val="Web"/>
         <w:rPr>
-          <w:rFonts w:ascii="TimesNewRomanPS" w:hAnsi="TimesNewRomanPS" w:hint="eastAsia"/>
+          <w:rFonts w:ascii="TimesNewRomanPS" w:hAnsi="TimesNewRomanPS"/>
           <w:b/>
           <w:bCs/>
         </w:rPr>
@@ -185,6 +185,8 @@
         </w:rPr>
         <w:br w:type="page"/>
       </w:r>
+      <w:bookmarkStart w:id="0" w:name="_GoBack"/>
+      <w:bookmarkEnd w:id="0"/>
     </w:p>
     <w:p>
       <w:pPr>
@@ -206,19 +208,68 @@
           <w:bCs/>
         </w:rPr>
         <w:lastRenderedPageBreak/>
-        <w:t>Assumptions regarding the problem context</w:t>
+        <w:t>Application design with class diagram</w:t>
       </w:r>
     </w:p>
     <w:p>
       <w:pPr>
         <w:pStyle w:val="Web"/>
-        <w:ind w:left="1080"/>
+        <w:ind w:left="1320"/>
         <w:rPr>
           <w:rFonts w:ascii="TimesNewRomanPS" w:hAnsi="TimesNewRomanPS" w:hint="eastAsia"/>
           <w:b/>
           <w:bCs/>
         </w:rPr>
       </w:pPr>
+      <w:r>
+        <w:rPr>
+          <w:rFonts w:ascii="TimesNewRomanPS" w:hAnsi="TimesNewRomanPS" w:hint="eastAsia"/>
+          <w:b/>
+          <w:bCs/>
+          <w:noProof/>
+        </w:rPr>
+        <w:drawing>
+          <wp:inline distT="0" distB="0" distL="0" distR="0" wp14:anchorId="7E9DCE3D" wp14:editId="4DEB3F4F">
+            <wp:extent cx="5270500" cy="1652905"/>
+            <wp:effectExtent l="0" t="0" r="0" b="0"/>
+            <wp:docPr id="6" name="圖片 6" descr="一張含有 螢幕擷取畫面 的圖片&#10;&#10;自動產生的描述"/>
+            <wp:cNvGraphicFramePr>
+              <a:graphicFrameLocks xmlns:a="http://schemas.openxmlformats.org/drawingml/2006/main" noChangeAspect="1"/>
+            </wp:cNvGraphicFramePr>
+            <a:graphic xmlns:a="http://schemas.openxmlformats.org/drawingml/2006/main">
+              <a:graphicData uri="http://schemas.openxmlformats.org/drawingml/2006/picture">
+                <pic:pic xmlns:pic="http://schemas.openxmlformats.org/drawingml/2006/picture">
+                  <pic:nvPicPr>
+                    <pic:cNvPr id="6" name="Class_Diagram.vpd.png"/>
+                    <pic:cNvPicPr/>
+                  </pic:nvPicPr>
+                  <pic:blipFill>
+                    <a:blip r:embed="rId5" cstate="print">
+                      <a:extLst>
+                        <a:ext uri="{28A0092B-C50C-407E-A947-70E740481C1C}">
+                          <a14:useLocalDpi xmlns:a14="http://schemas.microsoft.com/office/drawing/2010/main" val="0"/>
+                        </a:ext>
+                      </a:extLst>
+                    </a:blip>
+                    <a:stretch>
+                      <a:fillRect/>
+                    </a:stretch>
+                  </pic:blipFill>
+                  <pic:spPr>
+                    <a:xfrm>
+                      <a:off x="0" y="0"/>
+                      <a:ext cx="5270500" cy="1652905"/>
+                    </a:xfrm>
+                    <a:prstGeom prst="rect">
+                      <a:avLst/>
+                    </a:prstGeom>
+                  </pic:spPr>
+                </pic:pic>
+              </a:graphicData>
+            </a:graphic>
+          </wp:inline>
+        </w:drawing>
+      </w:r>
     </w:p>
     <w:p>
       <w:pPr>
@@ -239,15 +290,530 @@
           <w:b/>
           <w:bCs/>
         </w:rPr>
-        <w:t>Application design with class diagram</w:t>
+        <w:t xml:space="preserve">Discussion and explanation on each of the design patterns applied to the application </w:t>
       </w:r>
     </w:p>
     <w:p>
       <w:pPr>
         <w:pStyle w:val="Web"/>
-        <w:ind w:left="720"/>
-        <w:rPr>
-          <w:rFonts w:ascii="TimesNewRomanPS" w:hAnsi="TimesNewRomanPS"/>
+        <w:ind w:leftChars="600" w:left="1440"/>
+        <w:rPr>
+          <w:rFonts w:ascii="TimesNewRomanPS" w:hAnsi="TimesNewRomanPS"/>
+          <w:b/>
+          <w:bCs/>
+        </w:rPr>
+      </w:pPr>
+      <w:r>
+        <w:rPr>
+          <w:rFonts w:ascii="TimesNewRomanPS" w:hAnsi="TimesNewRomanPS"/>
+          <w:b/>
+          <w:bCs/>
+        </w:rPr>
+        <w:t xml:space="preserve">Abstract </w:t>
+      </w:r>
+      <w:r>
+        <w:rPr>
+          <w:rFonts w:ascii="TimesNewRomanPS" w:hAnsi="TimesNewRomanPS" w:hint="eastAsia"/>
+          <w:b/>
+          <w:bCs/>
+        </w:rPr>
+        <w:t>F</w:t>
+      </w:r>
+      <w:r>
+        <w:rPr>
+          <w:rFonts w:ascii="TimesNewRomanPS" w:hAnsi="TimesNewRomanPS"/>
+          <w:b/>
+          <w:bCs/>
+        </w:rPr>
+        <w:t>actory</w:t>
+      </w:r>
+      <w:r>
+        <w:rPr>
+          <w:rFonts w:ascii="TimesNewRomanPS" w:hAnsi="TimesNewRomanPS"/>
+          <w:b/>
+          <w:bCs/>
+        </w:rPr>
+        <w:t xml:space="preserve"> Pattern</w:t>
+      </w:r>
+      <w:r>
+        <w:rPr>
+          <w:rFonts w:ascii="TimesNewRomanPS" w:hAnsi="TimesNewRomanPS"/>
+          <w:b/>
+          <w:bCs/>
+        </w:rPr>
+        <w:t>:</w:t>
+      </w:r>
+      <w:r>
+        <w:rPr>
+          <w:rFonts w:ascii="TimesNewRomanPS" w:hAnsi="TimesNewRomanPS"/>
+          <w:b/>
+          <w:bCs/>
+        </w:rPr>
+        <w:t xml:space="preserve"> </w:t>
+      </w:r>
+    </w:p>
+    <w:p>
+      <w:pPr>
+        <w:pStyle w:val="Web"/>
+        <w:ind w:leftChars="600" w:left="1440"/>
+        <w:rPr>
+          <w:rFonts w:ascii="TimesNewRomanPS" w:hAnsi="TimesNewRomanPS"/>
+          <w:b/>
+          <w:bCs/>
+        </w:rPr>
+      </w:pPr>
+      <w:r>
+        <w:rPr>
+          <w:rFonts w:ascii="TimesNewRomanPS" w:hAnsi="TimesNewRomanPS"/>
+          <w:b/>
+          <w:bCs/>
+        </w:rPr>
+        <w:t>The abstract factory pattern provides a way to encapsulate a group of individual factories that have a common theme without specifying their concrete classes.</w:t>
+      </w:r>
+    </w:p>
+    <w:p>
+      <w:pPr>
+        <w:pStyle w:val="Web"/>
+        <w:ind w:leftChars="600" w:left="1440"/>
+        <w:rPr>
+          <w:rFonts w:ascii="TimesNewRomanPS" w:hAnsi="TimesNewRomanPS" w:hint="eastAsia"/>
+          <w:b/>
+          <w:bCs/>
+        </w:rPr>
+      </w:pPr>
+      <w:r>
+        <w:rPr>
+          <w:rFonts w:ascii="TimesNewRomanPS" w:hAnsi="TimesNewRomanPS"/>
+          <w:b/>
+          <w:bCs/>
+          <w:noProof/>
+        </w:rPr>
+        <w:drawing>
+          <wp:inline distT="0" distB="0" distL="0" distR="0" wp14:anchorId="795CDE1B" wp14:editId="2E727E53">
+            <wp:extent cx="3692106" cy="4252279"/>
+            <wp:effectExtent l="0" t="0" r="3810" b="2540"/>
+            <wp:docPr id="2" name="圖片 2" descr="一張含有 螢幕擷取畫面, 監視器 的圖片&#10;&#10;自動產生的描述"/>
+            <wp:cNvGraphicFramePr>
+              <a:graphicFrameLocks xmlns:a="http://schemas.openxmlformats.org/drawingml/2006/main" noChangeAspect="1"/>
+            </wp:cNvGraphicFramePr>
+            <a:graphic xmlns:a="http://schemas.openxmlformats.org/drawingml/2006/main">
+              <a:graphicData uri="http://schemas.openxmlformats.org/drawingml/2006/picture">
+                <pic:pic xmlns:pic="http://schemas.openxmlformats.org/drawingml/2006/picture">
+                  <pic:nvPicPr>
+                    <pic:cNvPr id="2" name="screenshot.png"/>
+                    <pic:cNvPicPr/>
+                  </pic:nvPicPr>
+                  <pic:blipFill rotWithShape="1">
+                    <a:blip r:embed="rId6">
+                      <a:extLst>
+                        <a:ext uri="{28A0092B-C50C-407E-A947-70E740481C1C}">
+                          <a14:useLocalDpi xmlns:a14="http://schemas.microsoft.com/office/drawing/2010/main" val="0"/>
+                        </a:ext>
+                      </a:extLst>
+                    </a:blip>
+                    <a:srcRect l="22751" t="13533" r="7189" b="8899"/>
+                    <a:stretch/>
+                  </pic:blipFill>
+                  <pic:spPr bwMode="auto">
+                    <a:xfrm>
+                      <a:off x="0" y="0"/>
+                      <a:ext cx="3692508" cy="4252742"/>
+                    </a:xfrm>
+                    <a:prstGeom prst="rect">
+                      <a:avLst/>
+                    </a:prstGeom>
+                    <a:ln>
+                      <a:noFill/>
+                    </a:ln>
+                    <a:extLst>
+                      <a:ext uri="{53640926-AAD7-44D8-BBD7-CCE9431645EC}">
+                        <a14:shadowObscured xmlns:a14="http://schemas.microsoft.com/office/drawing/2010/main"/>
+                      </a:ext>
+                    </a:extLst>
+                  </pic:spPr>
+                </pic:pic>
+              </a:graphicData>
+            </a:graphic>
+          </wp:inline>
+        </w:drawing>
+      </w:r>
+    </w:p>
+    <w:p>
+      <w:pPr>
+        <w:pStyle w:val="Web"/>
+        <w:ind w:leftChars="600" w:left="1440"/>
+        <w:rPr>
+          <w:rFonts w:ascii="TimesNewRomanPS" w:hAnsi="TimesNewRomanPS" w:hint="eastAsia"/>
+          <w:b/>
+          <w:bCs/>
+        </w:rPr>
+      </w:pPr>
+    </w:p>
+    <w:p>
+      <w:pPr>
+        <w:pStyle w:val="Web"/>
+        <w:ind w:leftChars="600" w:left="1440"/>
+        <w:rPr>
+          <w:rFonts w:ascii="TimesNewRomanPS" w:hAnsi="TimesNewRomanPS"/>
+          <w:b/>
+          <w:bCs/>
+        </w:rPr>
+      </w:pPr>
+      <w:r>
+        <w:rPr>
+          <w:rFonts w:ascii="TimesNewRomanPS" w:hAnsi="TimesNewRomanPS" w:hint="eastAsia"/>
+          <w:b/>
+          <w:bCs/>
+        </w:rPr>
+        <w:t>M</w:t>
+      </w:r>
+      <w:r>
+        <w:rPr>
+          <w:rFonts w:ascii="TimesNewRomanPS" w:hAnsi="TimesNewRomanPS"/>
+          <w:b/>
+          <w:bCs/>
+        </w:rPr>
+        <w:t>emento Pattern:</w:t>
+      </w:r>
+    </w:p>
+    <w:p>
+      <w:pPr>
+        <w:pStyle w:val="Web"/>
+        <w:ind w:leftChars="600" w:left="1440"/>
+        <w:rPr>
+          <w:rFonts w:ascii="TimesNewRomanPS" w:hAnsi="TimesNewRomanPS" w:hint="eastAsia"/>
+          <w:b/>
+          <w:bCs/>
+        </w:rPr>
+      </w:pPr>
+      <w:r>
+        <w:rPr>
+          <w:rFonts w:ascii="TimesNewRomanPS" w:hAnsi="TimesNewRomanPS"/>
+          <w:b/>
+          <w:bCs/>
+        </w:rPr>
+        <w:t>The memento pattern is a software design pattern that provides the ability to restore an object to its previous state (undo via rollback).</w:t>
+      </w:r>
+    </w:p>
+    <w:p>
+      <w:pPr>
+        <w:pStyle w:val="Web"/>
+        <w:ind w:leftChars="600" w:left="1440"/>
+        <w:rPr>
+          <w:rFonts w:ascii="TimesNewRomanPS" w:hAnsi="TimesNewRomanPS"/>
+          <w:b/>
+          <w:bCs/>
+        </w:rPr>
+      </w:pPr>
+      <w:r>
+        <w:rPr>
+          <w:rFonts w:ascii="TimesNewRomanPS" w:hAnsi="TimesNewRomanPS"/>
+          <w:b/>
+          <w:bCs/>
+        </w:rPr>
+        <w:t xml:space="preserve">The memento pattern is implemented with three objects: the originator, a caretaker and a memento. The originator is some object that has an internal state. The caretaker is going to do something to the </w:t>
+      </w:r>
+      <w:r>
+        <w:rPr>
+          <w:rFonts w:ascii="TimesNewRomanPS" w:hAnsi="TimesNewRomanPS"/>
+          <w:b/>
+          <w:bCs/>
+        </w:rPr>
+        <w:t>originator but</w:t>
+      </w:r>
+      <w:r>
+        <w:rPr>
+          <w:rFonts w:ascii="TimesNewRomanPS" w:hAnsi="TimesNewRomanPS"/>
+          <w:b/>
+          <w:bCs/>
+        </w:rPr>
+        <w:t xml:space="preserve"> wants to be able to undo the change. The caretaker first asks the originator for a memento object. Then it does whatever operation (or sequence of operations) it was going to do. To roll back to the state before the operations, it returns the memento object to the originator. The memento object itself is an opaque object (one which the caretaker cannot, or should not, change). When using this pattern, care should be taken if the originator may change other objects or resources - the memento pattern operates on a single object.</w:t>
+      </w:r>
+    </w:p>
+    <w:p>
+      <w:pPr>
+        <w:pStyle w:val="Web"/>
+        <w:ind w:leftChars="600" w:left="1440"/>
+        <w:rPr>
+          <w:rFonts w:ascii="TimesNewRomanPS" w:hAnsi="TimesNewRomanPS"/>
+          <w:b/>
+          <w:bCs/>
+        </w:rPr>
+      </w:pPr>
+      <w:r>
+        <w:rPr>
+          <w:rFonts w:ascii="TimesNewRomanPS" w:hAnsi="TimesNewRomanPS"/>
+          <w:b/>
+          <w:bCs/>
+          <w:noProof/>
+        </w:rPr>
+        <w:drawing>
+          <wp:inline distT="0" distB="0" distL="0" distR="0" wp14:anchorId="1CFC4F14" wp14:editId="6176FBE6">
+            <wp:extent cx="1897451" cy="1526612"/>
+            <wp:effectExtent l="0" t="0" r="0" b="0"/>
+            <wp:docPr id="3" name="圖片 3" descr="一張含有 螢幕擷取畫面, 監視器, 電子用品 的圖片&#10;&#10;自動產生的描述"/>
+            <wp:cNvGraphicFramePr>
+              <a:graphicFrameLocks xmlns:a="http://schemas.openxmlformats.org/drawingml/2006/main" noChangeAspect="1"/>
+            </wp:cNvGraphicFramePr>
+            <a:graphic xmlns:a="http://schemas.openxmlformats.org/drawingml/2006/main">
+              <a:graphicData uri="http://schemas.openxmlformats.org/drawingml/2006/picture">
+                <pic:pic xmlns:pic="http://schemas.openxmlformats.org/drawingml/2006/picture">
+                  <pic:nvPicPr>
+                    <pic:cNvPr id="3" name="screenshot.png"/>
+                    <pic:cNvPicPr/>
+                  </pic:nvPicPr>
+                  <pic:blipFill rotWithShape="1">
+                    <a:blip r:embed="rId7">
+                      <a:extLst>
+                        <a:ext uri="{28A0092B-C50C-407E-A947-70E740481C1C}">
+                          <a14:useLocalDpi xmlns:a14="http://schemas.microsoft.com/office/drawing/2010/main" val="0"/>
+                        </a:ext>
+                      </a:extLst>
+                    </a:blip>
+                    <a:srcRect l="23081" t="13690" r="40914" b="58462"/>
+                    <a:stretch/>
+                  </pic:blipFill>
+                  <pic:spPr bwMode="auto">
+                    <a:xfrm>
+                      <a:off x="0" y="0"/>
+                      <a:ext cx="1897670" cy="1526788"/>
+                    </a:xfrm>
+                    <a:prstGeom prst="rect">
+                      <a:avLst/>
+                    </a:prstGeom>
+                    <a:ln>
+                      <a:noFill/>
+                    </a:ln>
+                    <a:extLst>
+                      <a:ext uri="{53640926-AAD7-44D8-BBD7-CCE9431645EC}">
+                        <a14:shadowObscured xmlns:a14="http://schemas.microsoft.com/office/drawing/2010/main"/>
+                      </a:ext>
+                    </a:extLst>
+                  </pic:spPr>
+                </pic:pic>
+              </a:graphicData>
+            </a:graphic>
+          </wp:inline>
+        </w:drawing>
+      </w:r>
+    </w:p>
+    <w:p>
+      <w:pPr>
+        <w:pStyle w:val="Web"/>
+        <w:ind w:leftChars="600" w:left="1440"/>
+        <w:rPr>
+          <w:rFonts w:ascii="TimesNewRomanPS" w:hAnsi="TimesNewRomanPS"/>
+          <w:b/>
+          <w:bCs/>
+        </w:rPr>
+      </w:pPr>
+      <w:r>
+        <w:rPr>
+          <w:rFonts w:ascii="TimesNewRomanPS" w:hAnsi="TimesNewRomanPS"/>
+          <w:b/>
+          <w:bCs/>
+          <w:noProof/>
+        </w:rPr>
+        <w:lastRenderedPageBreak/>
+        <w:drawing>
+          <wp:inline distT="0" distB="0" distL="0" distR="0" wp14:anchorId="6CB5027A" wp14:editId="20516308">
+            <wp:extent cx="2846146" cy="3424100"/>
+            <wp:effectExtent l="0" t="0" r="0" b="5080"/>
+            <wp:docPr id="4" name="圖片 4" descr="一張含有 螢幕擷取畫面, 監視器, 電子用品 的圖片&#10;&#10;自動產生的描述"/>
+            <wp:cNvGraphicFramePr>
+              <a:graphicFrameLocks xmlns:a="http://schemas.openxmlformats.org/drawingml/2006/main" noChangeAspect="1"/>
+            </wp:cNvGraphicFramePr>
+            <a:graphic xmlns:a="http://schemas.openxmlformats.org/drawingml/2006/main">
+              <a:graphicData uri="http://schemas.openxmlformats.org/drawingml/2006/picture">
+                <pic:pic xmlns:pic="http://schemas.openxmlformats.org/drawingml/2006/picture">
+                  <pic:nvPicPr>
+                    <pic:cNvPr id="4" name="screenshot.png"/>
+                    <pic:cNvPicPr/>
+                  </pic:nvPicPr>
+                  <pic:blipFill rotWithShape="1">
+                    <a:blip r:embed="rId8">
+                      <a:extLst>
+                        <a:ext uri="{28A0092B-C50C-407E-A947-70E740481C1C}">
+                          <a14:useLocalDpi xmlns:a14="http://schemas.microsoft.com/office/drawing/2010/main" val="0"/>
+                        </a:ext>
+                      </a:extLst>
+                    </a:blip>
+                    <a:srcRect l="22754" t="13376" r="23237" b="24161"/>
+                    <a:stretch/>
+                  </pic:blipFill>
+                  <pic:spPr bwMode="auto">
+                    <a:xfrm>
+                      <a:off x="0" y="0"/>
+                      <a:ext cx="2846548" cy="3424583"/>
+                    </a:xfrm>
+                    <a:prstGeom prst="rect">
+                      <a:avLst/>
+                    </a:prstGeom>
+                    <a:ln>
+                      <a:noFill/>
+                    </a:ln>
+                    <a:extLst>
+                      <a:ext uri="{53640926-AAD7-44D8-BBD7-CCE9431645EC}">
+                        <a14:shadowObscured xmlns:a14="http://schemas.microsoft.com/office/drawing/2010/main"/>
+                      </a:ext>
+                    </a:extLst>
+                  </pic:spPr>
+                </pic:pic>
+              </a:graphicData>
+            </a:graphic>
+          </wp:inline>
+        </w:drawing>
+      </w:r>
+    </w:p>
+    <w:p>
+      <w:pPr>
+        <w:pStyle w:val="Web"/>
+        <w:ind w:leftChars="600" w:left="1440"/>
+        <w:rPr>
+          <w:rFonts w:ascii="TimesNewRomanPS" w:hAnsi="TimesNewRomanPS" w:hint="eastAsia"/>
+          <w:b/>
+          <w:bCs/>
+        </w:rPr>
+      </w:pPr>
+    </w:p>
+    <w:p>
+      <w:pPr>
+        <w:pStyle w:val="Web"/>
+        <w:ind w:leftChars="600" w:left="1440"/>
+        <w:rPr>
+          <w:rFonts w:ascii="TimesNewRomanPS" w:hAnsi="TimesNewRomanPS"/>
+          <w:b/>
+          <w:bCs/>
+        </w:rPr>
+      </w:pPr>
+      <w:r>
+        <w:rPr>
+          <w:rFonts w:ascii="TimesNewRomanPS" w:hAnsi="TimesNewRomanPS" w:hint="eastAsia"/>
+          <w:b/>
+          <w:bCs/>
+        </w:rPr>
+        <w:t>C</w:t>
+      </w:r>
+      <w:r>
+        <w:rPr>
+          <w:rFonts w:ascii="TimesNewRomanPS" w:hAnsi="TimesNewRomanPS"/>
+          <w:b/>
+          <w:bCs/>
+        </w:rPr>
+        <w:t>ommand Pattern:</w:t>
+      </w:r>
+    </w:p>
+    <w:p>
+      <w:pPr>
+        <w:pStyle w:val="Web"/>
+        <w:ind w:leftChars="600" w:left="1440"/>
+        <w:rPr>
+          <w:rFonts w:ascii="TimesNewRomanPS" w:hAnsi="TimesNewRomanPS"/>
+          <w:b/>
+          <w:bCs/>
+        </w:rPr>
+      </w:pPr>
+      <w:r>
+        <w:rPr>
+          <w:rFonts w:ascii="TimesNewRomanPS" w:hAnsi="TimesNewRomanPS"/>
+          <w:b/>
+          <w:bCs/>
+        </w:rPr>
+        <w:t xml:space="preserve">the command pattern is a behavioral design pattern in which an object is used to encapsulate all information needed to perform an action or trigger an event </w:t>
+      </w:r>
+      <w:proofErr w:type="gramStart"/>
+      <w:r>
+        <w:rPr>
+          <w:rFonts w:ascii="TimesNewRomanPS" w:hAnsi="TimesNewRomanPS"/>
+          <w:b/>
+          <w:bCs/>
+        </w:rPr>
+        <w:t>at a later time</w:t>
+      </w:r>
+      <w:proofErr w:type="gramEnd"/>
+      <w:r>
+        <w:rPr>
+          <w:rFonts w:ascii="TimesNewRomanPS" w:hAnsi="TimesNewRomanPS"/>
+          <w:b/>
+          <w:bCs/>
+        </w:rPr>
+        <w:t>. This information includes the method name, the object that owns the method and values for the method parameters.</w:t>
+      </w:r>
+    </w:p>
+    <w:p>
+      <w:pPr>
+        <w:pStyle w:val="Web"/>
+        <w:ind w:leftChars="600" w:left="1440"/>
+        <w:rPr>
+          <w:rFonts w:ascii="TimesNewRomanPS" w:hAnsi="TimesNewRomanPS"/>
+          <w:b/>
+          <w:bCs/>
+        </w:rPr>
+      </w:pPr>
+      <w:r>
+        <w:rPr>
+          <w:rFonts w:ascii="TimesNewRomanPS" w:hAnsi="TimesNewRomanPS"/>
+          <w:b/>
+          <w:bCs/>
+          <w:noProof/>
+        </w:rPr>
+        <w:lastRenderedPageBreak/>
+        <w:drawing>
+          <wp:inline distT="0" distB="0" distL="0" distR="0" wp14:anchorId="7F90F492" wp14:editId="401DA878">
+            <wp:extent cx="3674445" cy="4157523"/>
+            <wp:effectExtent l="0" t="0" r="0" b="0"/>
+            <wp:docPr id="5" name="圖片 5" descr="一張含有 螢幕擷取畫面, 監視器, 坐 的圖片&#10;&#10;自動產生的描述"/>
+            <wp:cNvGraphicFramePr>
+              <a:graphicFrameLocks xmlns:a="http://schemas.openxmlformats.org/drawingml/2006/main" noChangeAspect="1"/>
+            </wp:cNvGraphicFramePr>
+            <a:graphic xmlns:a="http://schemas.openxmlformats.org/drawingml/2006/main">
+              <a:graphicData uri="http://schemas.openxmlformats.org/drawingml/2006/picture">
+                <pic:pic xmlns:pic="http://schemas.openxmlformats.org/drawingml/2006/picture">
+                  <pic:nvPicPr>
+                    <pic:cNvPr id="5" name="screenshot.png"/>
+                    <pic:cNvPicPr/>
+                  </pic:nvPicPr>
+                  <pic:blipFill rotWithShape="1">
+                    <a:blip r:embed="rId9">
+                      <a:extLst>
+                        <a:ext uri="{28A0092B-C50C-407E-A947-70E740481C1C}">
+                          <a14:useLocalDpi xmlns:a14="http://schemas.microsoft.com/office/drawing/2010/main" val="0"/>
+                        </a:ext>
+                      </a:extLst>
+                    </a:blip>
+                    <a:srcRect l="23079" t="13847" r="7198" b="10315"/>
+                    <a:stretch/>
+                  </pic:blipFill>
+                  <pic:spPr bwMode="auto">
+                    <a:xfrm>
+                      <a:off x="0" y="0"/>
+                      <a:ext cx="3674752" cy="4157870"/>
+                    </a:xfrm>
+                    <a:prstGeom prst="rect">
+                      <a:avLst/>
+                    </a:prstGeom>
+                    <a:ln>
+                      <a:noFill/>
+                    </a:ln>
+                    <a:extLst>
+                      <a:ext uri="{53640926-AAD7-44D8-BBD7-CCE9431645EC}">
+                        <a14:shadowObscured xmlns:a14="http://schemas.microsoft.com/office/drawing/2010/main"/>
+                      </a:ext>
+                    </a:extLst>
+                  </pic:spPr>
+                </pic:pic>
+              </a:graphicData>
+            </a:graphic>
+          </wp:inline>
+        </w:drawing>
+      </w:r>
+    </w:p>
+    <w:p>
+      <w:pPr>
+        <w:pStyle w:val="Web"/>
+        <w:ind w:leftChars="600" w:left="1440"/>
+        <w:rPr>
+          <w:rFonts w:ascii="TimesNewRomanPS" w:hAnsi="TimesNewRomanPS" w:hint="eastAsia"/>
           <w:b/>
           <w:bCs/>
         </w:rPr>
@@ -272,114 +838,173 @@
           <w:b/>
           <w:bCs/>
         </w:rPr>
-        <w:t xml:space="preserve">Discussion and explanation on each of the design patterns applied to the application </w:t>
+        <w:t>User Guide</w:t>
       </w:r>
     </w:p>
     <w:p>
       <w:pPr>
         <w:pStyle w:val="Web"/>
-        <w:ind w:leftChars="700" w:left="1680"/>
-        <w:rPr>
-          <w:rFonts w:ascii="TimesNewRomanPS" w:hAnsi="TimesNewRomanPS"/>
-          <w:b/>
-          <w:bCs/>
-        </w:rPr>
-      </w:pPr>
-      <w:r>
-        <w:rPr>
-          <w:rFonts w:ascii="TimesNewRomanPS" w:hAnsi="TimesNewRomanPS" w:hint="eastAsia"/>
-          <w:b/>
-          <w:bCs/>
-        </w:rPr>
-        <w:t>F</w:t>
-      </w:r>
-      <w:r>
-        <w:rPr>
-          <w:rFonts w:ascii="TimesNewRomanPS" w:hAnsi="TimesNewRomanPS"/>
-          <w:b/>
-          <w:bCs/>
-        </w:rPr>
-        <w:t>actory</w:t>
-      </w:r>
-      <w:r>
-        <w:rPr>
-          <w:rFonts w:ascii="TimesNewRomanPS" w:hAnsi="TimesNewRomanPS"/>
-          <w:b/>
-          <w:bCs/>
-        </w:rPr>
-        <w:t xml:space="preserve"> </w:t>
-      </w:r>
-      <w:r>
-        <w:rPr>
-          <w:rFonts w:ascii="TimesNewRomanPS" w:hAnsi="TimesNewRomanPS"/>
-          <w:b/>
-          <w:bCs/>
-        </w:rPr>
-        <w:t>Pattern</w:t>
-      </w:r>
-      <w:r>
-        <w:rPr>
-          <w:rFonts w:ascii="TimesNewRomanPS" w:hAnsi="TimesNewRomanPS"/>
-          <w:b/>
-          <w:bCs/>
-        </w:rPr>
-        <w:t>:</w:t>
+        <w:numPr>
+          <w:ilvl w:val="3"/>
+          <w:numId w:val="7"/>
+        </w:numPr>
+        <w:rPr>
+          <w:rFonts w:ascii="TimesNewRomanPS" w:hAnsi="TimesNewRomanPS"/>
+          <w:b/>
+          <w:bCs/>
+        </w:rPr>
+      </w:pPr>
+      <w:r>
+        <w:rPr>
+          <w:rFonts w:ascii="TimesNewRomanPS" w:hAnsi="TimesNewRomanPS"/>
+          <w:b/>
+          <w:bCs/>
+        </w:rPr>
+        <w:t xml:space="preserve">Add a Coffee </w:t>
+      </w:r>
+      <w:r>
+        <w:rPr>
+          <w:rFonts w:ascii="TimesNewRomanPS" w:hAnsi="TimesNewRomanPS"/>
+          <w:b/>
+          <w:bCs/>
+        </w:rPr>
+        <w:t>P</w:t>
+      </w:r>
+      <w:r>
+        <w:rPr>
+          <w:rFonts w:ascii="TimesNewRomanPS" w:hAnsi="TimesNewRomanPS"/>
+          <w:b/>
+          <w:bCs/>
+        </w:rPr>
+        <w:t>roduct</w:t>
+      </w:r>
+      <w:r>
+        <w:rPr>
+          <w:rFonts w:ascii="TimesNewRomanPS" w:hAnsi="TimesNewRomanPS"/>
+          <w:b/>
+          <w:bCs/>
+        </w:rPr>
+        <w:t xml:space="preserve"> Record</w:t>
       </w:r>
     </w:p>
     <w:p>
       <w:pPr>
         <w:pStyle w:val="Web"/>
-        <w:ind w:leftChars="700" w:left="1680"/>
-        <w:rPr>
-          <w:rFonts w:ascii="TimesNewRomanPS" w:hAnsi="TimesNewRomanPS"/>
-          <w:b/>
-          <w:bCs/>
-        </w:rPr>
-      </w:pPr>
-      <w:r>
-        <w:rPr>
-          <w:rFonts w:ascii="TimesNewRomanPS" w:hAnsi="TimesNewRomanPS" w:hint="eastAsia"/>
-          <w:b/>
-          <w:bCs/>
-        </w:rPr>
-        <w:t>M</w:t>
-      </w:r>
-      <w:r>
-        <w:rPr>
-          <w:rFonts w:ascii="TimesNewRomanPS" w:hAnsi="TimesNewRomanPS"/>
-          <w:b/>
-          <w:bCs/>
-        </w:rPr>
-        <w:t xml:space="preserve">emento </w:t>
-      </w:r>
-      <w:r>
-        <w:rPr>
-          <w:rFonts w:ascii="TimesNewRomanPS" w:hAnsi="TimesNewRomanPS"/>
-          <w:b/>
-          <w:bCs/>
-        </w:rPr>
-        <w:t>Pattern</w:t>
-      </w:r>
-      <w:r>
-        <w:rPr>
-          <w:rFonts w:ascii="TimesNewRomanPS" w:hAnsi="TimesNewRomanPS"/>
-          <w:b/>
-          <w:bCs/>
-        </w:rPr>
-        <w:t>:</w:t>
-      </w:r>
-      <w:bookmarkStart w:id="0" w:name="_GoBack"/>
-      <w:bookmarkEnd w:id="0"/>
+        <w:numPr>
+          <w:ilvl w:val="5"/>
+          <w:numId w:val="7"/>
+        </w:numPr>
+        <w:rPr>
+          <w:rFonts w:ascii="TimesNewRomanPS" w:hAnsi="TimesNewRomanPS"/>
+          <w:b/>
+          <w:bCs/>
+        </w:rPr>
+      </w:pPr>
+      <w:r>
+        <w:rPr>
+          <w:rFonts w:ascii="TimesNewRomanPS" w:hAnsi="TimesNewRomanPS"/>
+          <w:b/>
+          <w:bCs/>
+        </w:rPr>
+        <w:t xml:space="preserve">Enter “a” in the </w:t>
+      </w:r>
+      <w:r>
+        <w:rPr>
+          <w:rFonts w:ascii="TimesNewRomanPS" w:hAnsi="TimesNewRomanPS"/>
+          <w:b/>
+          <w:bCs/>
+        </w:rPr>
+        <w:t>system</w:t>
+      </w:r>
     </w:p>
     <w:p>
       <w:pPr>
         <w:pStyle w:val="Web"/>
-        <w:ind w:leftChars="700" w:left="1680"/>
+        <w:numPr>
+          <w:ilvl w:val="5"/>
+          <w:numId w:val="7"/>
+        </w:numPr>
+        <w:rPr>
+          <w:rFonts w:ascii="TimesNewRomanPS" w:hAnsi="TimesNewRomanPS"/>
+          <w:b/>
+          <w:bCs/>
+        </w:rPr>
+      </w:pPr>
+      <w:r>
         <w:rPr>
           <w:rFonts w:ascii="TimesNewRomanPS" w:hAnsi="TimesNewRomanPS" w:hint="eastAsia"/>
           <w:b/>
           <w:bCs/>
         </w:rPr>
+        <w:t>E</w:t>
+      </w:r>
+      <w:r>
+        <w:rPr>
+          <w:rFonts w:ascii="TimesNewRomanPS" w:hAnsi="TimesNewRomanPS"/>
+          <w:b/>
+          <w:bCs/>
+        </w:rPr>
+        <w:t>nter Coffee type (</w:t>
+      </w:r>
+      <w:r>
+        <w:rPr>
+          <w:rFonts w:ascii="TimesNewRomanPS" w:hAnsi="TimesNewRomanPS"/>
+          <w:b/>
+          <w:bCs/>
+        </w:rPr>
+        <w:t>cc=Coffee Candy/cp=Coffee Powder</w:t>
+      </w:r>
+      <w:r>
+        <w:rPr>
+          <w:rFonts w:ascii="TimesNewRomanPS" w:hAnsi="TimesNewRomanPS"/>
+          <w:b/>
+          <w:bCs/>
+        </w:rPr>
+        <w:t>)</w:t>
+      </w:r>
+    </w:p>
+    <w:p>
+      <w:pPr>
+        <w:pStyle w:val="Web"/>
+        <w:numPr>
+          <w:ilvl w:val="5"/>
+          <w:numId w:val="7"/>
+        </w:numPr>
+        <w:rPr>
+          <w:rFonts w:ascii="TimesNewRomanPS" w:hAnsi="TimesNewRomanPS"/>
+          <w:b/>
+          <w:bCs/>
+        </w:rPr>
+      </w:pPr>
+      <w:r>
+        <w:rPr>
+          <w:rFonts w:ascii="TimesNewRomanPS" w:hAnsi="TimesNewRomanPS"/>
+          <w:b/>
+          <w:bCs/>
+        </w:rPr>
+        <w:t>Follow the hint to enter data</w:t>
+      </w:r>
+      <w:r>
+        <w:rPr>
+          <w:rFonts w:ascii="TimesNewRomanPS" w:hAnsi="TimesNewRomanPS"/>
+          <w:b/>
+          <w:bCs/>
+        </w:rPr>
+        <w:t xml:space="preserve"> of the Coffee product</w:t>
+      </w:r>
+    </w:p>
+    <w:p>
+      <w:pPr>
+        <w:pStyle w:val="Web"/>
+        <w:numPr>
+          <w:ilvl w:val="5"/>
+          <w:numId w:val="7"/>
+        </w:numPr>
+        <w:rPr>
+          <w:rFonts w:ascii="TimesNewRomanPS" w:hAnsi="TimesNewRomanPS"/>
+          <w:b/>
+          <w:bCs/>
+        </w:rPr>
       </w:pPr>
       <w:r>
         <w:rPr>
@@ -387,6 +1012,150 @@
           <w:b/>
           <w:bCs/>
         </w:rPr>
+        <w:t>I</w:t>
+      </w:r>
+      <w:r>
+        <w:rPr>
+          <w:rFonts w:ascii="TimesNewRomanPS" w:hAnsi="TimesNewRomanPS"/>
+          <w:b/>
+          <w:bCs/>
+        </w:rPr>
+        <w:t>f record create successfully, you can see “New product record created”</w:t>
+      </w:r>
+    </w:p>
+    <w:p>
+      <w:pPr>
+        <w:pStyle w:val="Web"/>
+        <w:numPr>
+          <w:ilvl w:val="3"/>
+          <w:numId w:val="7"/>
+        </w:numPr>
+        <w:rPr>
+          <w:rFonts w:ascii="TimesNewRomanPS" w:hAnsi="TimesNewRomanPS"/>
+          <w:b/>
+          <w:bCs/>
+        </w:rPr>
+      </w:pPr>
+      <w:r>
+        <w:rPr>
+          <w:rFonts w:ascii="TimesNewRomanPS" w:hAnsi="TimesNewRomanPS" w:hint="eastAsia"/>
+          <w:b/>
+          <w:bCs/>
+        </w:rPr>
+        <w:t>S</w:t>
+      </w:r>
+      <w:r>
+        <w:rPr>
+          <w:rFonts w:ascii="TimesNewRomanPS" w:hAnsi="TimesNewRomanPS"/>
+          <w:b/>
+          <w:bCs/>
+        </w:rPr>
+        <w:t xml:space="preserve">how </w:t>
+      </w:r>
+      <w:r>
+        <w:rPr>
+          <w:rFonts w:ascii="TimesNewRomanPS" w:hAnsi="TimesNewRomanPS"/>
+          <w:b/>
+          <w:bCs/>
+        </w:rPr>
+        <w:t>Coffee Product Record</w:t>
+      </w:r>
+    </w:p>
+    <w:p>
+      <w:pPr>
+        <w:pStyle w:val="Web"/>
+        <w:numPr>
+          <w:ilvl w:val="5"/>
+          <w:numId w:val="7"/>
+        </w:numPr>
+        <w:rPr>
+          <w:rFonts w:ascii="TimesNewRomanPS" w:hAnsi="TimesNewRomanPS"/>
+          <w:b/>
+          <w:bCs/>
+        </w:rPr>
+      </w:pPr>
+      <w:r>
+        <w:rPr>
+          <w:rFonts w:ascii="TimesNewRomanPS" w:hAnsi="TimesNewRomanPS" w:hint="eastAsia"/>
+          <w:b/>
+          <w:bCs/>
+        </w:rPr>
+        <w:t>E</w:t>
+      </w:r>
+      <w:r>
+        <w:rPr>
+          <w:rFonts w:ascii="TimesNewRomanPS" w:hAnsi="TimesNewRomanPS"/>
+          <w:b/>
+          <w:bCs/>
+        </w:rPr>
+        <w:t>nter “</w:t>
+      </w:r>
+      <w:r>
+        <w:rPr>
+          <w:rFonts w:ascii="TimesNewRomanPS" w:hAnsi="TimesNewRomanPS"/>
+          <w:b/>
+          <w:bCs/>
+        </w:rPr>
+        <w:t>v</w:t>
+      </w:r>
+      <w:r>
+        <w:rPr>
+          <w:rFonts w:ascii="TimesNewRomanPS" w:hAnsi="TimesNewRomanPS"/>
+          <w:b/>
+          <w:bCs/>
+        </w:rPr>
+        <w:t>”</w:t>
+      </w:r>
+      <w:r>
+        <w:rPr>
+          <w:rFonts w:ascii="TimesNewRomanPS" w:hAnsi="TimesNewRomanPS"/>
+          <w:b/>
+          <w:bCs/>
+        </w:rPr>
+        <w:t xml:space="preserve"> in the system</w:t>
+      </w:r>
+    </w:p>
+    <w:p>
+      <w:pPr>
+        <w:pStyle w:val="Web"/>
+        <w:numPr>
+          <w:ilvl w:val="5"/>
+          <w:numId w:val="7"/>
+        </w:numPr>
+        <w:rPr>
+          <w:rFonts w:ascii="TimesNewRomanPS" w:hAnsi="TimesNewRomanPS"/>
+          <w:b/>
+          <w:bCs/>
+        </w:rPr>
+      </w:pPr>
+      <w:r>
+        <w:rPr>
+          <w:rFonts w:ascii="TimesNewRomanPS" w:hAnsi="TimesNewRomanPS"/>
+          <w:b/>
+          <w:bCs/>
+        </w:rPr>
+        <w:t>Enter product ID (* to show all)</w:t>
+      </w:r>
+    </w:p>
+    <w:p>
+      <w:pPr>
+        <w:pStyle w:val="Web"/>
+        <w:numPr>
+          <w:ilvl w:val="3"/>
+          <w:numId w:val="7"/>
+        </w:numPr>
+        <w:rPr>
+          <w:rFonts w:ascii="TimesNewRomanPS" w:hAnsi="TimesNewRomanPS"/>
+          <w:b/>
+          <w:bCs/>
+        </w:rPr>
+      </w:pPr>
+      <w:r>
+        <w:rPr>
+          <w:rFonts w:ascii="TimesNewRomanPS" w:hAnsi="TimesNewRomanPS" w:hint="eastAsia"/>
+          <w:b/>
+          <w:bCs/>
+        </w:rPr>
         <w:t>C</w:t>
       </w:r>
       <w:r>
@@ -395,7 +1164,830 @@
           <w:b/>
           <w:bCs/>
         </w:rPr>
-        <w:t>ommand Pattern:</w:t>
+        <w:t xml:space="preserve">ollect </w:t>
+      </w:r>
+      <w:r>
+        <w:rPr>
+          <w:rFonts w:ascii="TimesNewRomanPS" w:hAnsi="TimesNewRomanPS"/>
+          <w:b/>
+          <w:bCs/>
+        </w:rPr>
+        <w:t>Coffee Product</w:t>
+      </w:r>
+    </w:p>
+    <w:p>
+      <w:pPr>
+        <w:pStyle w:val="Web"/>
+        <w:numPr>
+          <w:ilvl w:val="5"/>
+          <w:numId w:val="7"/>
+        </w:numPr>
+        <w:rPr>
+          <w:rFonts w:ascii="TimesNewRomanPS" w:hAnsi="TimesNewRomanPS"/>
+          <w:b/>
+          <w:bCs/>
+        </w:rPr>
+      </w:pPr>
+      <w:r>
+        <w:rPr>
+          <w:rFonts w:ascii="TimesNewRomanPS" w:hAnsi="TimesNewRomanPS" w:hint="eastAsia"/>
+          <w:b/>
+          <w:bCs/>
+        </w:rPr>
+        <w:t>E</w:t>
+      </w:r>
+      <w:r>
+        <w:rPr>
+          <w:rFonts w:ascii="TimesNewRomanPS" w:hAnsi="TimesNewRomanPS"/>
+          <w:b/>
+          <w:bCs/>
+        </w:rPr>
+        <w:t>nter “c” in the system</w:t>
+      </w:r>
+    </w:p>
+    <w:p>
+      <w:pPr>
+        <w:pStyle w:val="Web"/>
+        <w:numPr>
+          <w:ilvl w:val="5"/>
+          <w:numId w:val="7"/>
+        </w:numPr>
+        <w:rPr>
+          <w:rFonts w:ascii="TimesNewRomanPS" w:hAnsi="TimesNewRomanPS"/>
+          <w:b/>
+          <w:bCs/>
+        </w:rPr>
+      </w:pPr>
+      <w:r>
+        <w:rPr>
+          <w:rFonts w:ascii="TimesNewRomanPS" w:hAnsi="TimesNewRomanPS" w:hint="eastAsia"/>
+          <w:b/>
+          <w:bCs/>
+        </w:rPr>
+        <w:t>E</w:t>
+      </w:r>
+      <w:r>
+        <w:rPr>
+          <w:rFonts w:ascii="TimesNewRomanPS" w:hAnsi="TimesNewRomanPS"/>
+          <w:b/>
+          <w:bCs/>
+        </w:rPr>
+        <w:t>nter code</w:t>
+      </w:r>
+    </w:p>
+    <w:p>
+      <w:pPr>
+        <w:pStyle w:val="Web"/>
+        <w:numPr>
+          <w:ilvl w:val="5"/>
+          <w:numId w:val="7"/>
+        </w:numPr>
+        <w:rPr>
+          <w:rFonts w:ascii="TimesNewRomanPS" w:hAnsi="TimesNewRomanPS"/>
+          <w:b/>
+          <w:bCs/>
+        </w:rPr>
+      </w:pPr>
+      <w:r>
+        <w:rPr>
+          <w:rFonts w:ascii="TimesNewRomanPS" w:hAnsi="TimesNewRomanPS" w:hint="eastAsia"/>
+          <w:b/>
+          <w:bCs/>
+        </w:rPr>
+        <w:t>E</w:t>
+      </w:r>
+      <w:r>
+        <w:rPr>
+          <w:rFonts w:ascii="TimesNewRomanPS" w:hAnsi="TimesNewRomanPS"/>
+          <w:b/>
+          <w:bCs/>
+        </w:rPr>
+        <w:t>nter quantity to receive</w:t>
+      </w:r>
+    </w:p>
+    <w:p>
+      <w:pPr>
+        <w:pStyle w:val="Web"/>
+        <w:numPr>
+          <w:ilvl w:val="5"/>
+          <w:numId w:val="7"/>
+        </w:numPr>
+        <w:rPr>
+          <w:rFonts w:ascii="TimesNewRomanPS" w:hAnsi="TimesNewRomanPS"/>
+          <w:b/>
+          <w:bCs/>
+        </w:rPr>
+      </w:pPr>
+      <w:r>
+        <w:rPr>
+          <w:rFonts w:ascii="TimesNewRomanPS" w:hAnsi="TimesNewRomanPS" w:hint="eastAsia"/>
+          <w:b/>
+          <w:bCs/>
+        </w:rPr>
+        <w:t>I</w:t>
+      </w:r>
+      <w:r>
+        <w:rPr>
+          <w:rFonts w:ascii="TimesNewRomanPS" w:hAnsi="TimesNewRomanPS"/>
+          <w:b/>
+          <w:bCs/>
+        </w:rPr>
+        <w:t>f receive success</w:t>
+      </w:r>
+      <w:r>
+        <w:rPr>
+          <w:rFonts w:ascii="TimesNewRomanPS" w:hAnsi="TimesNewRomanPS"/>
+          <w:b/>
+          <w:bCs/>
+        </w:rPr>
+        <w:t>fully, you can see</w:t>
+      </w:r>
+      <w:r>
+        <w:rPr>
+          <w:rFonts w:ascii="TimesNewRomanPS" w:hAnsi="TimesNewRomanPS"/>
+          <w:b/>
+          <w:bCs/>
+        </w:rPr>
+        <w:t xml:space="preserve"> </w:t>
+      </w:r>
+      <w:r>
+        <w:rPr>
+          <w:rFonts w:ascii="TimesNewRomanPS" w:hAnsi="TimesNewRomanPS"/>
+          <w:b/>
+          <w:bCs/>
+        </w:rPr>
+        <w:t>confirm</w:t>
+      </w:r>
+      <w:r>
+        <w:rPr>
+          <w:rFonts w:ascii="TimesNewRomanPS" w:hAnsi="TimesNewRomanPS"/>
+          <w:b/>
+          <w:bCs/>
+        </w:rPr>
+        <w:t xml:space="preserve"> message</w:t>
+      </w:r>
+    </w:p>
+    <w:p>
+      <w:pPr>
+        <w:pStyle w:val="Web"/>
+        <w:numPr>
+          <w:ilvl w:val="3"/>
+          <w:numId w:val="7"/>
+        </w:numPr>
+        <w:rPr>
+          <w:rFonts w:ascii="TimesNewRomanPS" w:hAnsi="TimesNewRomanPS"/>
+          <w:b/>
+          <w:bCs/>
+        </w:rPr>
+      </w:pPr>
+      <w:r>
+        <w:rPr>
+          <w:rFonts w:ascii="TimesNewRomanPS" w:hAnsi="TimesNewRomanPS" w:hint="eastAsia"/>
+          <w:b/>
+          <w:bCs/>
+        </w:rPr>
+        <w:lastRenderedPageBreak/>
+        <w:t>S</w:t>
+      </w:r>
+      <w:r>
+        <w:rPr>
+          <w:rFonts w:ascii="TimesNewRomanPS" w:hAnsi="TimesNewRomanPS"/>
+          <w:b/>
+          <w:bCs/>
+        </w:rPr>
+        <w:t>hip Coffee Product</w:t>
+      </w:r>
+    </w:p>
+    <w:p>
+      <w:pPr>
+        <w:pStyle w:val="Web"/>
+        <w:numPr>
+          <w:ilvl w:val="5"/>
+          <w:numId w:val="7"/>
+        </w:numPr>
+        <w:rPr>
+          <w:rFonts w:ascii="TimesNewRomanPS" w:hAnsi="TimesNewRomanPS"/>
+          <w:b/>
+          <w:bCs/>
+        </w:rPr>
+      </w:pPr>
+      <w:r>
+        <w:rPr>
+          <w:rFonts w:ascii="TimesNewRomanPS" w:hAnsi="TimesNewRomanPS" w:hint="eastAsia"/>
+          <w:b/>
+          <w:bCs/>
+        </w:rPr>
+        <w:t>E</w:t>
+      </w:r>
+      <w:r>
+        <w:rPr>
+          <w:rFonts w:ascii="TimesNewRomanPS" w:hAnsi="TimesNewRomanPS"/>
+          <w:b/>
+          <w:bCs/>
+        </w:rPr>
+        <w:t>nter “s” in the system</w:t>
+      </w:r>
+    </w:p>
+    <w:p>
+      <w:pPr>
+        <w:pStyle w:val="Web"/>
+        <w:numPr>
+          <w:ilvl w:val="5"/>
+          <w:numId w:val="7"/>
+        </w:numPr>
+        <w:rPr>
+          <w:rFonts w:ascii="TimesNewRomanPS" w:hAnsi="TimesNewRomanPS"/>
+          <w:b/>
+          <w:bCs/>
+        </w:rPr>
+      </w:pPr>
+      <w:r>
+        <w:rPr>
+          <w:rFonts w:ascii="TimesNewRomanPS" w:hAnsi="TimesNewRomanPS"/>
+          <w:b/>
+          <w:bCs/>
+        </w:rPr>
+        <w:t>Enter code</w:t>
+      </w:r>
+    </w:p>
+    <w:p>
+      <w:pPr>
+        <w:pStyle w:val="Web"/>
+        <w:numPr>
+          <w:ilvl w:val="5"/>
+          <w:numId w:val="7"/>
+        </w:numPr>
+        <w:rPr>
+          <w:rFonts w:ascii="TimesNewRomanPS" w:hAnsi="TimesNewRomanPS"/>
+          <w:b/>
+          <w:bCs/>
+        </w:rPr>
+      </w:pPr>
+      <w:r>
+        <w:rPr>
+          <w:rFonts w:ascii="TimesNewRomanPS" w:hAnsi="TimesNewRomanPS" w:hint="eastAsia"/>
+          <w:b/>
+          <w:bCs/>
+        </w:rPr>
+        <w:t>E</w:t>
+      </w:r>
+      <w:r>
+        <w:rPr>
+          <w:rFonts w:ascii="TimesNewRomanPS" w:hAnsi="TimesNewRomanPS"/>
+          <w:b/>
+          <w:bCs/>
+        </w:rPr>
+        <w:t>nter quantity to ship</w:t>
+      </w:r>
+    </w:p>
+    <w:p>
+      <w:pPr>
+        <w:pStyle w:val="Web"/>
+        <w:numPr>
+          <w:ilvl w:val="5"/>
+          <w:numId w:val="7"/>
+        </w:numPr>
+        <w:rPr>
+          <w:rFonts w:ascii="TimesNewRomanPS" w:hAnsi="TimesNewRomanPS"/>
+          <w:b/>
+          <w:bCs/>
+        </w:rPr>
+      </w:pPr>
+      <w:r>
+        <w:rPr>
+          <w:rFonts w:ascii="TimesNewRomanPS" w:hAnsi="TimesNewRomanPS" w:hint="eastAsia"/>
+          <w:b/>
+          <w:bCs/>
+        </w:rPr>
+        <w:t>I</w:t>
+      </w:r>
+      <w:r>
+        <w:rPr>
+          <w:rFonts w:ascii="TimesNewRomanPS" w:hAnsi="TimesNewRomanPS"/>
+          <w:b/>
+          <w:bCs/>
+        </w:rPr>
+        <w:t xml:space="preserve">f </w:t>
+      </w:r>
+      <w:r>
+        <w:rPr>
+          <w:rFonts w:ascii="TimesNewRomanPS" w:hAnsi="TimesNewRomanPS"/>
+          <w:b/>
+          <w:bCs/>
+        </w:rPr>
+        <w:t>ship</w:t>
+      </w:r>
+      <w:r>
+        <w:rPr>
+          <w:rFonts w:ascii="TimesNewRomanPS" w:hAnsi="TimesNewRomanPS"/>
+          <w:b/>
+          <w:bCs/>
+        </w:rPr>
+        <w:t xml:space="preserve"> successfully, you can see </w:t>
+      </w:r>
+      <w:r>
+        <w:rPr>
+          <w:rFonts w:ascii="TimesNewRomanPS" w:hAnsi="TimesNewRomanPS"/>
+          <w:b/>
+          <w:bCs/>
+        </w:rPr>
+        <w:t>confirm</w:t>
+      </w:r>
+      <w:r>
+        <w:rPr>
+          <w:rFonts w:ascii="TimesNewRomanPS" w:hAnsi="TimesNewRomanPS"/>
+          <w:b/>
+          <w:bCs/>
+        </w:rPr>
+        <w:t xml:space="preserve"> message</w:t>
+      </w:r>
+    </w:p>
+    <w:p>
+      <w:pPr>
+        <w:pStyle w:val="Web"/>
+        <w:numPr>
+          <w:ilvl w:val="3"/>
+          <w:numId w:val="7"/>
+        </w:numPr>
+        <w:rPr>
+          <w:rFonts w:ascii="TimesNewRomanPS" w:hAnsi="TimesNewRomanPS"/>
+          <w:b/>
+          <w:bCs/>
+        </w:rPr>
+      </w:pPr>
+      <w:r>
+        <w:rPr>
+          <w:rFonts w:ascii="TimesNewRomanPS" w:hAnsi="TimesNewRomanPS"/>
+          <w:b/>
+          <w:bCs/>
+        </w:rPr>
+        <w:t>Show the Undo/Redo List</w:t>
+      </w:r>
+    </w:p>
+    <w:p>
+      <w:pPr>
+        <w:pStyle w:val="Web"/>
+        <w:numPr>
+          <w:ilvl w:val="5"/>
+          <w:numId w:val="7"/>
+        </w:numPr>
+        <w:rPr>
+          <w:rFonts w:ascii="TimesNewRomanPS" w:hAnsi="TimesNewRomanPS"/>
+          <w:b/>
+          <w:bCs/>
+        </w:rPr>
+      </w:pPr>
+      <w:r>
+        <w:rPr>
+          <w:rFonts w:ascii="TimesNewRomanPS" w:hAnsi="TimesNewRomanPS" w:hint="eastAsia"/>
+          <w:b/>
+          <w:bCs/>
+        </w:rPr>
+        <w:t>E</w:t>
+      </w:r>
+      <w:r>
+        <w:rPr>
+          <w:rFonts w:ascii="TimesNewRomanPS" w:hAnsi="TimesNewRomanPS"/>
+          <w:b/>
+          <w:bCs/>
+        </w:rPr>
+        <w:t>nter “</w:t>
+      </w:r>
+      <w:proofErr w:type="spellStart"/>
+      <w:r>
+        <w:rPr>
+          <w:rFonts w:ascii="TimesNewRomanPS" w:hAnsi="TimesNewRomanPS"/>
+          <w:b/>
+          <w:bCs/>
+        </w:rPr>
+        <w:t>sl</w:t>
+      </w:r>
+      <w:proofErr w:type="spellEnd"/>
+      <w:r>
+        <w:rPr>
+          <w:rFonts w:ascii="TimesNewRomanPS" w:hAnsi="TimesNewRomanPS"/>
+          <w:b/>
+          <w:bCs/>
+        </w:rPr>
+        <w:t>” in the system</w:t>
+      </w:r>
+    </w:p>
+    <w:p>
+      <w:pPr>
+        <w:pStyle w:val="Web"/>
+        <w:numPr>
+          <w:ilvl w:val="5"/>
+          <w:numId w:val="7"/>
+        </w:numPr>
+        <w:rPr>
+          <w:rFonts w:ascii="TimesNewRomanPS" w:hAnsi="TimesNewRomanPS"/>
+          <w:b/>
+          <w:bCs/>
+        </w:rPr>
+      </w:pPr>
+      <w:r>
+        <w:rPr>
+          <w:rFonts w:ascii="TimesNewRomanPS" w:hAnsi="TimesNewRomanPS" w:hint="eastAsia"/>
+          <w:b/>
+          <w:bCs/>
+        </w:rPr>
+        <w:t>I</w:t>
+      </w:r>
+      <w:r>
+        <w:rPr>
+          <w:rFonts w:ascii="TimesNewRomanPS" w:hAnsi="TimesNewRomanPS"/>
+          <w:b/>
+          <w:bCs/>
+        </w:rPr>
+        <w:t xml:space="preserve">t will show the </w:t>
+      </w:r>
+      <w:r>
+        <w:rPr>
+          <w:rFonts w:ascii="TimesNewRomanPS" w:hAnsi="TimesNewRomanPS"/>
+          <w:b/>
+          <w:bCs/>
+        </w:rPr>
+        <w:t>Undo/Redo List</w:t>
+      </w:r>
+    </w:p>
+    <w:p>
+      <w:pPr>
+        <w:pStyle w:val="Web"/>
+        <w:numPr>
+          <w:ilvl w:val="3"/>
+          <w:numId w:val="7"/>
+        </w:numPr>
+        <w:rPr>
+          <w:rFonts w:ascii="TimesNewRomanPS" w:hAnsi="TimesNewRomanPS"/>
+          <w:b/>
+          <w:bCs/>
+        </w:rPr>
+      </w:pPr>
+      <w:r>
+        <w:rPr>
+          <w:rFonts w:ascii="TimesNewRomanPS" w:hAnsi="TimesNewRomanPS" w:hint="eastAsia"/>
+          <w:b/>
+          <w:bCs/>
+        </w:rPr>
+        <w:t>U</w:t>
+      </w:r>
+      <w:r>
+        <w:rPr>
+          <w:rFonts w:ascii="TimesNewRomanPS" w:hAnsi="TimesNewRomanPS"/>
+          <w:b/>
+          <w:bCs/>
+        </w:rPr>
+        <w:t>ndo Last Command in the Undo List</w:t>
+      </w:r>
+    </w:p>
+    <w:p>
+      <w:pPr>
+        <w:pStyle w:val="Web"/>
+        <w:numPr>
+          <w:ilvl w:val="5"/>
+          <w:numId w:val="7"/>
+        </w:numPr>
+        <w:rPr>
+          <w:rFonts w:ascii="TimesNewRomanPS" w:hAnsi="TimesNewRomanPS"/>
+          <w:b/>
+          <w:bCs/>
+        </w:rPr>
+      </w:pPr>
+      <w:r>
+        <w:rPr>
+          <w:rFonts w:ascii="TimesNewRomanPS" w:hAnsi="TimesNewRomanPS" w:hint="eastAsia"/>
+          <w:b/>
+          <w:bCs/>
+        </w:rPr>
+        <w:t>E</w:t>
+      </w:r>
+      <w:r>
+        <w:rPr>
+          <w:rFonts w:ascii="TimesNewRomanPS" w:hAnsi="TimesNewRomanPS"/>
+          <w:b/>
+          <w:bCs/>
+        </w:rPr>
+        <w:t>nter “u” in the system</w:t>
+      </w:r>
+    </w:p>
+    <w:p>
+      <w:pPr>
+        <w:pStyle w:val="Web"/>
+        <w:numPr>
+          <w:ilvl w:val="5"/>
+          <w:numId w:val="7"/>
+        </w:numPr>
+        <w:rPr>
+          <w:rFonts w:ascii="TimesNewRomanPS" w:hAnsi="TimesNewRomanPS"/>
+          <w:b/>
+          <w:bCs/>
+        </w:rPr>
+      </w:pPr>
+      <w:r>
+        <w:rPr>
+          <w:rFonts w:ascii="TimesNewRomanPS" w:hAnsi="TimesNewRomanPS" w:hint="eastAsia"/>
+          <w:b/>
+          <w:bCs/>
+        </w:rPr>
+        <w:t>I</w:t>
+      </w:r>
+      <w:r>
+        <w:rPr>
+          <w:rFonts w:ascii="TimesNewRomanPS" w:hAnsi="TimesNewRomanPS"/>
+          <w:b/>
+          <w:bCs/>
+        </w:rPr>
+        <w:t xml:space="preserve">f </w:t>
+      </w:r>
+      <w:r>
+        <w:rPr>
+          <w:rFonts w:ascii="TimesNewRomanPS" w:hAnsi="TimesNewRomanPS"/>
+          <w:b/>
+          <w:bCs/>
+        </w:rPr>
+        <w:t>undo</w:t>
+      </w:r>
+      <w:r>
+        <w:rPr>
+          <w:rFonts w:ascii="TimesNewRomanPS" w:hAnsi="TimesNewRomanPS"/>
+          <w:b/>
+          <w:bCs/>
+        </w:rPr>
+        <w:t xml:space="preserve"> successfully, you can see confirm message</w:t>
+      </w:r>
+    </w:p>
+    <w:p>
+      <w:pPr>
+        <w:pStyle w:val="Web"/>
+        <w:numPr>
+          <w:ilvl w:val="3"/>
+          <w:numId w:val="7"/>
+        </w:numPr>
+        <w:rPr>
+          <w:rFonts w:ascii="TimesNewRomanPS" w:hAnsi="TimesNewRomanPS"/>
+          <w:b/>
+          <w:bCs/>
+        </w:rPr>
+      </w:pPr>
+      <w:r>
+        <w:rPr>
+          <w:rFonts w:ascii="TimesNewRomanPS" w:hAnsi="TimesNewRomanPS" w:hint="eastAsia"/>
+          <w:b/>
+          <w:bCs/>
+        </w:rPr>
+        <w:t>U</w:t>
+      </w:r>
+      <w:r>
+        <w:rPr>
+          <w:rFonts w:ascii="TimesNewRomanPS" w:hAnsi="TimesNewRomanPS"/>
+          <w:b/>
+          <w:bCs/>
+        </w:rPr>
+        <w:t xml:space="preserve">ndo </w:t>
+      </w:r>
+      <w:r>
+        <w:rPr>
+          <w:rFonts w:ascii="TimesNewRomanPS" w:hAnsi="TimesNewRomanPS"/>
+          <w:b/>
+          <w:bCs/>
+        </w:rPr>
+        <w:t>Redo</w:t>
+      </w:r>
+      <w:r>
+        <w:rPr>
+          <w:rFonts w:ascii="TimesNewRomanPS" w:hAnsi="TimesNewRomanPS"/>
+          <w:b/>
+          <w:bCs/>
+        </w:rPr>
+        <w:t xml:space="preserve"> Command in the </w:t>
+      </w:r>
+      <w:r>
+        <w:rPr>
+          <w:rFonts w:ascii="TimesNewRomanPS" w:hAnsi="TimesNewRomanPS"/>
+          <w:b/>
+          <w:bCs/>
+        </w:rPr>
+        <w:t>Redo</w:t>
+      </w:r>
+      <w:r>
+        <w:rPr>
+          <w:rFonts w:ascii="TimesNewRomanPS" w:hAnsi="TimesNewRomanPS"/>
+          <w:b/>
+          <w:bCs/>
+        </w:rPr>
+        <w:t xml:space="preserve"> List</w:t>
+      </w:r>
+    </w:p>
+    <w:p>
+      <w:pPr>
+        <w:pStyle w:val="Web"/>
+        <w:numPr>
+          <w:ilvl w:val="5"/>
+          <w:numId w:val="7"/>
+        </w:numPr>
+        <w:rPr>
+          <w:rFonts w:ascii="TimesNewRomanPS" w:hAnsi="TimesNewRomanPS"/>
+          <w:b/>
+          <w:bCs/>
+        </w:rPr>
+      </w:pPr>
+      <w:r>
+        <w:rPr>
+          <w:rFonts w:ascii="TimesNewRomanPS" w:hAnsi="TimesNewRomanPS" w:hint="eastAsia"/>
+          <w:b/>
+          <w:bCs/>
+        </w:rPr>
+        <w:t>E</w:t>
+      </w:r>
+      <w:r>
+        <w:rPr>
+          <w:rFonts w:ascii="TimesNewRomanPS" w:hAnsi="TimesNewRomanPS"/>
+          <w:b/>
+          <w:bCs/>
+        </w:rPr>
+        <w:t>nter “</w:t>
+      </w:r>
+      <w:r>
+        <w:rPr>
+          <w:rFonts w:ascii="TimesNewRomanPS" w:hAnsi="TimesNewRomanPS"/>
+          <w:b/>
+          <w:bCs/>
+        </w:rPr>
+        <w:t>r</w:t>
+      </w:r>
+      <w:r>
+        <w:rPr>
+          <w:rFonts w:ascii="TimesNewRomanPS" w:hAnsi="TimesNewRomanPS"/>
+          <w:b/>
+          <w:bCs/>
+        </w:rPr>
+        <w:t>” in the system</w:t>
+      </w:r>
+    </w:p>
+    <w:p>
+      <w:pPr>
+        <w:pStyle w:val="Web"/>
+        <w:numPr>
+          <w:ilvl w:val="5"/>
+          <w:numId w:val="7"/>
+        </w:numPr>
+        <w:rPr>
+          <w:rFonts w:ascii="TimesNewRomanPS" w:hAnsi="TimesNewRomanPS"/>
+          <w:b/>
+          <w:bCs/>
+        </w:rPr>
+      </w:pPr>
+      <w:r>
+        <w:rPr>
+          <w:rFonts w:ascii="TimesNewRomanPS" w:hAnsi="TimesNewRomanPS" w:hint="eastAsia"/>
+          <w:b/>
+          <w:bCs/>
+        </w:rPr>
+        <w:t>I</w:t>
+      </w:r>
+      <w:r>
+        <w:rPr>
+          <w:rFonts w:ascii="TimesNewRomanPS" w:hAnsi="TimesNewRomanPS"/>
+          <w:b/>
+          <w:bCs/>
+        </w:rPr>
+        <w:t xml:space="preserve">f </w:t>
+      </w:r>
+      <w:r>
+        <w:rPr>
+          <w:rFonts w:ascii="TimesNewRomanPS" w:hAnsi="TimesNewRomanPS"/>
+          <w:b/>
+          <w:bCs/>
+        </w:rPr>
+        <w:t>redo</w:t>
+      </w:r>
+      <w:r>
+        <w:rPr>
+          <w:rFonts w:ascii="TimesNewRomanPS" w:hAnsi="TimesNewRomanPS"/>
+          <w:b/>
+          <w:bCs/>
+        </w:rPr>
+        <w:t xml:space="preserve"> successfully, you can see confirm message</w:t>
+      </w:r>
+    </w:p>
+    <w:p>
+      <w:pPr>
+        <w:pStyle w:val="Web"/>
+        <w:numPr>
+          <w:ilvl w:val="3"/>
+          <w:numId w:val="7"/>
+        </w:numPr>
+        <w:rPr>
+          <w:rFonts w:ascii="TimesNewRomanPS" w:hAnsi="TimesNewRomanPS"/>
+          <w:b/>
+          <w:bCs/>
+        </w:rPr>
+      </w:pPr>
+      <w:r>
+        <w:rPr>
+          <w:rFonts w:ascii="TimesNewRomanPS" w:hAnsi="TimesNewRomanPS"/>
+          <w:b/>
+          <w:bCs/>
+        </w:rPr>
+        <w:t>Exit the system</w:t>
+      </w:r>
+    </w:p>
+    <w:p>
+      <w:pPr>
+        <w:pStyle w:val="Web"/>
+        <w:numPr>
+          <w:ilvl w:val="5"/>
+          <w:numId w:val="7"/>
+        </w:numPr>
+        <w:rPr>
+          <w:rFonts w:ascii="TimesNewRomanPS" w:hAnsi="TimesNewRomanPS"/>
+          <w:b/>
+          <w:bCs/>
+        </w:rPr>
+      </w:pPr>
+      <w:r>
+        <w:rPr>
+          <w:rFonts w:ascii="TimesNewRomanPS" w:hAnsi="TimesNewRomanPS" w:hint="eastAsia"/>
+          <w:b/>
+          <w:bCs/>
+        </w:rPr>
+        <w:t>E</w:t>
+      </w:r>
+      <w:r>
+        <w:rPr>
+          <w:rFonts w:ascii="TimesNewRomanPS" w:hAnsi="TimesNewRomanPS"/>
+          <w:b/>
+          <w:bCs/>
+        </w:rPr>
+        <w:t>nter “x” in the system</w:t>
+      </w:r>
+    </w:p>
+    <w:p>
+      <w:pPr>
+        <w:pStyle w:val="Web"/>
+        <w:numPr>
+          <w:ilvl w:val="5"/>
+          <w:numId w:val="7"/>
+        </w:numPr>
+        <w:rPr>
+          <w:rFonts w:ascii="TimesNewRomanPS" w:hAnsi="TimesNewRomanPS"/>
+          <w:b/>
+          <w:bCs/>
+        </w:rPr>
+      </w:pPr>
+      <w:r>
+        <w:rPr>
+          <w:rFonts w:ascii="TimesNewRomanPS" w:hAnsi="TimesNewRomanPS"/>
+          <w:b/>
+          <w:bCs/>
+        </w:rPr>
+        <w:t>You will exit the system imm</w:t>
+      </w:r>
+      <w:r>
+        <w:rPr>
+          <w:rFonts w:ascii="TimesNewRomanPS" w:hAnsi="TimesNewRomanPS"/>
+          <w:b/>
+          <w:bCs/>
+        </w:rPr>
+        <w:t>ediately</w:t>
+      </w:r>
+    </w:p>
+    <w:p>
+      <w:pPr>
+        <w:pStyle w:val="Web"/>
+        <w:ind w:left="2160"/>
+        <w:rPr>
+          <w:rFonts w:ascii="TimesNewRomanPS" w:hAnsi="TimesNewRomanPS"/>
+          <w:b/>
+          <w:bCs/>
+        </w:rPr>
+      </w:pPr>
+    </w:p>
+    <w:p>
+      <w:pPr>
+        <w:pStyle w:val="Web"/>
+        <w:ind w:left="1320"/>
+        <w:rPr>
+          <w:rFonts w:ascii="TimesNewRomanPS" w:hAnsi="TimesNewRomanPS" w:hint="eastAsia"/>
+          <w:b/>
+          <w:bCs/>
+        </w:rPr>
+      </w:pPr>
+      <w:r>
+        <w:rPr>
+          <w:rFonts w:ascii="TimesNewRomanPS" w:hAnsi="TimesNewRomanPS"/>
+          <w:b/>
+          <w:bCs/>
+        </w:rPr>
+        <w:tab/>
+      </w:r>
+      <w:r>
+        <w:rPr>
+          <w:rFonts w:ascii="TimesNewRomanPS" w:hAnsi="TimesNewRomanPS"/>
+          <w:b/>
+          <w:bCs/>
+        </w:rPr>
+        <w:tab/>
       </w:r>
     </w:p>
     <w:p>
@@ -405,37 +1997,5499 @@
           <w:ilvl w:val="0"/>
           <w:numId w:val="7"/>
         </w:numPr>
-        <w:rPr>
-          <w:rFonts w:ascii="TimesNewRomanPS" w:hAnsi="TimesNewRomanPS"/>
-          <w:b/>
-          <w:bCs/>
-        </w:rPr>
-      </w:pPr>
-      <w:r>
-        <w:rPr>
-          <w:rFonts w:ascii="TimesNewRomanPS" w:hAnsi="TimesNewRomanPS"/>
-          <w:b/>
-          <w:bCs/>
-        </w:rPr>
-        <w:t>User Guide</w:t>
-      </w:r>
+      </w:pPr>
+      <w:r>
+        <w:rPr>
+          <w:rFonts w:ascii="TimesNewRomanPS" w:hAnsi="TimesNewRomanPS"/>
+          <w:b/>
+          <w:bCs/>
+        </w:rPr>
+        <w:t xml:space="preserve">Test Plan and Test Cases </w:t>
+      </w:r>
+    </w:p>
+    <w:tbl>
+      <w:tblPr>
+        <w:tblStyle w:val="a4"/>
+        <w:tblW w:w="0" w:type="auto"/>
+        <w:tblInd w:w="1320" w:type="dxa"/>
+        <w:tblLook w:val="04A0" w:firstRow="1" w:lastRow="0" w:firstColumn="1" w:lastColumn="0" w:noHBand="0" w:noVBand="1"/>
+      </w:tblPr>
+      <w:tblGrid>
+        <w:gridCol w:w="3441"/>
+        <w:gridCol w:w="3529"/>
+      </w:tblGrid>
+      <w:tr>
+        <w:tc>
+          <w:tcPr>
+            <w:tcW w:w="4145" w:type="dxa"/>
+          </w:tcPr>
+          <w:p>
+            <w:pPr>
+              <w:pStyle w:val="Web"/>
+              <w:rPr>
+                <w:rFonts w:hint="eastAsia"/>
+              </w:rPr>
+            </w:pPr>
+            <w:r>
+              <w:t>Data:</w:t>
+            </w:r>
+          </w:p>
+        </w:tc>
+        <w:tc>
+          <w:tcPr>
+            <w:tcW w:w="4145" w:type="dxa"/>
+          </w:tcPr>
+          <w:p>
+            <w:pPr>
+              <w:pStyle w:val="Web"/>
+            </w:pPr>
+            <w:r>
+              <w:t>a</w:t>
+            </w:r>
+          </w:p>
+          <w:p>
+            <w:pPr>
+              <w:pStyle w:val="Web"/>
+            </w:pPr>
+            <w:r>
+              <w:t>cc</w:t>
+            </w:r>
+          </w:p>
+          <w:p>
+            <w:pPr>
+              <w:pStyle w:val="Web"/>
+            </w:pPr>
+            <w:r>
+              <w:t>1001, Premium Coffee Candy, 50, 15</w:t>
+            </w:r>
+          </w:p>
+          <w:p>
+            <w:pPr>
+              <w:pStyle w:val="Web"/>
+            </w:pPr>
+            <w:r>
+              <w:t>a</w:t>
+            </w:r>
+          </w:p>
+          <w:p>
+            <w:pPr>
+              <w:pStyle w:val="Web"/>
+            </w:pPr>
+            <w:r>
+              <w:t>cp</w:t>
+            </w:r>
+          </w:p>
+          <w:p>
+            <w:pPr>
+              <w:pStyle w:val="Web"/>
+            </w:pPr>
+            <w:r>
+              <w:t>2001, Colombia Coffee, 250</w:t>
+            </w:r>
+          </w:p>
+          <w:p>
+            <w:pPr>
+              <w:pStyle w:val="Web"/>
+            </w:pPr>
+            <w:r>
+              <w:t>v</w:t>
+            </w:r>
+          </w:p>
+          <w:p>
+            <w:pPr>
+              <w:pStyle w:val="Web"/>
+            </w:pPr>
+            <w:r>
+              <w:t>1001</w:t>
+            </w:r>
+          </w:p>
+          <w:p>
+            <w:pPr>
+              <w:pStyle w:val="Web"/>
+            </w:pPr>
+            <w:r>
+              <w:lastRenderedPageBreak/>
+              <w:t>v</w:t>
+            </w:r>
+          </w:p>
+          <w:p>
+            <w:pPr>
+              <w:pStyle w:val="Web"/>
+            </w:pPr>
+            <w:r>
+              <w:t>*</w:t>
+            </w:r>
+          </w:p>
+          <w:p>
+            <w:pPr>
+              <w:pStyle w:val="Web"/>
+            </w:pPr>
+            <w:r>
+              <w:t>c</w:t>
+            </w:r>
+          </w:p>
+          <w:p>
+            <w:pPr>
+              <w:pStyle w:val="Web"/>
+            </w:pPr>
+            <w:r>
+              <w:t>1001</w:t>
+            </w:r>
+          </w:p>
+          <w:p>
+            <w:pPr>
+              <w:pStyle w:val="Web"/>
+            </w:pPr>
+            <w:r>
+              <w:t>150</w:t>
+            </w:r>
+          </w:p>
+          <w:p>
+            <w:pPr>
+              <w:pStyle w:val="Web"/>
+            </w:pPr>
+            <w:r>
+              <w:t>c</w:t>
+            </w:r>
+          </w:p>
+          <w:p>
+            <w:pPr>
+              <w:pStyle w:val="Web"/>
+            </w:pPr>
+            <w:r>
+              <w:t>2001</w:t>
+            </w:r>
+          </w:p>
+          <w:p>
+            <w:pPr>
+              <w:pStyle w:val="Web"/>
+            </w:pPr>
+            <w:r>
+              <w:t>100</w:t>
+            </w:r>
+          </w:p>
+          <w:p>
+            <w:pPr>
+              <w:pStyle w:val="Web"/>
+            </w:pPr>
+            <w:r>
+              <w:t>v</w:t>
+            </w:r>
+          </w:p>
+          <w:p>
+            <w:pPr>
+              <w:pStyle w:val="Web"/>
+            </w:pPr>
+            <w:r>
+              <w:t>*</w:t>
+            </w:r>
+          </w:p>
+          <w:p>
+            <w:pPr>
+              <w:pStyle w:val="Web"/>
+            </w:pPr>
+            <w:r>
+              <w:t>s</w:t>
+            </w:r>
+          </w:p>
+          <w:p>
+            <w:pPr>
+              <w:pStyle w:val="Web"/>
+            </w:pPr>
+            <w:r>
+              <w:t>1001</w:t>
+            </w:r>
+          </w:p>
+          <w:p>
+            <w:pPr>
+              <w:pStyle w:val="Web"/>
+            </w:pPr>
+            <w:r>
+              <w:t>50</w:t>
+            </w:r>
+          </w:p>
+          <w:p>
+            <w:pPr>
+              <w:pStyle w:val="Web"/>
+            </w:pPr>
+            <w:r>
+              <w:t>s</w:t>
+            </w:r>
+          </w:p>
+          <w:p>
+            <w:pPr>
+              <w:pStyle w:val="Web"/>
+            </w:pPr>
+            <w:r>
+              <w:t>2001</w:t>
+            </w:r>
+          </w:p>
+          <w:p>
+            <w:pPr>
+              <w:pStyle w:val="Web"/>
+            </w:pPr>
+            <w:r>
+              <w:t>20</w:t>
+            </w:r>
+          </w:p>
+          <w:p>
+            <w:pPr>
+              <w:pStyle w:val="Web"/>
+            </w:pPr>
+            <w:r>
+              <w:t>v</w:t>
+            </w:r>
+          </w:p>
+          <w:p>
+            <w:pPr>
+              <w:pStyle w:val="Web"/>
+            </w:pPr>
+            <w:r>
+              <w:t>*</w:t>
+            </w:r>
+          </w:p>
+          <w:p>
+            <w:pPr>
+              <w:pStyle w:val="Web"/>
+            </w:pPr>
+            <w:r>
+              <w:t>s</w:t>
+            </w:r>
+          </w:p>
+          <w:p>
+            <w:pPr>
+              <w:pStyle w:val="Web"/>
+            </w:pPr>
+            <w:r>
+              <w:t>1001</w:t>
+            </w:r>
+          </w:p>
+          <w:p>
+            <w:pPr>
+              <w:pStyle w:val="Web"/>
+            </w:pPr>
+            <w:r>
+              <w:t>200</w:t>
+            </w:r>
+          </w:p>
+          <w:p>
+            <w:pPr>
+              <w:pStyle w:val="Web"/>
+            </w:pPr>
+            <w:proofErr w:type="spellStart"/>
+            <w:r>
+              <w:lastRenderedPageBreak/>
+              <w:t>sl</w:t>
+            </w:r>
+            <w:proofErr w:type="spellEnd"/>
+          </w:p>
+          <w:p>
+            <w:pPr>
+              <w:pStyle w:val="Web"/>
+            </w:pPr>
+            <w:r>
+              <w:t>u</w:t>
+            </w:r>
+          </w:p>
+          <w:p>
+            <w:pPr>
+              <w:pStyle w:val="Web"/>
+            </w:pPr>
+            <w:proofErr w:type="spellStart"/>
+            <w:r>
+              <w:t>sl</w:t>
+            </w:r>
+            <w:proofErr w:type="spellEnd"/>
+          </w:p>
+          <w:p>
+            <w:pPr>
+              <w:pStyle w:val="Web"/>
+            </w:pPr>
+            <w:r>
+              <w:t>u</w:t>
+            </w:r>
+          </w:p>
+          <w:p>
+            <w:pPr>
+              <w:pStyle w:val="Web"/>
+            </w:pPr>
+            <w:r>
+              <w:t>v</w:t>
+            </w:r>
+          </w:p>
+          <w:p>
+            <w:pPr>
+              <w:pStyle w:val="Web"/>
+            </w:pPr>
+            <w:r>
+              <w:t>*</w:t>
+            </w:r>
+          </w:p>
+          <w:p>
+            <w:pPr>
+              <w:pStyle w:val="Web"/>
+            </w:pPr>
+            <w:proofErr w:type="spellStart"/>
+            <w:r>
+              <w:t>sl</w:t>
+            </w:r>
+            <w:proofErr w:type="spellEnd"/>
+          </w:p>
+          <w:p>
+            <w:pPr>
+              <w:pStyle w:val="Web"/>
+            </w:pPr>
+            <w:r>
+              <w:t>r</w:t>
+            </w:r>
+          </w:p>
+          <w:p>
+            <w:pPr>
+              <w:pStyle w:val="Web"/>
+            </w:pPr>
+            <w:r>
+              <w:t>v</w:t>
+            </w:r>
+          </w:p>
+          <w:p>
+            <w:pPr>
+              <w:pStyle w:val="Web"/>
+            </w:pPr>
+            <w:r>
+              <w:t>*</w:t>
+            </w:r>
+          </w:p>
+          <w:p>
+            <w:pPr>
+              <w:pStyle w:val="Web"/>
+            </w:pPr>
+            <w:proofErr w:type="spellStart"/>
+            <w:r>
+              <w:t>sl</w:t>
+            </w:r>
+            <w:proofErr w:type="spellEnd"/>
+          </w:p>
+          <w:p>
+            <w:pPr>
+              <w:pStyle w:val="Web"/>
+              <w:rPr>
+                <w:rFonts w:hint="eastAsia"/>
+              </w:rPr>
+            </w:pPr>
+            <w:r>
+              <w:t>x</w:t>
+            </w:r>
+          </w:p>
+        </w:tc>
+      </w:tr>
+    </w:tbl>
+    <w:p>
+      <w:pPr>
+        <w:pStyle w:val="Web"/>
+        <w:ind w:left="1320"/>
+      </w:pPr>
+      <w:r>
+        <w:lastRenderedPageBreak/>
+        <w:t>Result:</w:t>
+      </w:r>
+    </w:p>
+    <w:tbl>
+      <w:tblPr>
+        <w:tblStyle w:val="a4"/>
+        <w:tblW w:w="0" w:type="auto"/>
+        <w:tblInd w:w="1320" w:type="dxa"/>
+        <w:tblLook w:val="04A0" w:firstRow="1" w:lastRow="0" w:firstColumn="1" w:lastColumn="0" w:noHBand="0" w:noVBand="1"/>
+      </w:tblPr>
+      <w:tblGrid>
+        <w:gridCol w:w="1510"/>
+        <w:gridCol w:w="5460"/>
+      </w:tblGrid>
+      <w:tr>
+        <w:tc>
+          <w:tcPr>
+            <w:tcW w:w="1510" w:type="dxa"/>
+          </w:tcPr>
+          <w:p>
+            <w:pPr>
+              <w:pStyle w:val="Web"/>
+              <w:rPr>
+                <w:rFonts w:hint="eastAsia"/>
+              </w:rPr>
+            </w:pPr>
+            <w:r>
+              <w:rPr>
+                <w:rFonts w:hint="eastAsia"/>
+              </w:rPr>
+              <w:t>M</w:t>
+            </w:r>
+            <w:r>
+              <w:t>y Output</w:t>
+            </w:r>
+          </w:p>
+        </w:tc>
+        <w:tc>
+          <w:tcPr>
+            <w:tcW w:w="5460" w:type="dxa"/>
+          </w:tcPr>
+          <w:p>
+            <w:pPr>
+              <w:pStyle w:val="Web"/>
+            </w:pPr>
+            <w:r>
+              <w:t>Coffee Inventory Management System</w:t>
+            </w:r>
+          </w:p>
+          <w:p>
+            <w:pPr>
+              <w:pStyle w:val="Web"/>
+            </w:pPr>
+            <w:r>
+              <w:t xml:space="preserve">Please enter command: [a | v | c | s | u | r | </w:t>
+            </w:r>
+            <w:proofErr w:type="spellStart"/>
+            <w:r>
+              <w:t>sl</w:t>
+            </w:r>
+            <w:proofErr w:type="spellEnd"/>
+            <w:r>
+              <w:t xml:space="preserve"> | x]</w:t>
+            </w:r>
+          </w:p>
+          <w:p>
+            <w:pPr>
+              <w:pStyle w:val="Web"/>
+            </w:pPr>
+            <w:r>
+              <w:t>a = add product, v = view products, c = collect product, s = ship product,</w:t>
+            </w:r>
+          </w:p>
+          <w:p>
+            <w:pPr>
+              <w:pStyle w:val="Web"/>
+            </w:pPr>
+            <w:r>
+              <w:t xml:space="preserve">u = undo, r = redo, </w:t>
+            </w:r>
+            <w:proofErr w:type="spellStart"/>
+            <w:r>
+              <w:t>sl</w:t>
+            </w:r>
+            <w:proofErr w:type="spellEnd"/>
+            <w:r>
+              <w:t xml:space="preserve"> = show list undo/redo, x = exit system</w:t>
+            </w:r>
+          </w:p>
+          <w:p>
+            <w:pPr>
+              <w:pStyle w:val="Web"/>
+            </w:pPr>
+          </w:p>
+          <w:p>
+            <w:pPr>
+              <w:pStyle w:val="Web"/>
+            </w:pPr>
+            <w:r>
+              <w:t>Enter Coffee type (cc=Coffee Candy/cp=Coffee Powder):</w:t>
+            </w:r>
+          </w:p>
+          <w:p>
+            <w:pPr>
+              <w:pStyle w:val="Web"/>
+            </w:pPr>
+            <w:r>
+              <w:lastRenderedPageBreak/>
+              <w:t>Enter product id, name, number of candy and calories per candy:</w:t>
+            </w:r>
+          </w:p>
+          <w:p>
+            <w:pPr>
+              <w:pStyle w:val="Web"/>
+            </w:pPr>
+            <w:r>
+              <w:t>New product record created.</w:t>
+            </w:r>
+          </w:p>
+          <w:p>
+            <w:pPr>
+              <w:pStyle w:val="Web"/>
+            </w:pPr>
+          </w:p>
+          <w:p>
+            <w:pPr>
+              <w:pStyle w:val="Web"/>
+            </w:pPr>
+            <w:r>
+              <w:t>Coffee Inventory Management System</w:t>
+            </w:r>
+          </w:p>
+          <w:p>
+            <w:pPr>
+              <w:pStyle w:val="Web"/>
+            </w:pPr>
+            <w:r>
+              <w:t xml:space="preserve">Please enter command: [a | v | c | s | u | r | </w:t>
+            </w:r>
+            <w:proofErr w:type="spellStart"/>
+            <w:r>
+              <w:t>sl</w:t>
+            </w:r>
+            <w:proofErr w:type="spellEnd"/>
+            <w:r>
+              <w:t xml:space="preserve"> | x]</w:t>
+            </w:r>
+          </w:p>
+          <w:p>
+            <w:pPr>
+              <w:pStyle w:val="Web"/>
+            </w:pPr>
+            <w:r>
+              <w:t>a = add product, v = view products, c = collect product, s = ship product,</w:t>
+            </w:r>
+          </w:p>
+          <w:p>
+            <w:pPr>
+              <w:pStyle w:val="Web"/>
+            </w:pPr>
+            <w:r>
+              <w:t xml:space="preserve">u = undo, r = redo, </w:t>
+            </w:r>
+            <w:proofErr w:type="spellStart"/>
+            <w:r>
+              <w:t>sl</w:t>
+            </w:r>
+            <w:proofErr w:type="spellEnd"/>
+            <w:r>
+              <w:t xml:space="preserve"> = show list undo/redo, x = exit system</w:t>
+            </w:r>
+          </w:p>
+          <w:p>
+            <w:pPr>
+              <w:pStyle w:val="Web"/>
+            </w:pPr>
+          </w:p>
+          <w:p>
+            <w:pPr>
+              <w:pStyle w:val="Web"/>
+            </w:pPr>
+            <w:r>
+              <w:t>Enter Coffee type (cc=Coffee Candy/cp=Coffee Powder):</w:t>
+            </w:r>
+          </w:p>
+          <w:p>
+            <w:pPr>
+              <w:pStyle w:val="Web"/>
+            </w:pPr>
+            <w:r>
+              <w:t>Enter product id, name and weight(g):</w:t>
+            </w:r>
+          </w:p>
+          <w:p>
+            <w:pPr>
+              <w:pStyle w:val="Web"/>
+            </w:pPr>
+            <w:r>
+              <w:t>New product record created.</w:t>
+            </w:r>
+          </w:p>
+          <w:p>
+            <w:pPr>
+              <w:pStyle w:val="Web"/>
+            </w:pPr>
+          </w:p>
+          <w:p>
+            <w:pPr>
+              <w:pStyle w:val="Web"/>
+            </w:pPr>
+            <w:r>
+              <w:t>Coffee Inventory Management System</w:t>
+            </w:r>
+          </w:p>
+          <w:p>
+            <w:pPr>
+              <w:pStyle w:val="Web"/>
+            </w:pPr>
+            <w:r>
+              <w:t xml:space="preserve">Please enter command: [a | v | c | s | u | r | </w:t>
+            </w:r>
+            <w:proofErr w:type="spellStart"/>
+            <w:r>
+              <w:t>sl</w:t>
+            </w:r>
+            <w:proofErr w:type="spellEnd"/>
+            <w:r>
+              <w:t xml:space="preserve"> | x]</w:t>
+            </w:r>
+          </w:p>
+          <w:p>
+            <w:pPr>
+              <w:pStyle w:val="Web"/>
+            </w:pPr>
+            <w:r>
+              <w:t>a = add product, v = view products, c = collect product, s = ship product,</w:t>
+            </w:r>
+          </w:p>
+          <w:p>
+            <w:pPr>
+              <w:pStyle w:val="Web"/>
+            </w:pPr>
+            <w:r>
+              <w:t xml:space="preserve">u = undo, r = redo, </w:t>
+            </w:r>
+            <w:proofErr w:type="spellStart"/>
+            <w:r>
+              <w:t>sl</w:t>
+            </w:r>
+            <w:proofErr w:type="spellEnd"/>
+            <w:r>
+              <w:t xml:space="preserve"> = show list undo/redo, x = exit system</w:t>
+            </w:r>
+          </w:p>
+          <w:p>
+            <w:pPr>
+              <w:pStyle w:val="Web"/>
+            </w:pPr>
+          </w:p>
+          <w:p>
+            <w:pPr>
+              <w:pStyle w:val="Web"/>
+            </w:pPr>
+            <w:r>
+              <w:t>Enter product id (* to show all):</w:t>
+            </w:r>
+          </w:p>
+          <w:p>
+            <w:pPr>
+              <w:pStyle w:val="Web"/>
+            </w:pPr>
+          </w:p>
+          <w:p>
+            <w:pPr>
+              <w:pStyle w:val="Web"/>
+            </w:pPr>
+            <w:r>
+              <w:t>Product information</w:t>
+            </w:r>
+          </w:p>
+          <w:p>
+            <w:pPr>
+              <w:pStyle w:val="Web"/>
+            </w:pPr>
+            <w:r>
+              <w:t>ID: 1001</w:t>
+            </w:r>
+          </w:p>
+          <w:p>
+            <w:pPr>
+              <w:pStyle w:val="Web"/>
+            </w:pPr>
+            <w:r>
+              <w:t>Name:  Premium Coffee Candy</w:t>
+            </w:r>
+          </w:p>
+          <w:p>
+            <w:pPr>
+              <w:pStyle w:val="Web"/>
+            </w:pPr>
+            <w:r>
+              <w:t>Quantity: 0</w:t>
+            </w:r>
+          </w:p>
+          <w:p>
+            <w:pPr>
+              <w:pStyle w:val="Web"/>
+            </w:pPr>
+            <w:r>
+              <w:t>Number of candies per package: 50</w:t>
+            </w:r>
+          </w:p>
+          <w:p>
+            <w:pPr>
+              <w:pStyle w:val="Web"/>
+            </w:pPr>
+            <w:r>
+              <w:t>Calories Per candy: 15</w:t>
+            </w:r>
+          </w:p>
+          <w:p>
+            <w:pPr>
+              <w:pStyle w:val="Web"/>
+            </w:pPr>
+          </w:p>
+          <w:p>
+            <w:pPr>
+              <w:pStyle w:val="Web"/>
+            </w:pPr>
+          </w:p>
+          <w:p>
+            <w:pPr>
+              <w:pStyle w:val="Web"/>
+            </w:pPr>
+            <w:r>
+              <w:t>Coffee Inventory Management System</w:t>
+            </w:r>
+          </w:p>
+          <w:p>
+            <w:pPr>
+              <w:pStyle w:val="Web"/>
+            </w:pPr>
+            <w:r>
+              <w:t xml:space="preserve">Please enter command: [a | v | c | s | u | r | </w:t>
+            </w:r>
+            <w:proofErr w:type="spellStart"/>
+            <w:r>
+              <w:t>sl</w:t>
+            </w:r>
+            <w:proofErr w:type="spellEnd"/>
+            <w:r>
+              <w:t xml:space="preserve"> | x]</w:t>
+            </w:r>
+          </w:p>
+          <w:p>
+            <w:pPr>
+              <w:pStyle w:val="Web"/>
+            </w:pPr>
+            <w:r>
+              <w:t>a = add product, v = view products, c = collect product, s = ship product,</w:t>
+            </w:r>
+          </w:p>
+          <w:p>
+            <w:pPr>
+              <w:pStyle w:val="Web"/>
+            </w:pPr>
+            <w:r>
+              <w:t xml:space="preserve">u = undo, r = redo, </w:t>
+            </w:r>
+            <w:proofErr w:type="spellStart"/>
+            <w:r>
+              <w:t>sl</w:t>
+            </w:r>
+            <w:proofErr w:type="spellEnd"/>
+            <w:r>
+              <w:t xml:space="preserve"> = show list undo/redo, x = exit system</w:t>
+            </w:r>
+          </w:p>
+          <w:p>
+            <w:pPr>
+              <w:pStyle w:val="Web"/>
+            </w:pPr>
+          </w:p>
+          <w:p>
+            <w:pPr>
+              <w:pStyle w:val="Web"/>
+            </w:pPr>
+            <w:r>
+              <w:t>Enter product id (* to show all):</w:t>
+            </w:r>
+          </w:p>
+          <w:p>
+            <w:pPr>
+              <w:pStyle w:val="Web"/>
+            </w:pPr>
+          </w:p>
+          <w:p>
+            <w:pPr>
+              <w:pStyle w:val="Web"/>
+            </w:pPr>
+            <w:r>
+              <w:t>Coffee Product information</w:t>
+            </w:r>
+          </w:p>
+          <w:p>
+            <w:pPr>
+              <w:pStyle w:val="Web"/>
+            </w:pPr>
+            <w:r>
+              <w:t>ID</w:t>
+            </w:r>
+            <w:r>
+              <w:tab/>
+              <w:t>Name</w:t>
+            </w:r>
+            <w:r>
+              <w:tab/>
+              <w:t>Quantity</w:t>
+            </w:r>
+            <w:r>
+              <w:tab/>
+              <w:t>Other Info</w:t>
+            </w:r>
+          </w:p>
+          <w:p>
+            <w:pPr>
+              <w:pStyle w:val="Web"/>
+            </w:pPr>
+            <w:r>
+              <w:t>1001</w:t>
+            </w:r>
+            <w:r>
+              <w:tab/>
+              <w:t xml:space="preserve"> Premium Coffee Candy</w:t>
+            </w:r>
+            <w:r>
+              <w:tab/>
+              <w:t>0</w:t>
+            </w:r>
+            <w:r>
+              <w:tab/>
+              <w:t>50 candy per package (15 calories each)</w:t>
+            </w:r>
+          </w:p>
+          <w:p>
+            <w:pPr>
+              <w:pStyle w:val="Web"/>
+            </w:pPr>
+            <w:r>
+              <w:t>2001</w:t>
+            </w:r>
+            <w:r>
+              <w:tab/>
+              <w:t xml:space="preserve"> Colombia Coffee</w:t>
+            </w:r>
+            <w:r>
+              <w:tab/>
+              <w:t>0</w:t>
+            </w:r>
+            <w:r>
+              <w:tab/>
+              <w:t>250.0g</w:t>
+            </w:r>
+          </w:p>
+          <w:p>
+            <w:pPr>
+              <w:pStyle w:val="Web"/>
+            </w:pPr>
+          </w:p>
+          <w:p>
+            <w:pPr>
+              <w:pStyle w:val="Web"/>
+            </w:pPr>
+            <w:r>
+              <w:t>Coffee Inventory Management System</w:t>
+            </w:r>
+          </w:p>
+          <w:p>
+            <w:pPr>
+              <w:pStyle w:val="Web"/>
+            </w:pPr>
+            <w:r>
+              <w:t xml:space="preserve">Please enter command: [a | v | c | s | u | r | </w:t>
+            </w:r>
+            <w:proofErr w:type="spellStart"/>
+            <w:r>
+              <w:t>sl</w:t>
+            </w:r>
+            <w:proofErr w:type="spellEnd"/>
+            <w:r>
+              <w:t xml:space="preserve"> | x]</w:t>
+            </w:r>
+          </w:p>
+          <w:p>
+            <w:pPr>
+              <w:pStyle w:val="Web"/>
+            </w:pPr>
+            <w:r>
+              <w:t>a = add product, v = view products, c = collect product, s = ship product,</w:t>
+            </w:r>
+          </w:p>
+          <w:p>
+            <w:pPr>
+              <w:pStyle w:val="Web"/>
+            </w:pPr>
+            <w:r>
+              <w:t xml:space="preserve">u = undo, r = redo, </w:t>
+            </w:r>
+            <w:proofErr w:type="spellStart"/>
+            <w:r>
+              <w:t>sl</w:t>
+            </w:r>
+            <w:proofErr w:type="spellEnd"/>
+            <w:r>
+              <w:t xml:space="preserve"> = show list undo/redo, x = exit system</w:t>
+            </w:r>
+          </w:p>
+          <w:p>
+            <w:pPr>
+              <w:pStyle w:val="Web"/>
+            </w:pPr>
+          </w:p>
+          <w:p>
+            <w:pPr>
+              <w:pStyle w:val="Web"/>
+            </w:pPr>
+            <w:r>
+              <w:t>Enter code:</w:t>
+            </w:r>
+          </w:p>
+          <w:p>
+            <w:pPr>
+              <w:pStyle w:val="Web"/>
+            </w:pPr>
+            <w:r>
+              <w:t>Quantity to receive:</w:t>
+            </w:r>
+          </w:p>
+          <w:p>
+            <w:pPr>
+              <w:pStyle w:val="Web"/>
+            </w:pPr>
+            <w:r>
+              <w:t xml:space="preserve">Received 150 packs </w:t>
+            </w:r>
+            <w:proofErr w:type="gramStart"/>
+            <w:r>
+              <w:t>of  Premium</w:t>
+            </w:r>
+            <w:proofErr w:type="gramEnd"/>
+            <w:r>
+              <w:t xml:space="preserve"> Coffee Candy. Current quantity is 150.</w:t>
+            </w:r>
+          </w:p>
+          <w:p>
+            <w:pPr>
+              <w:pStyle w:val="Web"/>
+            </w:pPr>
+          </w:p>
+          <w:p>
+            <w:pPr>
+              <w:pStyle w:val="Web"/>
+            </w:pPr>
+            <w:r>
+              <w:t>Coffee Inventory Management System</w:t>
+            </w:r>
+          </w:p>
+          <w:p>
+            <w:pPr>
+              <w:pStyle w:val="Web"/>
+            </w:pPr>
+            <w:r>
+              <w:t xml:space="preserve">Please enter command: [a | v | c | s | u | r | </w:t>
+            </w:r>
+            <w:proofErr w:type="spellStart"/>
+            <w:r>
+              <w:t>sl</w:t>
+            </w:r>
+            <w:proofErr w:type="spellEnd"/>
+            <w:r>
+              <w:t xml:space="preserve"> | x]</w:t>
+            </w:r>
+          </w:p>
+          <w:p>
+            <w:pPr>
+              <w:pStyle w:val="Web"/>
+            </w:pPr>
+            <w:r>
+              <w:t>a = add product, v = view products, c = collect product, s = ship product,</w:t>
+            </w:r>
+          </w:p>
+          <w:p>
+            <w:pPr>
+              <w:pStyle w:val="Web"/>
+            </w:pPr>
+            <w:r>
+              <w:t xml:space="preserve">u = undo, r = redo, </w:t>
+            </w:r>
+            <w:proofErr w:type="spellStart"/>
+            <w:r>
+              <w:t>sl</w:t>
+            </w:r>
+            <w:proofErr w:type="spellEnd"/>
+            <w:r>
+              <w:t xml:space="preserve"> = show list undo/redo, x = exit system</w:t>
+            </w:r>
+          </w:p>
+          <w:p>
+            <w:pPr>
+              <w:pStyle w:val="Web"/>
+            </w:pPr>
+          </w:p>
+          <w:p>
+            <w:pPr>
+              <w:pStyle w:val="Web"/>
+            </w:pPr>
+            <w:r>
+              <w:t>Enter code:</w:t>
+            </w:r>
+          </w:p>
+          <w:p>
+            <w:pPr>
+              <w:pStyle w:val="Web"/>
+            </w:pPr>
+            <w:r>
+              <w:t>Quantity to receive:</w:t>
+            </w:r>
+          </w:p>
+          <w:p>
+            <w:pPr>
+              <w:pStyle w:val="Web"/>
+            </w:pPr>
+            <w:r>
+              <w:t xml:space="preserve">Received 100 packs </w:t>
+            </w:r>
+            <w:proofErr w:type="gramStart"/>
+            <w:r>
+              <w:t>of  Colombia</w:t>
+            </w:r>
+            <w:proofErr w:type="gramEnd"/>
+            <w:r>
+              <w:t xml:space="preserve"> Coffee Current quantity is 100.</w:t>
+            </w:r>
+          </w:p>
+          <w:p>
+            <w:pPr>
+              <w:pStyle w:val="Web"/>
+            </w:pPr>
+          </w:p>
+          <w:p>
+            <w:pPr>
+              <w:pStyle w:val="Web"/>
+            </w:pPr>
+            <w:r>
+              <w:t>Coffee Inventory Management System</w:t>
+            </w:r>
+          </w:p>
+          <w:p>
+            <w:pPr>
+              <w:pStyle w:val="Web"/>
+            </w:pPr>
+            <w:r>
+              <w:t xml:space="preserve">Please enter command: [a | v | c | s | u | r | </w:t>
+            </w:r>
+            <w:proofErr w:type="spellStart"/>
+            <w:r>
+              <w:t>sl</w:t>
+            </w:r>
+            <w:proofErr w:type="spellEnd"/>
+            <w:r>
+              <w:t xml:space="preserve"> | x]</w:t>
+            </w:r>
+          </w:p>
+          <w:p>
+            <w:pPr>
+              <w:pStyle w:val="Web"/>
+            </w:pPr>
+            <w:r>
+              <w:t>a = add product, v = view products, c = collect product, s = ship product,</w:t>
+            </w:r>
+          </w:p>
+          <w:p>
+            <w:pPr>
+              <w:pStyle w:val="Web"/>
+            </w:pPr>
+            <w:r>
+              <w:t xml:space="preserve">u = undo, r = redo, </w:t>
+            </w:r>
+            <w:proofErr w:type="spellStart"/>
+            <w:r>
+              <w:t>sl</w:t>
+            </w:r>
+            <w:proofErr w:type="spellEnd"/>
+            <w:r>
+              <w:t xml:space="preserve"> = show list undo/redo, x = exit system</w:t>
+            </w:r>
+          </w:p>
+          <w:p>
+            <w:pPr>
+              <w:pStyle w:val="Web"/>
+            </w:pPr>
+          </w:p>
+          <w:p>
+            <w:pPr>
+              <w:pStyle w:val="Web"/>
+            </w:pPr>
+            <w:r>
+              <w:t>Enter product id (* to show all):</w:t>
+            </w:r>
+          </w:p>
+          <w:p>
+            <w:pPr>
+              <w:pStyle w:val="Web"/>
+            </w:pPr>
+          </w:p>
+          <w:p>
+            <w:pPr>
+              <w:pStyle w:val="Web"/>
+            </w:pPr>
+            <w:r>
+              <w:t>Coffee Product information</w:t>
+            </w:r>
+          </w:p>
+          <w:p>
+            <w:pPr>
+              <w:pStyle w:val="Web"/>
+            </w:pPr>
+            <w:r>
+              <w:t>ID</w:t>
+            </w:r>
+            <w:r>
+              <w:tab/>
+              <w:t>Name</w:t>
+            </w:r>
+            <w:r>
+              <w:tab/>
+              <w:t>Quantity</w:t>
+            </w:r>
+            <w:r>
+              <w:tab/>
+              <w:t>Other Info</w:t>
+            </w:r>
+          </w:p>
+          <w:p>
+            <w:pPr>
+              <w:pStyle w:val="Web"/>
+            </w:pPr>
+            <w:r>
+              <w:t>1001</w:t>
+            </w:r>
+            <w:r>
+              <w:tab/>
+              <w:t xml:space="preserve"> Premium Coffee Candy</w:t>
+            </w:r>
+            <w:r>
+              <w:tab/>
+              <w:t>150</w:t>
+            </w:r>
+            <w:r>
+              <w:tab/>
+              <w:t>50 candy per package (15 calories each)</w:t>
+            </w:r>
+          </w:p>
+          <w:p>
+            <w:pPr>
+              <w:pStyle w:val="Web"/>
+            </w:pPr>
+            <w:r>
+              <w:t>2001</w:t>
+            </w:r>
+            <w:r>
+              <w:tab/>
+              <w:t xml:space="preserve"> Colombia Coffee</w:t>
+            </w:r>
+            <w:r>
+              <w:tab/>
+              <w:t>100</w:t>
+            </w:r>
+            <w:r>
+              <w:tab/>
+              <w:t>250.0g</w:t>
+            </w:r>
+          </w:p>
+          <w:p>
+            <w:pPr>
+              <w:pStyle w:val="Web"/>
+            </w:pPr>
+          </w:p>
+          <w:p>
+            <w:pPr>
+              <w:pStyle w:val="Web"/>
+            </w:pPr>
+            <w:r>
+              <w:t>Coffee Inventory Management System</w:t>
+            </w:r>
+          </w:p>
+          <w:p>
+            <w:pPr>
+              <w:pStyle w:val="Web"/>
+            </w:pPr>
+            <w:r>
+              <w:t xml:space="preserve">Please enter command: [a | v | c | s | u | r | </w:t>
+            </w:r>
+            <w:proofErr w:type="spellStart"/>
+            <w:r>
+              <w:t>sl</w:t>
+            </w:r>
+            <w:proofErr w:type="spellEnd"/>
+            <w:r>
+              <w:t xml:space="preserve"> | x]</w:t>
+            </w:r>
+          </w:p>
+          <w:p>
+            <w:pPr>
+              <w:pStyle w:val="Web"/>
+            </w:pPr>
+            <w:r>
+              <w:t>a = add product, v = view products, c = collect product, s = ship product,</w:t>
+            </w:r>
+          </w:p>
+          <w:p>
+            <w:pPr>
+              <w:pStyle w:val="Web"/>
+            </w:pPr>
+            <w:r>
+              <w:t xml:space="preserve">u = undo, r = redo, </w:t>
+            </w:r>
+            <w:proofErr w:type="spellStart"/>
+            <w:r>
+              <w:t>sl</w:t>
+            </w:r>
+            <w:proofErr w:type="spellEnd"/>
+            <w:r>
+              <w:t xml:space="preserve"> = show list undo/redo, x = exit system</w:t>
+            </w:r>
+          </w:p>
+          <w:p>
+            <w:pPr>
+              <w:pStyle w:val="Web"/>
+            </w:pPr>
+          </w:p>
+          <w:p>
+            <w:pPr>
+              <w:pStyle w:val="Web"/>
+            </w:pPr>
+            <w:r>
+              <w:lastRenderedPageBreak/>
+              <w:t>Enter code:</w:t>
+            </w:r>
+          </w:p>
+          <w:p>
+            <w:pPr>
+              <w:pStyle w:val="Web"/>
+            </w:pPr>
+            <w:r>
+              <w:t>Quantity to ship:</w:t>
+            </w:r>
+          </w:p>
+          <w:p>
+            <w:pPr>
+              <w:pStyle w:val="Web"/>
+            </w:pPr>
+            <w:r>
+              <w:t xml:space="preserve">Shipped 50 packs </w:t>
+            </w:r>
+            <w:proofErr w:type="gramStart"/>
+            <w:r>
+              <w:t>of  Premium</w:t>
+            </w:r>
+            <w:proofErr w:type="gramEnd"/>
+            <w:r>
+              <w:t xml:space="preserve"> Coffee Candy. Current quantity is 100.</w:t>
+            </w:r>
+          </w:p>
+          <w:p>
+            <w:pPr>
+              <w:pStyle w:val="Web"/>
+            </w:pPr>
+          </w:p>
+          <w:p>
+            <w:pPr>
+              <w:pStyle w:val="Web"/>
+            </w:pPr>
+            <w:r>
+              <w:t>Coffee Inventory Management System</w:t>
+            </w:r>
+          </w:p>
+          <w:p>
+            <w:pPr>
+              <w:pStyle w:val="Web"/>
+            </w:pPr>
+            <w:r>
+              <w:t xml:space="preserve">Please enter command: [a | v | c | s | u | r | </w:t>
+            </w:r>
+            <w:proofErr w:type="spellStart"/>
+            <w:r>
+              <w:t>sl</w:t>
+            </w:r>
+            <w:proofErr w:type="spellEnd"/>
+            <w:r>
+              <w:t xml:space="preserve"> | x]</w:t>
+            </w:r>
+          </w:p>
+          <w:p>
+            <w:pPr>
+              <w:pStyle w:val="Web"/>
+            </w:pPr>
+            <w:r>
+              <w:t>a = add product, v = view products, c = collect product, s = ship product,</w:t>
+            </w:r>
+          </w:p>
+          <w:p>
+            <w:pPr>
+              <w:pStyle w:val="Web"/>
+            </w:pPr>
+            <w:r>
+              <w:t xml:space="preserve">u = undo, r = redo, </w:t>
+            </w:r>
+            <w:proofErr w:type="spellStart"/>
+            <w:r>
+              <w:t>sl</w:t>
+            </w:r>
+            <w:proofErr w:type="spellEnd"/>
+            <w:r>
+              <w:t xml:space="preserve"> = show list undo/redo, x = exit system</w:t>
+            </w:r>
+          </w:p>
+          <w:p>
+            <w:pPr>
+              <w:pStyle w:val="Web"/>
+            </w:pPr>
+          </w:p>
+          <w:p>
+            <w:pPr>
+              <w:pStyle w:val="Web"/>
+            </w:pPr>
+            <w:r>
+              <w:t>Enter code:</w:t>
+            </w:r>
+          </w:p>
+          <w:p>
+            <w:pPr>
+              <w:pStyle w:val="Web"/>
+            </w:pPr>
+            <w:r>
+              <w:t>Quantity to ship:</w:t>
+            </w:r>
+          </w:p>
+          <w:p>
+            <w:pPr>
+              <w:pStyle w:val="Web"/>
+            </w:pPr>
+            <w:r>
+              <w:t xml:space="preserve">Shipped 20 packs </w:t>
+            </w:r>
+            <w:proofErr w:type="gramStart"/>
+            <w:r>
+              <w:t>of  Colombia</w:t>
+            </w:r>
+            <w:proofErr w:type="gramEnd"/>
+            <w:r>
+              <w:t xml:space="preserve"> Coffee. Current quantity is 80.</w:t>
+            </w:r>
+          </w:p>
+          <w:p>
+            <w:pPr>
+              <w:pStyle w:val="Web"/>
+            </w:pPr>
+          </w:p>
+          <w:p>
+            <w:pPr>
+              <w:pStyle w:val="Web"/>
+            </w:pPr>
+            <w:r>
+              <w:t>Coffee Inventory Management System</w:t>
+            </w:r>
+          </w:p>
+          <w:p>
+            <w:pPr>
+              <w:pStyle w:val="Web"/>
+            </w:pPr>
+            <w:r>
+              <w:t xml:space="preserve">Please enter command: [a | v | c | s | u | r | </w:t>
+            </w:r>
+            <w:proofErr w:type="spellStart"/>
+            <w:r>
+              <w:t>sl</w:t>
+            </w:r>
+            <w:proofErr w:type="spellEnd"/>
+            <w:r>
+              <w:t xml:space="preserve"> | x]</w:t>
+            </w:r>
+          </w:p>
+          <w:p>
+            <w:pPr>
+              <w:pStyle w:val="Web"/>
+            </w:pPr>
+            <w:r>
+              <w:t>a = add product, v = view products, c = collect product, s = ship product,</w:t>
+            </w:r>
+          </w:p>
+          <w:p>
+            <w:pPr>
+              <w:pStyle w:val="Web"/>
+            </w:pPr>
+            <w:r>
+              <w:t xml:space="preserve">u = undo, r = redo, </w:t>
+            </w:r>
+            <w:proofErr w:type="spellStart"/>
+            <w:r>
+              <w:t>sl</w:t>
+            </w:r>
+            <w:proofErr w:type="spellEnd"/>
+            <w:r>
+              <w:t xml:space="preserve"> = show list undo/redo, x = exit system</w:t>
+            </w:r>
+          </w:p>
+          <w:p>
+            <w:pPr>
+              <w:pStyle w:val="Web"/>
+            </w:pPr>
+          </w:p>
+          <w:p>
+            <w:pPr>
+              <w:pStyle w:val="Web"/>
+            </w:pPr>
+            <w:r>
+              <w:lastRenderedPageBreak/>
+              <w:t>Enter product id (* to show all):</w:t>
+            </w:r>
+          </w:p>
+          <w:p>
+            <w:pPr>
+              <w:pStyle w:val="Web"/>
+            </w:pPr>
+          </w:p>
+          <w:p>
+            <w:pPr>
+              <w:pStyle w:val="Web"/>
+            </w:pPr>
+            <w:r>
+              <w:t>Coffee Product information</w:t>
+            </w:r>
+          </w:p>
+          <w:p>
+            <w:pPr>
+              <w:pStyle w:val="Web"/>
+            </w:pPr>
+            <w:r>
+              <w:t>ID</w:t>
+            </w:r>
+            <w:r>
+              <w:tab/>
+              <w:t>Name</w:t>
+            </w:r>
+            <w:r>
+              <w:tab/>
+              <w:t>Quantity</w:t>
+            </w:r>
+            <w:r>
+              <w:tab/>
+              <w:t>Other Info</w:t>
+            </w:r>
+          </w:p>
+          <w:p>
+            <w:pPr>
+              <w:pStyle w:val="Web"/>
+            </w:pPr>
+            <w:r>
+              <w:t>1001</w:t>
+            </w:r>
+            <w:r>
+              <w:tab/>
+              <w:t xml:space="preserve"> Premium Coffee Candy</w:t>
+            </w:r>
+            <w:r>
+              <w:tab/>
+              <w:t>100</w:t>
+            </w:r>
+            <w:r>
+              <w:tab/>
+              <w:t>50 candy per package (15 calories each)</w:t>
+            </w:r>
+          </w:p>
+          <w:p>
+            <w:pPr>
+              <w:pStyle w:val="Web"/>
+            </w:pPr>
+            <w:r>
+              <w:t>2001</w:t>
+            </w:r>
+            <w:r>
+              <w:tab/>
+              <w:t xml:space="preserve"> Colombia Coffee</w:t>
+            </w:r>
+            <w:r>
+              <w:tab/>
+              <w:t>80</w:t>
+            </w:r>
+            <w:r>
+              <w:tab/>
+              <w:t>250.0g</w:t>
+            </w:r>
+          </w:p>
+          <w:p>
+            <w:pPr>
+              <w:pStyle w:val="Web"/>
+            </w:pPr>
+          </w:p>
+          <w:p>
+            <w:pPr>
+              <w:pStyle w:val="Web"/>
+            </w:pPr>
+            <w:r>
+              <w:t>Coffee Inventory Management System</w:t>
+            </w:r>
+          </w:p>
+          <w:p>
+            <w:pPr>
+              <w:pStyle w:val="Web"/>
+            </w:pPr>
+            <w:r>
+              <w:t xml:space="preserve">Please enter command: [a | v | c | s | u | r | </w:t>
+            </w:r>
+            <w:proofErr w:type="spellStart"/>
+            <w:r>
+              <w:t>sl</w:t>
+            </w:r>
+            <w:proofErr w:type="spellEnd"/>
+            <w:r>
+              <w:t xml:space="preserve"> | x]</w:t>
+            </w:r>
+          </w:p>
+          <w:p>
+            <w:pPr>
+              <w:pStyle w:val="Web"/>
+            </w:pPr>
+            <w:r>
+              <w:t>a = add product, v = view products, c = collect product, s = ship product,</w:t>
+            </w:r>
+          </w:p>
+          <w:p>
+            <w:pPr>
+              <w:pStyle w:val="Web"/>
+            </w:pPr>
+            <w:r>
+              <w:t xml:space="preserve">u = undo, r = redo, </w:t>
+            </w:r>
+            <w:proofErr w:type="spellStart"/>
+            <w:r>
+              <w:t>sl</w:t>
+            </w:r>
+            <w:proofErr w:type="spellEnd"/>
+            <w:r>
+              <w:t xml:space="preserve"> = show list undo/redo, x = exit system</w:t>
+            </w:r>
+          </w:p>
+          <w:p>
+            <w:pPr>
+              <w:pStyle w:val="Web"/>
+            </w:pPr>
+          </w:p>
+          <w:p>
+            <w:pPr>
+              <w:pStyle w:val="Web"/>
+            </w:pPr>
+            <w:r>
+              <w:t>Enter code:</w:t>
+            </w:r>
+          </w:p>
+          <w:p>
+            <w:pPr>
+              <w:pStyle w:val="Web"/>
+            </w:pPr>
+            <w:r>
+              <w:t>Quantity to ship:</w:t>
+            </w:r>
+          </w:p>
+          <w:p>
+            <w:pPr>
+              <w:pStyle w:val="Web"/>
+            </w:pPr>
+            <w:r>
+              <w:t>Invalid quantity (current balance is less than required quantity). Try again!!!</w:t>
+            </w:r>
+          </w:p>
+          <w:p>
+            <w:pPr>
+              <w:pStyle w:val="Web"/>
+            </w:pPr>
+          </w:p>
+          <w:p>
+            <w:pPr>
+              <w:pStyle w:val="Web"/>
+            </w:pPr>
+            <w:r>
+              <w:t>Coffee Inventory Management System</w:t>
+            </w:r>
+          </w:p>
+          <w:p>
+            <w:pPr>
+              <w:pStyle w:val="Web"/>
+            </w:pPr>
+            <w:r>
+              <w:t xml:space="preserve">Please enter command: [a | v | c | s | u | r | </w:t>
+            </w:r>
+            <w:proofErr w:type="spellStart"/>
+            <w:r>
+              <w:t>sl</w:t>
+            </w:r>
+            <w:proofErr w:type="spellEnd"/>
+            <w:r>
+              <w:t xml:space="preserve"> | x]</w:t>
+            </w:r>
+          </w:p>
+          <w:p>
+            <w:pPr>
+              <w:pStyle w:val="Web"/>
+            </w:pPr>
+            <w:r>
+              <w:lastRenderedPageBreak/>
+              <w:t>a = add product, v = view products, c = collect product, s = ship product,</w:t>
+            </w:r>
+          </w:p>
+          <w:p>
+            <w:pPr>
+              <w:pStyle w:val="Web"/>
+            </w:pPr>
+            <w:r>
+              <w:t xml:space="preserve">u = undo, r = redo, </w:t>
+            </w:r>
+            <w:proofErr w:type="spellStart"/>
+            <w:r>
+              <w:t>sl</w:t>
+            </w:r>
+            <w:proofErr w:type="spellEnd"/>
+            <w:r>
+              <w:t xml:space="preserve"> = show list undo/redo, x = exit system</w:t>
+            </w:r>
+          </w:p>
+          <w:p>
+            <w:pPr>
+              <w:pStyle w:val="Web"/>
+            </w:pPr>
+          </w:p>
+          <w:p>
+            <w:pPr>
+              <w:pStyle w:val="Web"/>
+            </w:pPr>
+            <w:r>
+              <w:t>Undo List:</w:t>
+            </w:r>
+          </w:p>
+          <w:p>
+            <w:pPr>
+              <w:pStyle w:val="Web"/>
+            </w:pPr>
+            <w:r>
+              <w:t xml:space="preserve">Add </w:t>
+            </w:r>
+            <w:proofErr w:type="gramStart"/>
+            <w:r>
+              <w:t>1001  Premium</w:t>
+            </w:r>
+            <w:proofErr w:type="gramEnd"/>
+            <w:r>
+              <w:t xml:space="preserve"> Coffee Candy</w:t>
+            </w:r>
+          </w:p>
+          <w:p>
+            <w:pPr>
+              <w:pStyle w:val="Web"/>
+            </w:pPr>
+            <w:r>
+              <w:t xml:space="preserve">Add </w:t>
+            </w:r>
+            <w:proofErr w:type="gramStart"/>
+            <w:r>
+              <w:t>2001  Colombia</w:t>
+            </w:r>
+            <w:proofErr w:type="gramEnd"/>
+            <w:r>
+              <w:t xml:space="preserve"> Coffee</w:t>
+            </w:r>
+          </w:p>
+          <w:p>
+            <w:pPr>
+              <w:pStyle w:val="Web"/>
+            </w:pPr>
+            <w:r>
+              <w:t xml:space="preserve">Received </w:t>
+            </w:r>
+            <w:proofErr w:type="gramStart"/>
+            <w:r>
+              <w:t>150  Premium</w:t>
+            </w:r>
+            <w:proofErr w:type="gramEnd"/>
+            <w:r>
+              <w:t xml:space="preserve"> Coffee Candy (1001)</w:t>
+            </w:r>
+          </w:p>
+          <w:p>
+            <w:pPr>
+              <w:pStyle w:val="Web"/>
+            </w:pPr>
+            <w:r>
+              <w:t xml:space="preserve">Received </w:t>
+            </w:r>
+            <w:proofErr w:type="gramStart"/>
+            <w:r>
+              <w:t>100  Colombia</w:t>
+            </w:r>
+            <w:proofErr w:type="gramEnd"/>
+            <w:r>
+              <w:t xml:space="preserve"> Coffee (2001)</w:t>
+            </w:r>
+          </w:p>
+          <w:p>
+            <w:pPr>
+              <w:pStyle w:val="Web"/>
+            </w:pPr>
+            <w:r>
+              <w:t xml:space="preserve">Shipped </w:t>
+            </w:r>
+            <w:proofErr w:type="gramStart"/>
+            <w:r>
+              <w:t>50  Premium</w:t>
+            </w:r>
+            <w:proofErr w:type="gramEnd"/>
+            <w:r>
+              <w:t xml:space="preserve"> Coffee Candy (1001)</w:t>
+            </w:r>
+          </w:p>
+          <w:p>
+            <w:pPr>
+              <w:pStyle w:val="Web"/>
+            </w:pPr>
+            <w:r>
+              <w:t xml:space="preserve">Shipped </w:t>
+            </w:r>
+            <w:proofErr w:type="gramStart"/>
+            <w:r>
+              <w:t>20  Colombia</w:t>
+            </w:r>
+            <w:proofErr w:type="gramEnd"/>
+            <w:r>
+              <w:t xml:space="preserve"> Coffee (2001)</w:t>
+            </w:r>
+          </w:p>
+          <w:p>
+            <w:pPr>
+              <w:pStyle w:val="Web"/>
+            </w:pPr>
+            <w:r>
+              <w:t>Redo List:</w:t>
+            </w:r>
+          </w:p>
+          <w:p>
+            <w:pPr>
+              <w:pStyle w:val="Web"/>
+            </w:pPr>
+            <w:r>
+              <w:t>Empty</w:t>
+            </w:r>
+          </w:p>
+          <w:p>
+            <w:pPr>
+              <w:pStyle w:val="Web"/>
+            </w:pPr>
+          </w:p>
+          <w:p>
+            <w:pPr>
+              <w:pStyle w:val="Web"/>
+            </w:pPr>
+            <w:r>
+              <w:t>Coffee Inventory Management System</w:t>
+            </w:r>
+          </w:p>
+          <w:p>
+            <w:pPr>
+              <w:pStyle w:val="Web"/>
+            </w:pPr>
+            <w:r>
+              <w:t xml:space="preserve">Please enter command: [a | v | c | s | u | r | </w:t>
+            </w:r>
+            <w:proofErr w:type="spellStart"/>
+            <w:r>
+              <w:t>sl</w:t>
+            </w:r>
+            <w:proofErr w:type="spellEnd"/>
+            <w:r>
+              <w:t xml:space="preserve"> | x]</w:t>
+            </w:r>
+          </w:p>
+          <w:p>
+            <w:pPr>
+              <w:pStyle w:val="Web"/>
+            </w:pPr>
+            <w:r>
+              <w:t>a = add product, v = view products, c = collect product, s = ship product,</w:t>
+            </w:r>
+          </w:p>
+          <w:p>
+            <w:pPr>
+              <w:pStyle w:val="Web"/>
+            </w:pPr>
+            <w:r>
+              <w:t xml:space="preserve">u = undo, r = redo, </w:t>
+            </w:r>
+            <w:proofErr w:type="spellStart"/>
+            <w:r>
+              <w:t>sl</w:t>
+            </w:r>
+            <w:proofErr w:type="spellEnd"/>
+            <w:r>
+              <w:t xml:space="preserve"> = show list undo/redo, x = exit system</w:t>
+            </w:r>
+          </w:p>
+          <w:p>
+            <w:pPr>
+              <w:pStyle w:val="Web"/>
+            </w:pPr>
+          </w:p>
+          <w:p>
+            <w:pPr>
+              <w:pStyle w:val="Web"/>
+            </w:pPr>
+            <w:r>
+              <w:t>undo completed.</w:t>
+            </w:r>
+          </w:p>
+          <w:p>
+            <w:pPr>
+              <w:pStyle w:val="Web"/>
+            </w:pPr>
+          </w:p>
+          <w:p>
+            <w:pPr>
+              <w:pStyle w:val="Web"/>
+            </w:pPr>
+            <w:r>
+              <w:t>Coffee Inventory Management System</w:t>
+            </w:r>
+          </w:p>
+          <w:p>
+            <w:pPr>
+              <w:pStyle w:val="Web"/>
+            </w:pPr>
+            <w:r>
+              <w:t xml:space="preserve">Please enter command: [a | v | c | s | u | r | </w:t>
+            </w:r>
+            <w:proofErr w:type="spellStart"/>
+            <w:r>
+              <w:t>sl</w:t>
+            </w:r>
+            <w:proofErr w:type="spellEnd"/>
+            <w:r>
+              <w:t xml:space="preserve"> | x]</w:t>
+            </w:r>
+          </w:p>
+          <w:p>
+            <w:pPr>
+              <w:pStyle w:val="Web"/>
+            </w:pPr>
+            <w:r>
+              <w:t>a = add product, v = view products, c = collect product, s = ship product,</w:t>
+            </w:r>
+          </w:p>
+          <w:p>
+            <w:pPr>
+              <w:pStyle w:val="Web"/>
+            </w:pPr>
+            <w:r>
+              <w:t xml:space="preserve">u = undo, r = redo, </w:t>
+            </w:r>
+            <w:proofErr w:type="spellStart"/>
+            <w:r>
+              <w:t>sl</w:t>
+            </w:r>
+            <w:proofErr w:type="spellEnd"/>
+            <w:r>
+              <w:t xml:space="preserve"> = show list undo/redo, x = exit system</w:t>
+            </w:r>
+          </w:p>
+          <w:p>
+            <w:pPr>
+              <w:pStyle w:val="Web"/>
+            </w:pPr>
+          </w:p>
+          <w:p>
+            <w:pPr>
+              <w:pStyle w:val="Web"/>
+            </w:pPr>
+            <w:r>
+              <w:t>Undo List:</w:t>
+            </w:r>
+          </w:p>
+          <w:p>
+            <w:pPr>
+              <w:pStyle w:val="Web"/>
+            </w:pPr>
+            <w:r>
+              <w:t xml:space="preserve">Add </w:t>
+            </w:r>
+            <w:proofErr w:type="gramStart"/>
+            <w:r>
+              <w:t>1001  Premium</w:t>
+            </w:r>
+            <w:proofErr w:type="gramEnd"/>
+            <w:r>
+              <w:t xml:space="preserve"> Coffee Candy</w:t>
+            </w:r>
+          </w:p>
+          <w:p>
+            <w:pPr>
+              <w:pStyle w:val="Web"/>
+            </w:pPr>
+            <w:r>
+              <w:t xml:space="preserve">Add </w:t>
+            </w:r>
+            <w:proofErr w:type="gramStart"/>
+            <w:r>
+              <w:t>2001  Colombia</w:t>
+            </w:r>
+            <w:proofErr w:type="gramEnd"/>
+            <w:r>
+              <w:t xml:space="preserve"> Coffee</w:t>
+            </w:r>
+          </w:p>
+          <w:p>
+            <w:pPr>
+              <w:pStyle w:val="Web"/>
+            </w:pPr>
+            <w:r>
+              <w:t xml:space="preserve">Received </w:t>
+            </w:r>
+            <w:proofErr w:type="gramStart"/>
+            <w:r>
+              <w:t>150  Premium</w:t>
+            </w:r>
+            <w:proofErr w:type="gramEnd"/>
+            <w:r>
+              <w:t xml:space="preserve"> Coffee Candy (1001)</w:t>
+            </w:r>
+          </w:p>
+          <w:p>
+            <w:pPr>
+              <w:pStyle w:val="Web"/>
+            </w:pPr>
+            <w:r>
+              <w:t xml:space="preserve">Received </w:t>
+            </w:r>
+            <w:proofErr w:type="gramStart"/>
+            <w:r>
+              <w:t>100  Colombia</w:t>
+            </w:r>
+            <w:proofErr w:type="gramEnd"/>
+            <w:r>
+              <w:t xml:space="preserve"> Coffee (2001)</w:t>
+            </w:r>
+          </w:p>
+          <w:p>
+            <w:pPr>
+              <w:pStyle w:val="Web"/>
+            </w:pPr>
+            <w:r>
+              <w:t xml:space="preserve">Shipped </w:t>
+            </w:r>
+            <w:proofErr w:type="gramStart"/>
+            <w:r>
+              <w:t>50  Premium</w:t>
+            </w:r>
+            <w:proofErr w:type="gramEnd"/>
+            <w:r>
+              <w:t xml:space="preserve"> Coffee Candy (1001)</w:t>
+            </w:r>
+          </w:p>
+          <w:p>
+            <w:pPr>
+              <w:pStyle w:val="Web"/>
+            </w:pPr>
+            <w:r>
+              <w:t>Redo List:</w:t>
+            </w:r>
+          </w:p>
+          <w:p>
+            <w:pPr>
+              <w:pStyle w:val="Web"/>
+            </w:pPr>
+            <w:r>
+              <w:t xml:space="preserve">Shipped </w:t>
+            </w:r>
+            <w:proofErr w:type="gramStart"/>
+            <w:r>
+              <w:t>20  Colombia</w:t>
+            </w:r>
+            <w:proofErr w:type="gramEnd"/>
+            <w:r>
+              <w:t xml:space="preserve"> Coffee (2001)</w:t>
+            </w:r>
+          </w:p>
+          <w:p>
+            <w:pPr>
+              <w:pStyle w:val="Web"/>
+            </w:pPr>
+          </w:p>
+          <w:p>
+            <w:pPr>
+              <w:pStyle w:val="Web"/>
+            </w:pPr>
+            <w:r>
+              <w:t>Coffee Inventory Management System</w:t>
+            </w:r>
+          </w:p>
+          <w:p>
+            <w:pPr>
+              <w:pStyle w:val="Web"/>
+            </w:pPr>
+            <w:r>
+              <w:t xml:space="preserve">Please enter command: [a | v | c | s | u | r | </w:t>
+            </w:r>
+            <w:proofErr w:type="spellStart"/>
+            <w:r>
+              <w:t>sl</w:t>
+            </w:r>
+            <w:proofErr w:type="spellEnd"/>
+            <w:r>
+              <w:t xml:space="preserve"> | x]</w:t>
+            </w:r>
+          </w:p>
+          <w:p>
+            <w:pPr>
+              <w:pStyle w:val="Web"/>
+            </w:pPr>
+            <w:r>
+              <w:t>a = add product, v = view products, c = collect product, s = ship product,</w:t>
+            </w:r>
+          </w:p>
+          <w:p>
+            <w:pPr>
+              <w:pStyle w:val="Web"/>
+            </w:pPr>
+            <w:r>
+              <w:t xml:space="preserve">u = undo, r = redo, </w:t>
+            </w:r>
+            <w:proofErr w:type="spellStart"/>
+            <w:r>
+              <w:t>sl</w:t>
+            </w:r>
+            <w:proofErr w:type="spellEnd"/>
+            <w:r>
+              <w:t xml:space="preserve"> = show list undo/redo, x = exit system</w:t>
+            </w:r>
+          </w:p>
+          <w:p>
+            <w:pPr>
+              <w:pStyle w:val="Web"/>
+            </w:pPr>
+          </w:p>
+          <w:p>
+            <w:pPr>
+              <w:pStyle w:val="Web"/>
+            </w:pPr>
+            <w:r>
+              <w:t>undo completed.</w:t>
+            </w:r>
+          </w:p>
+          <w:p>
+            <w:pPr>
+              <w:pStyle w:val="Web"/>
+            </w:pPr>
+          </w:p>
+          <w:p>
+            <w:pPr>
+              <w:pStyle w:val="Web"/>
+            </w:pPr>
+            <w:r>
+              <w:t>Coffee Inventory Management System</w:t>
+            </w:r>
+          </w:p>
+          <w:p>
+            <w:pPr>
+              <w:pStyle w:val="Web"/>
+            </w:pPr>
+            <w:r>
+              <w:t xml:space="preserve">Please enter command: [a | v | c | s | u | r | </w:t>
+            </w:r>
+            <w:proofErr w:type="spellStart"/>
+            <w:r>
+              <w:t>sl</w:t>
+            </w:r>
+            <w:proofErr w:type="spellEnd"/>
+            <w:r>
+              <w:t xml:space="preserve"> | x]</w:t>
+            </w:r>
+          </w:p>
+          <w:p>
+            <w:pPr>
+              <w:pStyle w:val="Web"/>
+            </w:pPr>
+            <w:r>
+              <w:t>a = add product, v = view products, c = collect product, s = ship product,</w:t>
+            </w:r>
+          </w:p>
+          <w:p>
+            <w:pPr>
+              <w:pStyle w:val="Web"/>
+            </w:pPr>
+            <w:r>
+              <w:t xml:space="preserve">u = undo, r = redo, </w:t>
+            </w:r>
+            <w:proofErr w:type="spellStart"/>
+            <w:r>
+              <w:t>sl</w:t>
+            </w:r>
+            <w:proofErr w:type="spellEnd"/>
+            <w:r>
+              <w:t xml:space="preserve"> = show list undo/redo, x = exit system</w:t>
+            </w:r>
+          </w:p>
+          <w:p>
+            <w:pPr>
+              <w:pStyle w:val="Web"/>
+            </w:pPr>
+          </w:p>
+          <w:p>
+            <w:pPr>
+              <w:pStyle w:val="Web"/>
+            </w:pPr>
+            <w:r>
+              <w:t>Undo List:</w:t>
+            </w:r>
+          </w:p>
+          <w:p>
+            <w:pPr>
+              <w:pStyle w:val="Web"/>
+            </w:pPr>
+            <w:r>
+              <w:t xml:space="preserve">Add </w:t>
+            </w:r>
+            <w:proofErr w:type="gramStart"/>
+            <w:r>
+              <w:t>1001  Premium</w:t>
+            </w:r>
+            <w:proofErr w:type="gramEnd"/>
+            <w:r>
+              <w:t xml:space="preserve"> Coffee Candy</w:t>
+            </w:r>
+          </w:p>
+          <w:p>
+            <w:pPr>
+              <w:pStyle w:val="Web"/>
+            </w:pPr>
+            <w:r>
+              <w:t xml:space="preserve">Add </w:t>
+            </w:r>
+            <w:proofErr w:type="gramStart"/>
+            <w:r>
+              <w:t>2001  Colombia</w:t>
+            </w:r>
+            <w:proofErr w:type="gramEnd"/>
+            <w:r>
+              <w:t xml:space="preserve"> Coffee</w:t>
+            </w:r>
+          </w:p>
+          <w:p>
+            <w:pPr>
+              <w:pStyle w:val="Web"/>
+            </w:pPr>
+            <w:r>
+              <w:t xml:space="preserve">Received </w:t>
+            </w:r>
+            <w:proofErr w:type="gramStart"/>
+            <w:r>
+              <w:t>150  Premium</w:t>
+            </w:r>
+            <w:proofErr w:type="gramEnd"/>
+            <w:r>
+              <w:t xml:space="preserve"> Coffee Candy (1001)</w:t>
+            </w:r>
+          </w:p>
+          <w:p>
+            <w:pPr>
+              <w:pStyle w:val="Web"/>
+            </w:pPr>
+            <w:r>
+              <w:t xml:space="preserve">Received </w:t>
+            </w:r>
+            <w:proofErr w:type="gramStart"/>
+            <w:r>
+              <w:t>100  Colombia</w:t>
+            </w:r>
+            <w:proofErr w:type="gramEnd"/>
+            <w:r>
+              <w:t xml:space="preserve"> Coffee (2001)</w:t>
+            </w:r>
+          </w:p>
+          <w:p>
+            <w:pPr>
+              <w:pStyle w:val="Web"/>
+            </w:pPr>
+            <w:r>
+              <w:t>Redo List:</w:t>
+            </w:r>
+          </w:p>
+          <w:p>
+            <w:pPr>
+              <w:pStyle w:val="Web"/>
+            </w:pPr>
+            <w:r>
+              <w:t xml:space="preserve">Shipped </w:t>
+            </w:r>
+            <w:proofErr w:type="gramStart"/>
+            <w:r>
+              <w:t>20  Colombia</w:t>
+            </w:r>
+            <w:proofErr w:type="gramEnd"/>
+            <w:r>
+              <w:t xml:space="preserve"> Coffee (2001)</w:t>
+            </w:r>
+          </w:p>
+          <w:p>
+            <w:pPr>
+              <w:pStyle w:val="Web"/>
+            </w:pPr>
+            <w:r>
+              <w:t xml:space="preserve">Shipped </w:t>
+            </w:r>
+            <w:proofErr w:type="gramStart"/>
+            <w:r>
+              <w:t>50  Premium</w:t>
+            </w:r>
+            <w:proofErr w:type="gramEnd"/>
+            <w:r>
+              <w:t xml:space="preserve"> Coffee Candy (1001)</w:t>
+            </w:r>
+          </w:p>
+          <w:p>
+            <w:pPr>
+              <w:pStyle w:val="Web"/>
+            </w:pPr>
+          </w:p>
+          <w:p>
+            <w:pPr>
+              <w:pStyle w:val="Web"/>
+            </w:pPr>
+            <w:r>
+              <w:t>Coffee Inventory Management System</w:t>
+            </w:r>
+          </w:p>
+          <w:p>
+            <w:pPr>
+              <w:pStyle w:val="Web"/>
+            </w:pPr>
+            <w:r>
+              <w:t xml:space="preserve">Please enter command: [a | v | c | s | u | r | </w:t>
+            </w:r>
+            <w:proofErr w:type="spellStart"/>
+            <w:r>
+              <w:t>sl</w:t>
+            </w:r>
+            <w:proofErr w:type="spellEnd"/>
+            <w:r>
+              <w:t xml:space="preserve"> | x]</w:t>
+            </w:r>
+          </w:p>
+          <w:p>
+            <w:pPr>
+              <w:pStyle w:val="Web"/>
+            </w:pPr>
+            <w:r>
+              <w:t>a = add product, v = view products, c = collect product, s = ship product,</w:t>
+            </w:r>
+          </w:p>
+          <w:p>
+            <w:pPr>
+              <w:pStyle w:val="Web"/>
+            </w:pPr>
+            <w:r>
+              <w:lastRenderedPageBreak/>
+              <w:t xml:space="preserve">u = undo, r = redo, </w:t>
+            </w:r>
+            <w:proofErr w:type="spellStart"/>
+            <w:r>
+              <w:t>sl</w:t>
+            </w:r>
+            <w:proofErr w:type="spellEnd"/>
+            <w:r>
+              <w:t xml:space="preserve"> = show list undo/redo, x = exit system</w:t>
+            </w:r>
+          </w:p>
+          <w:p>
+            <w:pPr>
+              <w:pStyle w:val="Web"/>
+            </w:pPr>
+          </w:p>
+          <w:p>
+            <w:pPr>
+              <w:pStyle w:val="Web"/>
+            </w:pPr>
+            <w:r>
+              <w:t>Enter product id (* to show all):</w:t>
+            </w:r>
+          </w:p>
+          <w:p>
+            <w:pPr>
+              <w:pStyle w:val="Web"/>
+            </w:pPr>
+          </w:p>
+          <w:p>
+            <w:pPr>
+              <w:pStyle w:val="Web"/>
+            </w:pPr>
+            <w:r>
+              <w:t>Coffee Product information</w:t>
+            </w:r>
+          </w:p>
+          <w:p>
+            <w:pPr>
+              <w:pStyle w:val="Web"/>
+            </w:pPr>
+            <w:r>
+              <w:t>ID</w:t>
+            </w:r>
+            <w:r>
+              <w:tab/>
+              <w:t>Name</w:t>
+            </w:r>
+            <w:r>
+              <w:tab/>
+              <w:t>Quantity</w:t>
+            </w:r>
+            <w:r>
+              <w:tab/>
+              <w:t>Other Info</w:t>
+            </w:r>
+          </w:p>
+          <w:p>
+            <w:pPr>
+              <w:pStyle w:val="Web"/>
+            </w:pPr>
+            <w:r>
+              <w:t>1001</w:t>
+            </w:r>
+            <w:r>
+              <w:tab/>
+              <w:t xml:space="preserve"> Premium Coffee Candy</w:t>
+            </w:r>
+            <w:r>
+              <w:tab/>
+              <w:t>150</w:t>
+            </w:r>
+            <w:r>
+              <w:tab/>
+              <w:t>50 candy per package (15 calories each)</w:t>
+            </w:r>
+          </w:p>
+          <w:p>
+            <w:pPr>
+              <w:pStyle w:val="Web"/>
+            </w:pPr>
+            <w:r>
+              <w:t>2001</w:t>
+            </w:r>
+            <w:r>
+              <w:tab/>
+              <w:t xml:space="preserve"> Colombia Coffee</w:t>
+            </w:r>
+            <w:r>
+              <w:tab/>
+              <w:t>100</w:t>
+            </w:r>
+            <w:r>
+              <w:tab/>
+              <w:t>250.0g</w:t>
+            </w:r>
+          </w:p>
+          <w:p>
+            <w:pPr>
+              <w:pStyle w:val="Web"/>
+            </w:pPr>
+          </w:p>
+          <w:p>
+            <w:pPr>
+              <w:pStyle w:val="Web"/>
+            </w:pPr>
+            <w:r>
+              <w:t>Coffee Inventory Management System</w:t>
+            </w:r>
+          </w:p>
+          <w:p>
+            <w:pPr>
+              <w:pStyle w:val="Web"/>
+            </w:pPr>
+            <w:r>
+              <w:t xml:space="preserve">Please enter command: [a | v | c | s | u | r | </w:t>
+            </w:r>
+            <w:proofErr w:type="spellStart"/>
+            <w:r>
+              <w:t>sl</w:t>
+            </w:r>
+            <w:proofErr w:type="spellEnd"/>
+            <w:r>
+              <w:t xml:space="preserve"> | x]</w:t>
+            </w:r>
+          </w:p>
+          <w:p>
+            <w:pPr>
+              <w:pStyle w:val="Web"/>
+            </w:pPr>
+            <w:r>
+              <w:t>a = add product, v = view products, c = collect product, s = ship product,</w:t>
+            </w:r>
+          </w:p>
+          <w:p>
+            <w:pPr>
+              <w:pStyle w:val="Web"/>
+            </w:pPr>
+            <w:r>
+              <w:t xml:space="preserve">u = undo, r = redo, </w:t>
+            </w:r>
+            <w:proofErr w:type="spellStart"/>
+            <w:r>
+              <w:t>sl</w:t>
+            </w:r>
+            <w:proofErr w:type="spellEnd"/>
+            <w:r>
+              <w:t xml:space="preserve"> = show list undo/redo, x = exit system</w:t>
+            </w:r>
+          </w:p>
+          <w:p>
+            <w:pPr>
+              <w:pStyle w:val="Web"/>
+            </w:pPr>
+          </w:p>
+          <w:p>
+            <w:pPr>
+              <w:pStyle w:val="Web"/>
+            </w:pPr>
+            <w:r>
+              <w:t>redo completed.</w:t>
+            </w:r>
+          </w:p>
+          <w:p>
+            <w:pPr>
+              <w:pStyle w:val="Web"/>
+            </w:pPr>
+          </w:p>
+          <w:p>
+            <w:pPr>
+              <w:pStyle w:val="Web"/>
+            </w:pPr>
+            <w:r>
+              <w:t>Coffee Inventory Management System</w:t>
+            </w:r>
+          </w:p>
+          <w:p>
+            <w:pPr>
+              <w:pStyle w:val="Web"/>
+            </w:pPr>
+            <w:r>
+              <w:t xml:space="preserve">Please enter command: [a | v | c | s | u | r | </w:t>
+            </w:r>
+            <w:proofErr w:type="spellStart"/>
+            <w:r>
+              <w:t>sl</w:t>
+            </w:r>
+            <w:proofErr w:type="spellEnd"/>
+            <w:r>
+              <w:t xml:space="preserve"> | x]</w:t>
+            </w:r>
+          </w:p>
+          <w:p>
+            <w:pPr>
+              <w:pStyle w:val="Web"/>
+            </w:pPr>
+            <w:r>
+              <w:lastRenderedPageBreak/>
+              <w:t>a = add product, v = view products, c = collect product, s = ship product,</w:t>
+            </w:r>
+          </w:p>
+          <w:p>
+            <w:pPr>
+              <w:pStyle w:val="Web"/>
+            </w:pPr>
+            <w:r>
+              <w:t xml:space="preserve">u = undo, r = redo, </w:t>
+            </w:r>
+            <w:proofErr w:type="spellStart"/>
+            <w:r>
+              <w:t>sl</w:t>
+            </w:r>
+            <w:proofErr w:type="spellEnd"/>
+            <w:r>
+              <w:t xml:space="preserve"> = show list undo/redo, x = exit system</w:t>
+            </w:r>
+          </w:p>
+          <w:p>
+            <w:pPr>
+              <w:pStyle w:val="Web"/>
+            </w:pPr>
+          </w:p>
+          <w:p>
+            <w:pPr>
+              <w:pStyle w:val="Web"/>
+            </w:pPr>
+            <w:r>
+              <w:t>Enter product id (* to show all):</w:t>
+            </w:r>
+          </w:p>
+          <w:p>
+            <w:pPr>
+              <w:pStyle w:val="Web"/>
+            </w:pPr>
+          </w:p>
+          <w:p>
+            <w:pPr>
+              <w:pStyle w:val="Web"/>
+            </w:pPr>
+            <w:r>
+              <w:t>Coffee Product information</w:t>
+            </w:r>
+          </w:p>
+          <w:p>
+            <w:pPr>
+              <w:pStyle w:val="Web"/>
+            </w:pPr>
+            <w:r>
+              <w:t>ID</w:t>
+            </w:r>
+            <w:r>
+              <w:tab/>
+              <w:t>Name</w:t>
+            </w:r>
+            <w:r>
+              <w:tab/>
+              <w:t>Quantity</w:t>
+            </w:r>
+            <w:r>
+              <w:tab/>
+              <w:t>Other Info</w:t>
+            </w:r>
+          </w:p>
+          <w:p>
+            <w:pPr>
+              <w:pStyle w:val="Web"/>
+            </w:pPr>
+            <w:r>
+              <w:t>1001</w:t>
+            </w:r>
+            <w:r>
+              <w:tab/>
+              <w:t xml:space="preserve"> Premium Coffee Candy</w:t>
+            </w:r>
+            <w:r>
+              <w:tab/>
+              <w:t>150</w:t>
+            </w:r>
+            <w:r>
+              <w:tab/>
+              <w:t>50 candy per package (15 calories each)</w:t>
+            </w:r>
+          </w:p>
+          <w:p>
+            <w:pPr>
+              <w:pStyle w:val="Web"/>
+            </w:pPr>
+            <w:r>
+              <w:t>2001</w:t>
+            </w:r>
+            <w:r>
+              <w:tab/>
+              <w:t xml:space="preserve"> Colombia Coffee</w:t>
+            </w:r>
+            <w:r>
+              <w:tab/>
+              <w:t>0</w:t>
+            </w:r>
+            <w:r>
+              <w:tab/>
+              <w:t>250.0g</w:t>
+            </w:r>
+          </w:p>
+          <w:p>
+            <w:pPr>
+              <w:pStyle w:val="Web"/>
+            </w:pPr>
+          </w:p>
+          <w:p>
+            <w:pPr>
+              <w:pStyle w:val="Web"/>
+            </w:pPr>
+            <w:r>
+              <w:t>Coffee Inventory Management System</w:t>
+            </w:r>
+          </w:p>
+          <w:p>
+            <w:pPr>
+              <w:pStyle w:val="Web"/>
+            </w:pPr>
+            <w:r>
+              <w:t xml:space="preserve">Please enter command: [a | v | c | s | u | r | </w:t>
+            </w:r>
+            <w:proofErr w:type="spellStart"/>
+            <w:r>
+              <w:t>sl</w:t>
+            </w:r>
+            <w:proofErr w:type="spellEnd"/>
+            <w:r>
+              <w:t xml:space="preserve"> | x]</w:t>
+            </w:r>
+          </w:p>
+          <w:p>
+            <w:pPr>
+              <w:pStyle w:val="Web"/>
+            </w:pPr>
+            <w:r>
+              <w:t>a = add product, v = view products, c = collect product, s = ship product,</w:t>
+            </w:r>
+          </w:p>
+          <w:p>
+            <w:pPr>
+              <w:pStyle w:val="Web"/>
+            </w:pPr>
+            <w:r>
+              <w:t xml:space="preserve">u = undo, r = redo, </w:t>
+            </w:r>
+            <w:proofErr w:type="spellStart"/>
+            <w:r>
+              <w:t>sl</w:t>
+            </w:r>
+            <w:proofErr w:type="spellEnd"/>
+            <w:r>
+              <w:t xml:space="preserve"> = show list undo/redo, x = exit system</w:t>
+            </w:r>
+          </w:p>
+          <w:p>
+            <w:pPr>
+              <w:pStyle w:val="Web"/>
+            </w:pPr>
+          </w:p>
+          <w:p>
+            <w:pPr>
+              <w:pStyle w:val="Web"/>
+            </w:pPr>
+            <w:r>
+              <w:t>Undo List:</w:t>
+            </w:r>
+          </w:p>
+          <w:p>
+            <w:pPr>
+              <w:pStyle w:val="Web"/>
+            </w:pPr>
+            <w:r>
+              <w:t xml:space="preserve">Add </w:t>
+            </w:r>
+            <w:proofErr w:type="gramStart"/>
+            <w:r>
+              <w:t>1001  Premium</w:t>
+            </w:r>
+            <w:proofErr w:type="gramEnd"/>
+            <w:r>
+              <w:t xml:space="preserve"> Coffee Candy</w:t>
+            </w:r>
+          </w:p>
+          <w:p>
+            <w:pPr>
+              <w:pStyle w:val="Web"/>
+            </w:pPr>
+            <w:r>
+              <w:t xml:space="preserve">Add </w:t>
+            </w:r>
+            <w:proofErr w:type="gramStart"/>
+            <w:r>
+              <w:t>2001  Colombia</w:t>
+            </w:r>
+            <w:proofErr w:type="gramEnd"/>
+            <w:r>
+              <w:t xml:space="preserve"> Coffee</w:t>
+            </w:r>
+          </w:p>
+          <w:p>
+            <w:pPr>
+              <w:pStyle w:val="Web"/>
+            </w:pPr>
+            <w:r>
+              <w:lastRenderedPageBreak/>
+              <w:t xml:space="preserve">Received </w:t>
+            </w:r>
+            <w:proofErr w:type="gramStart"/>
+            <w:r>
+              <w:t>150  Premium</w:t>
+            </w:r>
+            <w:proofErr w:type="gramEnd"/>
+            <w:r>
+              <w:t xml:space="preserve"> Coffee Candy (1001)</w:t>
+            </w:r>
+          </w:p>
+          <w:p>
+            <w:pPr>
+              <w:pStyle w:val="Web"/>
+            </w:pPr>
+            <w:r>
+              <w:t xml:space="preserve">Received </w:t>
+            </w:r>
+            <w:proofErr w:type="gramStart"/>
+            <w:r>
+              <w:t>100  Colombia</w:t>
+            </w:r>
+            <w:proofErr w:type="gramEnd"/>
+            <w:r>
+              <w:t xml:space="preserve"> Coffee (2001)</w:t>
+            </w:r>
+          </w:p>
+          <w:p>
+            <w:pPr>
+              <w:pStyle w:val="Web"/>
+            </w:pPr>
+            <w:r>
+              <w:t xml:space="preserve">Shipped </w:t>
+            </w:r>
+            <w:proofErr w:type="gramStart"/>
+            <w:r>
+              <w:t>50  Premium</w:t>
+            </w:r>
+            <w:proofErr w:type="gramEnd"/>
+            <w:r>
+              <w:t xml:space="preserve"> Coffee Candy (1001)</w:t>
+            </w:r>
+          </w:p>
+          <w:p>
+            <w:pPr>
+              <w:pStyle w:val="Web"/>
+            </w:pPr>
+            <w:r>
+              <w:t>Redo List:</w:t>
+            </w:r>
+          </w:p>
+          <w:p>
+            <w:pPr>
+              <w:pStyle w:val="Web"/>
+            </w:pPr>
+            <w:r>
+              <w:t xml:space="preserve">Shipped </w:t>
+            </w:r>
+            <w:proofErr w:type="gramStart"/>
+            <w:r>
+              <w:t>20  Colombia</w:t>
+            </w:r>
+            <w:proofErr w:type="gramEnd"/>
+            <w:r>
+              <w:t xml:space="preserve"> Coffee (2001)</w:t>
+            </w:r>
+          </w:p>
+          <w:p>
+            <w:pPr>
+              <w:pStyle w:val="Web"/>
+            </w:pPr>
+          </w:p>
+          <w:p>
+            <w:pPr>
+              <w:pStyle w:val="Web"/>
+            </w:pPr>
+            <w:r>
+              <w:t>Coffee Inventory Management System</w:t>
+            </w:r>
+          </w:p>
+          <w:p>
+            <w:pPr>
+              <w:pStyle w:val="Web"/>
+            </w:pPr>
+            <w:r>
+              <w:t xml:space="preserve">Please enter command: [a | v | c | s | u | r | </w:t>
+            </w:r>
+            <w:proofErr w:type="spellStart"/>
+            <w:r>
+              <w:t>sl</w:t>
+            </w:r>
+            <w:proofErr w:type="spellEnd"/>
+            <w:r>
+              <w:t xml:space="preserve"> | x]</w:t>
+            </w:r>
+          </w:p>
+          <w:p>
+            <w:pPr>
+              <w:pStyle w:val="Web"/>
+            </w:pPr>
+            <w:r>
+              <w:t>a = add product, v = view products, c = collect product, s = ship product,</w:t>
+            </w:r>
+          </w:p>
+          <w:p>
+            <w:pPr>
+              <w:pStyle w:val="Web"/>
+            </w:pPr>
+            <w:r>
+              <w:t xml:space="preserve">u = undo, r = redo, </w:t>
+            </w:r>
+            <w:proofErr w:type="spellStart"/>
+            <w:r>
+              <w:t>sl</w:t>
+            </w:r>
+            <w:proofErr w:type="spellEnd"/>
+            <w:r>
+              <w:t xml:space="preserve"> = show list undo/redo, x = exit system</w:t>
+            </w:r>
+          </w:p>
+          <w:p>
+            <w:pPr>
+              <w:pStyle w:val="Web"/>
+            </w:pPr>
+          </w:p>
+          <w:p>
+            <w:pPr>
+              <w:pStyle w:val="Web"/>
+              <w:rPr>
+                <w:rFonts w:hint="eastAsia"/>
+              </w:rPr>
+            </w:pPr>
+            <w:r>
+              <w:t>Thanks for using Coffee Inventory Management System!!</w:t>
+            </w:r>
+          </w:p>
+        </w:tc>
+      </w:tr>
+      <w:tr>
+        <w:tc>
+          <w:tcPr>
+            <w:tcW w:w="1510" w:type="dxa"/>
+          </w:tcPr>
+          <w:p>
+            <w:pPr>
+              <w:pStyle w:val="Web"/>
+              <w:rPr>
+                <w:rFonts w:hint="eastAsia"/>
+              </w:rPr>
+            </w:pPr>
+            <w:r>
+              <w:lastRenderedPageBreak/>
+              <w:t>Expected Output</w:t>
+            </w:r>
+          </w:p>
+        </w:tc>
+        <w:tc>
+          <w:tcPr>
+            <w:tcW w:w="5460" w:type="dxa"/>
+          </w:tcPr>
+          <w:p>
+            <w:pPr>
+              <w:pStyle w:val="Web"/>
+            </w:pPr>
+            <w:r>
+              <w:t>Coffee Inventory Management System</w:t>
+            </w:r>
+          </w:p>
+          <w:p>
+            <w:pPr>
+              <w:pStyle w:val="Web"/>
+            </w:pPr>
+            <w:r>
+              <w:t xml:space="preserve">Please enter command: [a | v | c | s | u | r | </w:t>
+            </w:r>
+            <w:proofErr w:type="spellStart"/>
+            <w:r>
+              <w:t>sl</w:t>
+            </w:r>
+            <w:proofErr w:type="spellEnd"/>
+            <w:r>
+              <w:t xml:space="preserve"> | x]</w:t>
+            </w:r>
+          </w:p>
+          <w:p>
+            <w:pPr>
+              <w:pStyle w:val="Web"/>
+            </w:pPr>
+            <w:r>
+              <w:t xml:space="preserve">a = add </w:t>
+            </w:r>
+            <w:proofErr w:type="gramStart"/>
+            <w:r>
+              <w:t>product,  v</w:t>
+            </w:r>
+            <w:proofErr w:type="gramEnd"/>
+            <w:r>
+              <w:t xml:space="preserve"> = view products,  c = collect product,  s = ship product, </w:t>
+            </w:r>
+          </w:p>
+          <w:p>
+            <w:pPr>
+              <w:pStyle w:val="Web"/>
+            </w:pPr>
+            <w:r>
+              <w:t xml:space="preserve">u = </w:t>
+            </w:r>
+            <w:proofErr w:type="gramStart"/>
+            <w:r>
+              <w:t>undo,  r</w:t>
+            </w:r>
+            <w:proofErr w:type="gramEnd"/>
+            <w:r>
+              <w:t xml:space="preserve"> = redo,  </w:t>
+            </w:r>
+            <w:proofErr w:type="spellStart"/>
+            <w:r>
+              <w:t>sl</w:t>
+            </w:r>
+            <w:proofErr w:type="spellEnd"/>
+            <w:r>
+              <w:t xml:space="preserve"> = show list undo/redo,  x = exit system</w:t>
+            </w:r>
+          </w:p>
+          <w:p>
+            <w:pPr>
+              <w:pStyle w:val="Web"/>
+            </w:pPr>
+          </w:p>
+          <w:p>
+            <w:pPr>
+              <w:pStyle w:val="Web"/>
+            </w:pPr>
+            <w:r>
+              <w:t xml:space="preserve">Enter Coffee type (cc=Coffee Candy/cp=Coffee Powder): </w:t>
+            </w:r>
+          </w:p>
+          <w:p>
+            <w:pPr>
+              <w:pStyle w:val="Web"/>
+            </w:pPr>
+            <w:r>
+              <w:lastRenderedPageBreak/>
+              <w:t xml:space="preserve">Enter product id, name, number of candy and calories per candy: </w:t>
+            </w:r>
+          </w:p>
+          <w:p>
+            <w:pPr>
+              <w:pStyle w:val="Web"/>
+            </w:pPr>
+            <w:r>
+              <w:t>New product record created.</w:t>
+            </w:r>
+          </w:p>
+          <w:p>
+            <w:pPr>
+              <w:pStyle w:val="Web"/>
+            </w:pPr>
+          </w:p>
+          <w:p>
+            <w:pPr>
+              <w:pStyle w:val="Web"/>
+            </w:pPr>
+            <w:r>
+              <w:t>Coffee Inventory Management System</w:t>
+            </w:r>
+          </w:p>
+          <w:p>
+            <w:pPr>
+              <w:pStyle w:val="Web"/>
+            </w:pPr>
+            <w:r>
+              <w:t xml:space="preserve">Please enter command: [a | v | c | s | u | r | </w:t>
+            </w:r>
+            <w:proofErr w:type="spellStart"/>
+            <w:r>
+              <w:t>sl</w:t>
+            </w:r>
+            <w:proofErr w:type="spellEnd"/>
+            <w:r>
+              <w:t xml:space="preserve"> | x]</w:t>
+            </w:r>
+          </w:p>
+          <w:p>
+            <w:pPr>
+              <w:pStyle w:val="Web"/>
+            </w:pPr>
+            <w:r>
+              <w:t xml:space="preserve">a = add </w:t>
+            </w:r>
+            <w:proofErr w:type="gramStart"/>
+            <w:r>
+              <w:t>product,  v</w:t>
+            </w:r>
+            <w:proofErr w:type="gramEnd"/>
+            <w:r>
+              <w:t xml:space="preserve"> = view products,  c = collect product,  s = ship product, </w:t>
+            </w:r>
+          </w:p>
+          <w:p>
+            <w:pPr>
+              <w:pStyle w:val="Web"/>
+            </w:pPr>
+            <w:r>
+              <w:t xml:space="preserve">u = </w:t>
+            </w:r>
+            <w:proofErr w:type="gramStart"/>
+            <w:r>
+              <w:t>undo,  r</w:t>
+            </w:r>
+            <w:proofErr w:type="gramEnd"/>
+            <w:r>
+              <w:t xml:space="preserve"> = redo,  </w:t>
+            </w:r>
+            <w:proofErr w:type="spellStart"/>
+            <w:r>
+              <w:t>sl</w:t>
+            </w:r>
+            <w:proofErr w:type="spellEnd"/>
+            <w:r>
+              <w:t xml:space="preserve"> = show list undo/redo,  x = exit system</w:t>
+            </w:r>
+          </w:p>
+          <w:p>
+            <w:pPr>
+              <w:pStyle w:val="Web"/>
+            </w:pPr>
+          </w:p>
+          <w:p>
+            <w:pPr>
+              <w:pStyle w:val="Web"/>
+            </w:pPr>
+            <w:r>
+              <w:t>Enter Coffee type (cc=Coffee Candy/cp=Coffee Powder):</w:t>
+            </w:r>
+          </w:p>
+          <w:p>
+            <w:pPr>
+              <w:pStyle w:val="Web"/>
+            </w:pPr>
+            <w:r>
+              <w:t xml:space="preserve">Enter product id, name and weight(g): </w:t>
+            </w:r>
+          </w:p>
+          <w:p>
+            <w:pPr>
+              <w:pStyle w:val="Web"/>
+            </w:pPr>
+            <w:r>
+              <w:t>New product record created.</w:t>
+            </w:r>
+          </w:p>
+          <w:p>
+            <w:pPr>
+              <w:pStyle w:val="Web"/>
+            </w:pPr>
+            <w:r>
+              <w:t>Coffee Inventory Management System</w:t>
+            </w:r>
+          </w:p>
+          <w:p>
+            <w:pPr>
+              <w:pStyle w:val="Web"/>
+            </w:pPr>
+            <w:r>
+              <w:t xml:space="preserve">Please enter command: [a | v | c | s | u | r | </w:t>
+            </w:r>
+            <w:proofErr w:type="spellStart"/>
+            <w:r>
+              <w:t>sl</w:t>
+            </w:r>
+            <w:proofErr w:type="spellEnd"/>
+            <w:r>
+              <w:t xml:space="preserve"> | x]</w:t>
+            </w:r>
+          </w:p>
+          <w:p>
+            <w:pPr>
+              <w:pStyle w:val="Web"/>
+            </w:pPr>
+            <w:r>
+              <w:t xml:space="preserve">a = add </w:t>
+            </w:r>
+            <w:proofErr w:type="gramStart"/>
+            <w:r>
+              <w:t>product,  v</w:t>
+            </w:r>
+            <w:proofErr w:type="gramEnd"/>
+            <w:r>
+              <w:t xml:space="preserve"> = view products,  c = collect product,  s = ship product, </w:t>
+            </w:r>
+          </w:p>
+          <w:p>
+            <w:pPr>
+              <w:pStyle w:val="Web"/>
+            </w:pPr>
+            <w:r>
+              <w:t xml:space="preserve">u = </w:t>
+            </w:r>
+            <w:proofErr w:type="gramStart"/>
+            <w:r>
+              <w:t>undo,  r</w:t>
+            </w:r>
+            <w:proofErr w:type="gramEnd"/>
+            <w:r>
+              <w:t xml:space="preserve"> = redo,  </w:t>
+            </w:r>
+            <w:proofErr w:type="spellStart"/>
+            <w:r>
+              <w:t>sl</w:t>
+            </w:r>
+            <w:proofErr w:type="spellEnd"/>
+            <w:r>
+              <w:t xml:space="preserve"> = show list undo/redo,  x = exit system</w:t>
+            </w:r>
+          </w:p>
+          <w:p>
+            <w:pPr>
+              <w:pStyle w:val="Web"/>
+            </w:pPr>
+          </w:p>
+          <w:p>
+            <w:pPr>
+              <w:pStyle w:val="Web"/>
+            </w:pPr>
+            <w:r>
+              <w:t>Enter product id (* to show all):</w:t>
+            </w:r>
+          </w:p>
+          <w:p>
+            <w:pPr>
+              <w:pStyle w:val="Web"/>
+            </w:pPr>
+          </w:p>
+          <w:p>
+            <w:pPr>
+              <w:pStyle w:val="Web"/>
+            </w:pPr>
+            <w:r>
+              <w:lastRenderedPageBreak/>
+              <w:t>Product information</w:t>
+            </w:r>
+          </w:p>
+          <w:p>
+            <w:pPr>
+              <w:pStyle w:val="Web"/>
+            </w:pPr>
+            <w:r>
+              <w:t>ID: 1001</w:t>
+            </w:r>
+          </w:p>
+          <w:p>
+            <w:pPr>
+              <w:pStyle w:val="Web"/>
+            </w:pPr>
+            <w:r>
+              <w:t>Name: Premium Coffee Candy</w:t>
+            </w:r>
+          </w:p>
+          <w:p>
+            <w:pPr>
+              <w:pStyle w:val="Web"/>
+            </w:pPr>
+            <w:r>
+              <w:t>Quantity: 0</w:t>
+            </w:r>
+          </w:p>
+          <w:p>
+            <w:pPr>
+              <w:pStyle w:val="Web"/>
+            </w:pPr>
+            <w:r>
+              <w:t>Number of candies per package: 50</w:t>
+            </w:r>
+          </w:p>
+          <w:p>
+            <w:pPr>
+              <w:pStyle w:val="Web"/>
+            </w:pPr>
+            <w:r>
+              <w:t>Calories Per candy: 15</w:t>
+            </w:r>
+          </w:p>
+          <w:p>
+            <w:pPr>
+              <w:pStyle w:val="Web"/>
+            </w:pPr>
+            <w:r>
+              <w:t>Coffee Inventory Management System</w:t>
+            </w:r>
+          </w:p>
+          <w:p>
+            <w:pPr>
+              <w:pStyle w:val="Web"/>
+            </w:pPr>
+            <w:r>
+              <w:t xml:space="preserve">Please enter command: [a | v | c | s | u | r | </w:t>
+            </w:r>
+            <w:proofErr w:type="spellStart"/>
+            <w:r>
+              <w:t>sl</w:t>
+            </w:r>
+            <w:proofErr w:type="spellEnd"/>
+            <w:r>
+              <w:t xml:space="preserve"> | x]</w:t>
+            </w:r>
+          </w:p>
+          <w:p>
+            <w:pPr>
+              <w:pStyle w:val="Web"/>
+            </w:pPr>
+            <w:r>
+              <w:t xml:space="preserve">a = add </w:t>
+            </w:r>
+            <w:proofErr w:type="gramStart"/>
+            <w:r>
+              <w:t>product,  v</w:t>
+            </w:r>
+            <w:proofErr w:type="gramEnd"/>
+            <w:r>
+              <w:t xml:space="preserve"> = view products,  c = collect product,  s = ship product, </w:t>
+            </w:r>
+          </w:p>
+          <w:p>
+            <w:pPr>
+              <w:pStyle w:val="Web"/>
+            </w:pPr>
+            <w:r>
+              <w:t xml:space="preserve">u = </w:t>
+            </w:r>
+            <w:proofErr w:type="gramStart"/>
+            <w:r>
+              <w:t>undo,  r</w:t>
+            </w:r>
+            <w:proofErr w:type="gramEnd"/>
+            <w:r>
+              <w:t xml:space="preserve"> = redo,  </w:t>
+            </w:r>
+            <w:proofErr w:type="spellStart"/>
+            <w:r>
+              <w:t>sl</w:t>
+            </w:r>
+            <w:proofErr w:type="spellEnd"/>
+            <w:r>
+              <w:t xml:space="preserve"> = show list undo/redo,  x = exit system</w:t>
+            </w:r>
+          </w:p>
+          <w:p>
+            <w:pPr>
+              <w:pStyle w:val="Web"/>
+            </w:pPr>
+          </w:p>
+          <w:p>
+            <w:pPr>
+              <w:pStyle w:val="Web"/>
+            </w:pPr>
+            <w:r>
+              <w:t>Enter product id (* to show all):</w:t>
+            </w:r>
+          </w:p>
+          <w:p>
+            <w:pPr>
+              <w:pStyle w:val="Web"/>
+            </w:pPr>
+          </w:p>
+          <w:p>
+            <w:pPr>
+              <w:pStyle w:val="Web"/>
+            </w:pPr>
+            <w:r>
+              <w:t>Coffee Product information</w:t>
+            </w:r>
+          </w:p>
+          <w:p>
+            <w:pPr>
+              <w:pStyle w:val="Web"/>
+            </w:pPr>
+            <w:r>
+              <w:t>ID</w:t>
+            </w:r>
+            <w:r>
+              <w:tab/>
+            </w:r>
+            <w:r>
+              <w:tab/>
+              <w:t>Name</w:t>
+            </w:r>
+            <w:r>
+              <w:tab/>
+            </w:r>
+            <w:r>
+              <w:tab/>
+            </w:r>
+            <w:r>
+              <w:tab/>
+            </w:r>
+            <w:r>
+              <w:tab/>
+              <w:t>Quantity</w:t>
+            </w:r>
+            <w:r>
+              <w:tab/>
+            </w:r>
+            <w:r>
+              <w:tab/>
+              <w:t>Other Info</w:t>
+            </w:r>
+          </w:p>
+          <w:p>
+            <w:pPr>
+              <w:pStyle w:val="Web"/>
+            </w:pPr>
+            <w:r>
+              <w:t>1010</w:t>
+            </w:r>
+            <w:r>
+              <w:tab/>
+              <w:t>Premium Coffee Candy</w:t>
+            </w:r>
+            <w:r>
+              <w:tab/>
+              <w:t>0</w:t>
+            </w:r>
+            <w:r>
+              <w:tab/>
+            </w:r>
+            <w:r>
+              <w:tab/>
+            </w:r>
+            <w:r>
+              <w:tab/>
+              <w:t>50 candy per package (15 calories each)</w:t>
+            </w:r>
+          </w:p>
+          <w:p>
+            <w:pPr>
+              <w:pStyle w:val="Web"/>
+            </w:pPr>
+            <w:r>
+              <w:t>2010</w:t>
+            </w:r>
+            <w:r>
+              <w:tab/>
+              <w:t>Colombia Coffee</w:t>
+            </w:r>
+            <w:r>
+              <w:tab/>
+            </w:r>
+            <w:r>
+              <w:tab/>
+              <w:t>0</w:t>
+            </w:r>
+            <w:r>
+              <w:tab/>
+            </w:r>
+            <w:r>
+              <w:tab/>
+            </w:r>
+            <w:r>
+              <w:tab/>
+              <w:t xml:space="preserve">250g </w:t>
+            </w:r>
+          </w:p>
+          <w:p>
+            <w:pPr>
+              <w:pStyle w:val="Web"/>
+            </w:pPr>
+            <w:r>
+              <w:t>Coffee Inventory Management System</w:t>
+            </w:r>
+          </w:p>
+          <w:p>
+            <w:pPr>
+              <w:pStyle w:val="Web"/>
+            </w:pPr>
+            <w:r>
+              <w:lastRenderedPageBreak/>
+              <w:t xml:space="preserve">Please enter command: [a | v | c | s | u | r | </w:t>
+            </w:r>
+            <w:proofErr w:type="spellStart"/>
+            <w:r>
+              <w:t>sl</w:t>
+            </w:r>
+            <w:proofErr w:type="spellEnd"/>
+            <w:r>
+              <w:t xml:space="preserve"> | x]</w:t>
+            </w:r>
+          </w:p>
+          <w:p>
+            <w:pPr>
+              <w:pStyle w:val="Web"/>
+            </w:pPr>
+            <w:r>
+              <w:t xml:space="preserve">a = add </w:t>
+            </w:r>
+            <w:proofErr w:type="gramStart"/>
+            <w:r>
+              <w:t>product,  v</w:t>
+            </w:r>
+            <w:proofErr w:type="gramEnd"/>
+            <w:r>
+              <w:t xml:space="preserve"> = view products,  c = collect product,  s = ship product, </w:t>
+            </w:r>
+          </w:p>
+          <w:p>
+            <w:pPr>
+              <w:pStyle w:val="Web"/>
+            </w:pPr>
+            <w:r>
+              <w:t xml:space="preserve">u = </w:t>
+            </w:r>
+            <w:proofErr w:type="gramStart"/>
+            <w:r>
+              <w:t>undo,  r</w:t>
+            </w:r>
+            <w:proofErr w:type="gramEnd"/>
+            <w:r>
+              <w:t xml:space="preserve"> = redo,  </w:t>
+            </w:r>
+            <w:proofErr w:type="spellStart"/>
+            <w:r>
+              <w:t>sl</w:t>
+            </w:r>
+            <w:proofErr w:type="spellEnd"/>
+            <w:r>
+              <w:t xml:space="preserve"> = show list undo/redo,  x = exit system</w:t>
+            </w:r>
+          </w:p>
+          <w:p>
+            <w:pPr>
+              <w:pStyle w:val="Web"/>
+            </w:pPr>
+          </w:p>
+          <w:p>
+            <w:pPr>
+              <w:pStyle w:val="Web"/>
+            </w:pPr>
+            <w:r>
+              <w:t>Enter product id:</w:t>
+            </w:r>
+          </w:p>
+          <w:p>
+            <w:pPr>
+              <w:pStyle w:val="Web"/>
+            </w:pPr>
+            <w:r>
+              <w:t>Quantity to receive:</w:t>
+            </w:r>
+          </w:p>
+          <w:p>
+            <w:pPr>
+              <w:pStyle w:val="Web"/>
+            </w:pPr>
+            <w:r>
+              <w:t>Received 150 packs of Premium Coffee Candy. Current quantity is 150.</w:t>
+            </w:r>
+          </w:p>
+          <w:p>
+            <w:pPr>
+              <w:pStyle w:val="Web"/>
+            </w:pPr>
+          </w:p>
+          <w:p>
+            <w:pPr>
+              <w:pStyle w:val="Web"/>
+            </w:pPr>
+            <w:r>
+              <w:t>Coffee Inventory Management System</w:t>
+            </w:r>
+          </w:p>
+          <w:p>
+            <w:pPr>
+              <w:pStyle w:val="Web"/>
+            </w:pPr>
+            <w:r>
+              <w:t xml:space="preserve">Please enter command: [a | v | c | s | u | r | </w:t>
+            </w:r>
+            <w:proofErr w:type="spellStart"/>
+            <w:r>
+              <w:t>sl</w:t>
+            </w:r>
+            <w:proofErr w:type="spellEnd"/>
+            <w:r>
+              <w:t xml:space="preserve"> | x]</w:t>
+            </w:r>
+          </w:p>
+          <w:p>
+            <w:pPr>
+              <w:pStyle w:val="Web"/>
+            </w:pPr>
+            <w:r>
+              <w:t xml:space="preserve">a = add </w:t>
+            </w:r>
+            <w:proofErr w:type="gramStart"/>
+            <w:r>
+              <w:t>product,  v</w:t>
+            </w:r>
+            <w:proofErr w:type="gramEnd"/>
+            <w:r>
+              <w:t xml:space="preserve"> = view products,  c = collect product,  s = ship product, </w:t>
+            </w:r>
+          </w:p>
+          <w:p>
+            <w:pPr>
+              <w:pStyle w:val="Web"/>
+            </w:pPr>
+            <w:r>
+              <w:t xml:space="preserve">u = </w:t>
+            </w:r>
+            <w:proofErr w:type="gramStart"/>
+            <w:r>
+              <w:t>undo,  r</w:t>
+            </w:r>
+            <w:proofErr w:type="gramEnd"/>
+            <w:r>
+              <w:t xml:space="preserve"> = redo,  </w:t>
+            </w:r>
+            <w:proofErr w:type="spellStart"/>
+            <w:r>
+              <w:t>sl</w:t>
+            </w:r>
+            <w:proofErr w:type="spellEnd"/>
+            <w:r>
+              <w:t xml:space="preserve"> = show list undo/redo,  x = exit system</w:t>
+            </w:r>
+          </w:p>
+          <w:p>
+            <w:pPr>
+              <w:pStyle w:val="Web"/>
+            </w:pPr>
+          </w:p>
+          <w:p>
+            <w:pPr>
+              <w:pStyle w:val="Web"/>
+            </w:pPr>
+            <w:r>
+              <w:t>Enter product id:</w:t>
+            </w:r>
+          </w:p>
+          <w:p>
+            <w:pPr>
+              <w:pStyle w:val="Web"/>
+            </w:pPr>
+            <w:r>
+              <w:t>Quantity to deposit:</w:t>
+            </w:r>
+          </w:p>
+          <w:p>
+            <w:pPr>
+              <w:pStyle w:val="Web"/>
+            </w:pPr>
+            <w:r>
+              <w:t>Received 100 packs of Colombia Coffee. Current quantity is 100.</w:t>
+            </w:r>
+          </w:p>
+          <w:p>
+            <w:pPr>
+              <w:pStyle w:val="Web"/>
+            </w:pPr>
+          </w:p>
+          <w:p>
+            <w:pPr>
+              <w:pStyle w:val="Web"/>
+            </w:pPr>
+            <w:r>
+              <w:t>Coffee Inventory Management System</w:t>
+            </w:r>
+          </w:p>
+          <w:p>
+            <w:pPr>
+              <w:pStyle w:val="Web"/>
+            </w:pPr>
+            <w:r>
+              <w:lastRenderedPageBreak/>
+              <w:t xml:space="preserve">Please enter command: [a | v | c | s | u | r | </w:t>
+            </w:r>
+            <w:proofErr w:type="spellStart"/>
+            <w:r>
+              <w:t>sl</w:t>
+            </w:r>
+            <w:proofErr w:type="spellEnd"/>
+            <w:r>
+              <w:t xml:space="preserve"> | x]</w:t>
+            </w:r>
+          </w:p>
+          <w:p>
+            <w:pPr>
+              <w:pStyle w:val="Web"/>
+            </w:pPr>
+            <w:r>
+              <w:t xml:space="preserve">a = add </w:t>
+            </w:r>
+            <w:proofErr w:type="gramStart"/>
+            <w:r>
+              <w:t>product,  v</w:t>
+            </w:r>
+            <w:proofErr w:type="gramEnd"/>
+            <w:r>
+              <w:t xml:space="preserve"> = view products,  c = collect product,  s = ship product, </w:t>
+            </w:r>
+          </w:p>
+          <w:p>
+            <w:pPr>
+              <w:pStyle w:val="Web"/>
+            </w:pPr>
+            <w:r>
+              <w:t xml:space="preserve">u = </w:t>
+            </w:r>
+            <w:proofErr w:type="gramStart"/>
+            <w:r>
+              <w:t>undo,  r</w:t>
+            </w:r>
+            <w:proofErr w:type="gramEnd"/>
+            <w:r>
+              <w:t xml:space="preserve"> = redo,  </w:t>
+            </w:r>
+            <w:proofErr w:type="spellStart"/>
+            <w:r>
+              <w:t>sl</w:t>
+            </w:r>
+            <w:proofErr w:type="spellEnd"/>
+            <w:r>
+              <w:t xml:space="preserve"> = show list undo/redo,  x = exit system</w:t>
+            </w:r>
+          </w:p>
+          <w:p>
+            <w:pPr>
+              <w:pStyle w:val="Web"/>
+            </w:pPr>
+          </w:p>
+          <w:p>
+            <w:pPr>
+              <w:pStyle w:val="Web"/>
+            </w:pPr>
+            <w:r>
+              <w:t>Enter product id (* to show all):</w:t>
+            </w:r>
+          </w:p>
+          <w:p>
+            <w:pPr>
+              <w:pStyle w:val="Web"/>
+            </w:pPr>
+          </w:p>
+          <w:p>
+            <w:pPr>
+              <w:pStyle w:val="Web"/>
+            </w:pPr>
+            <w:r>
+              <w:t>Coffee Product information</w:t>
+            </w:r>
+          </w:p>
+          <w:p>
+            <w:pPr>
+              <w:pStyle w:val="Web"/>
+            </w:pPr>
+            <w:r>
+              <w:t>ID</w:t>
+            </w:r>
+            <w:r>
+              <w:tab/>
+            </w:r>
+            <w:r>
+              <w:tab/>
+              <w:t>Name</w:t>
+            </w:r>
+            <w:r>
+              <w:tab/>
+            </w:r>
+            <w:r>
+              <w:tab/>
+            </w:r>
+            <w:r>
+              <w:tab/>
+            </w:r>
+            <w:r>
+              <w:tab/>
+              <w:t>Quantity</w:t>
+            </w:r>
+            <w:r>
+              <w:tab/>
+            </w:r>
+            <w:r>
+              <w:tab/>
+              <w:t>Other Info</w:t>
+            </w:r>
+          </w:p>
+          <w:p>
+            <w:pPr>
+              <w:pStyle w:val="Web"/>
+            </w:pPr>
+            <w:r>
+              <w:t>1001</w:t>
+            </w:r>
+            <w:r>
+              <w:tab/>
+              <w:t>Premium Coffee Candy</w:t>
+            </w:r>
+            <w:r>
+              <w:tab/>
+              <w:t>150</w:t>
+            </w:r>
+            <w:r>
+              <w:tab/>
+            </w:r>
+            <w:r>
+              <w:tab/>
+            </w:r>
+            <w:r>
+              <w:tab/>
+              <w:t>50 candy per package (15 calories each)</w:t>
+            </w:r>
+          </w:p>
+          <w:p>
+            <w:pPr>
+              <w:pStyle w:val="Web"/>
+            </w:pPr>
+            <w:r>
+              <w:t>2001</w:t>
+            </w:r>
+            <w:r>
+              <w:tab/>
+              <w:t>Colombia Coffee</w:t>
+            </w:r>
+            <w:r>
+              <w:tab/>
+            </w:r>
+            <w:r>
+              <w:tab/>
+              <w:t>100</w:t>
+            </w:r>
+            <w:r>
+              <w:tab/>
+            </w:r>
+            <w:r>
+              <w:tab/>
+            </w:r>
+            <w:r>
+              <w:tab/>
+              <w:t xml:space="preserve">250g </w:t>
+            </w:r>
+          </w:p>
+          <w:p>
+            <w:pPr>
+              <w:pStyle w:val="Web"/>
+            </w:pPr>
+            <w:r>
+              <w:t>Coffee Inventory Management System</w:t>
+            </w:r>
+          </w:p>
+          <w:p>
+            <w:pPr>
+              <w:pStyle w:val="Web"/>
+            </w:pPr>
+            <w:r>
+              <w:t xml:space="preserve">Please enter command: [a | v | c | s | u | r | </w:t>
+            </w:r>
+            <w:proofErr w:type="spellStart"/>
+            <w:r>
+              <w:t>sl</w:t>
+            </w:r>
+            <w:proofErr w:type="spellEnd"/>
+            <w:r>
+              <w:t xml:space="preserve"> | x]</w:t>
+            </w:r>
+          </w:p>
+          <w:p>
+            <w:pPr>
+              <w:pStyle w:val="Web"/>
+            </w:pPr>
+            <w:r>
+              <w:t xml:space="preserve">a = add </w:t>
+            </w:r>
+            <w:proofErr w:type="gramStart"/>
+            <w:r>
+              <w:t>product,  v</w:t>
+            </w:r>
+            <w:proofErr w:type="gramEnd"/>
+            <w:r>
+              <w:t xml:space="preserve"> = view products,  c = collect product,  s = ship product, </w:t>
+            </w:r>
+          </w:p>
+          <w:p>
+            <w:pPr>
+              <w:pStyle w:val="Web"/>
+            </w:pPr>
+            <w:r>
+              <w:t xml:space="preserve">u = </w:t>
+            </w:r>
+            <w:proofErr w:type="gramStart"/>
+            <w:r>
+              <w:t>undo,  r</w:t>
+            </w:r>
+            <w:proofErr w:type="gramEnd"/>
+            <w:r>
+              <w:t xml:space="preserve"> = redo,  </w:t>
+            </w:r>
+            <w:proofErr w:type="spellStart"/>
+            <w:r>
+              <w:t>sl</w:t>
+            </w:r>
+            <w:proofErr w:type="spellEnd"/>
+            <w:r>
+              <w:t xml:space="preserve"> = show list undo/redo,  x = exit system</w:t>
+            </w:r>
+          </w:p>
+          <w:p>
+            <w:pPr>
+              <w:pStyle w:val="Web"/>
+            </w:pPr>
+          </w:p>
+          <w:p>
+            <w:pPr>
+              <w:pStyle w:val="Web"/>
+            </w:pPr>
+            <w:r>
+              <w:t>Enter product id:</w:t>
+            </w:r>
+          </w:p>
+          <w:p>
+            <w:pPr>
+              <w:pStyle w:val="Web"/>
+            </w:pPr>
+            <w:r>
+              <w:t>Quantity to ship:</w:t>
+            </w:r>
+          </w:p>
+          <w:p>
+            <w:pPr>
+              <w:pStyle w:val="Web"/>
+            </w:pPr>
+            <w:r>
+              <w:lastRenderedPageBreak/>
+              <w:t>Shipped 50 packs of Premium Coffee Candy. Current quantity is 100.</w:t>
+            </w:r>
+          </w:p>
+          <w:p>
+            <w:pPr>
+              <w:pStyle w:val="Web"/>
+            </w:pPr>
+          </w:p>
+          <w:p>
+            <w:pPr>
+              <w:pStyle w:val="Web"/>
+            </w:pPr>
+            <w:r>
+              <w:t>Coffee Inventory Management System</w:t>
+            </w:r>
+          </w:p>
+          <w:p>
+            <w:pPr>
+              <w:pStyle w:val="Web"/>
+            </w:pPr>
+            <w:r>
+              <w:t xml:space="preserve">Please enter command: [a | v | c | s | u | r | </w:t>
+            </w:r>
+            <w:proofErr w:type="spellStart"/>
+            <w:r>
+              <w:t>sl</w:t>
+            </w:r>
+            <w:proofErr w:type="spellEnd"/>
+            <w:r>
+              <w:t xml:space="preserve"> | x]</w:t>
+            </w:r>
+          </w:p>
+          <w:p>
+            <w:pPr>
+              <w:pStyle w:val="Web"/>
+            </w:pPr>
+            <w:r>
+              <w:t xml:space="preserve">a = add </w:t>
+            </w:r>
+            <w:proofErr w:type="gramStart"/>
+            <w:r>
+              <w:t>product,  v</w:t>
+            </w:r>
+            <w:proofErr w:type="gramEnd"/>
+            <w:r>
+              <w:t xml:space="preserve"> = view products,  c = collect product,  s = ship product, </w:t>
+            </w:r>
+          </w:p>
+          <w:p>
+            <w:pPr>
+              <w:pStyle w:val="Web"/>
+            </w:pPr>
+            <w:r>
+              <w:t xml:space="preserve">u = </w:t>
+            </w:r>
+            <w:proofErr w:type="gramStart"/>
+            <w:r>
+              <w:t>undo,  r</w:t>
+            </w:r>
+            <w:proofErr w:type="gramEnd"/>
+            <w:r>
+              <w:t xml:space="preserve"> = redo,  </w:t>
+            </w:r>
+            <w:proofErr w:type="spellStart"/>
+            <w:r>
+              <w:t>sl</w:t>
+            </w:r>
+            <w:proofErr w:type="spellEnd"/>
+            <w:r>
+              <w:t xml:space="preserve"> = show list undo/redo,  x = exit system</w:t>
+            </w:r>
+          </w:p>
+          <w:p>
+            <w:pPr>
+              <w:pStyle w:val="Web"/>
+            </w:pPr>
+          </w:p>
+          <w:p>
+            <w:pPr>
+              <w:pStyle w:val="Web"/>
+            </w:pPr>
+            <w:r>
+              <w:t>Enter product id:</w:t>
+            </w:r>
+          </w:p>
+          <w:p>
+            <w:pPr>
+              <w:pStyle w:val="Web"/>
+            </w:pPr>
+            <w:r>
+              <w:t>Quantity to ship:</w:t>
+            </w:r>
+          </w:p>
+          <w:p>
+            <w:pPr>
+              <w:pStyle w:val="Web"/>
+            </w:pPr>
+            <w:r>
+              <w:t>Shipped 20 packs of Colombia Coffee. Current quantity is 80.</w:t>
+            </w:r>
+          </w:p>
+          <w:p>
+            <w:pPr>
+              <w:pStyle w:val="Web"/>
+            </w:pPr>
+          </w:p>
+          <w:p>
+            <w:pPr>
+              <w:pStyle w:val="Web"/>
+            </w:pPr>
+            <w:r>
+              <w:t>Coffee Inventory Management System</w:t>
+            </w:r>
+          </w:p>
+          <w:p>
+            <w:pPr>
+              <w:pStyle w:val="Web"/>
+            </w:pPr>
+            <w:r>
+              <w:t xml:space="preserve">Please enter command: [a | v | c | s | u | r | </w:t>
+            </w:r>
+            <w:proofErr w:type="spellStart"/>
+            <w:r>
+              <w:t>sl</w:t>
+            </w:r>
+            <w:proofErr w:type="spellEnd"/>
+            <w:r>
+              <w:t xml:space="preserve"> | x]</w:t>
+            </w:r>
+          </w:p>
+          <w:p>
+            <w:pPr>
+              <w:pStyle w:val="Web"/>
+            </w:pPr>
+            <w:r>
+              <w:t xml:space="preserve">a = add </w:t>
+            </w:r>
+            <w:proofErr w:type="gramStart"/>
+            <w:r>
+              <w:t>product,  v</w:t>
+            </w:r>
+            <w:proofErr w:type="gramEnd"/>
+            <w:r>
+              <w:t xml:space="preserve"> = view products,  c = collect product,  s = ship product, </w:t>
+            </w:r>
+          </w:p>
+          <w:p>
+            <w:pPr>
+              <w:pStyle w:val="Web"/>
+            </w:pPr>
+            <w:r>
+              <w:t xml:space="preserve">u = </w:t>
+            </w:r>
+            <w:proofErr w:type="gramStart"/>
+            <w:r>
+              <w:t>undo,  r</w:t>
+            </w:r>
+            <w:proofErr w:type="gramEnd"/>
+            <w:r>
+              <w:t xml:space="preserve"> = redo,  </w:t>
+            </w:r>
+            <w:proofErr w:type="spellStart"/>
+            <w:r>
+              <w:t>sl</w:t>
+            </w:r>
+            <w:proofErr w:type="spellEnd"/>
+            <w:r>
+              <w:t xml:space="preserve"> = show list undo/redo,  x = exit system</w:t>
+            </w:r>
+          </w:p>
+          <w:p>
+            <w:pPr>
+              <w:pStyle w:val="Web"/>
+            </w:pPr>
+          </w:p>
+          <w:p>
+            <w:pPr>
+              <w:pStyle w:val="Web"/>
+            </w:pPr>
+            <w:r>
+              <w:t>Enter product id (* to show all):</w:t>
+            </w:r>
+          </w:p>
+          <w:p>
+            <w:pPr>
+              <w:pStyle w:val="Web"/>
+            </w:pPr>
+          </w:p>
+          <w:p>
+            <w:pPr>
+              <w:pStyle w:val="Web"/>
+            </w:pPr>
+            <w:r>
+              <w:lastRenderedPageBreak/>
+              <w:t>Coffee Product information</w:t>
+            </w:r>
+          </w:p>
+          <w:p>
+            <w:pPr>
+              <w:pStyle w:val="Web"/>
+            </w:pPr>
+            <w:r>
+              <w:t>ID</w:t>
+            </w:r>
+            <w:r>
+              <w:tab/>
+            </w:r>
+            <w:r>
+              <w:tab/>
+              <w:t>Name</w:t>
+            </w:r>
+            <w:r>
+              <w:tab/>
+            </w:r>
+            <w:r>
+              <w:tab/>
+            </w:r>
+            <w:r>
+              <w:tab/>
+            </w:r>
+            <w:r>
+              <w:tab/>
+              <w:t>Quantity</w:t>
+            </w:r>
+            <w:r>
+              <w:tab/>
+            </w:r>
+            <w:r>
+              <w:tab/>
+              <w:t>Other Info</w:t>
+            </w:r>
+          </w:p>
+          <w:p>
+            <w:pPr>
+              <w:pStyle w:val="Web"/>
+            </w:pPr>
+            <w:r>
+              <w:t>1001</w:t>
+            </w:r>
+            <w:r>
+              <w:tab/>
+              <w:t>Premium Coffee Candy</w:t>
+            </w:r>
+            <w:r>
+              <w:tab/>
+              <w:t>100</w:t>
+            </w:r>
+            <w:r>
+              <w:tab/>
+            </w:r>
+            <w:r>
+              <w:tab/>
+            </w:r>
+            <w:r>
+              <w:tab/>
+              <w:t>50 candy per package (15 calories each)</w:t>
+            </w:r>
+          </w:p>
+          <w:p>
+            <w:pPr>
+              <w:pStyle w:val="Web"/>
+            </w:pPr>
+            <w:r>
+              <w:t>2001</w:t>
+            </w:r>
+            <w:r>
+              <w:tab/>
+              <w:t>Colombia Coffee</w:t>
+            </w:r>
+            <w:r>
+              <w:tab/>
+            </w:r>
+            <w:r>
+              <w:tab/>
+              <w:t>80</w:t>
+            </w:r>
+            <w:r>
+              <w:tab/>
+            </w:r>
+            <w:r>
+              <w:tab/>
+            </w:r>
+            <w:r>
+              <w:tab/>
+              <w:t xml:space="preserve">250g </w:t>
+            </w:r>
+          </w:p>
+          <w:p>
+            <w:pPr>
+              <w:pStyle w:val="Web"/>
+            </w:pPr>
+            <w:r>
+              <w:t>Coffee Inventory Management System</w:t>
+            </w:r>
+          </w:p>
+          <w:p>
+            <w:pPr>
+              <w:pStyle w:val="Web"/>
+            </w:pPr>
+            <w:r>
+              <w:t xml:space="preserve">Please enter command: [a | v | c | s | u | r | </w:t>
+            </w:r>
+            <w:proofErr w:type="spellStart"/>
+            <w:r>
+              <w:t>sl</w:t>
+            </w:r>
+            <w:proofErr w:type="spellEnd"/>
+            <w:r>
+              <w:t xml:space="preserve"> | x]</w:t>
+            </w:r>
+          </w:p>
+          <w:p>
+            <w:pPr>
+              <w:pStyle w:val="Web"/>
+            </w:pPr>
+            <w:r>
+              <w:t xml:space="preserve">a = add </w:t>
+            </w:r>
+            <w:proofErr w:type="gramStart"/>
+            <w:r>
+              <w:t>product,  v</w:t>
+            </w:r>
+            <w:proofErr w:type="gramEnd"/>
+            <w:r>
+              <w:t xml:space="preserve"> = view products,  c = collect product,  s = ship product, </w:t>
+            </w:r>
+          </w:p>
+          <w:p>
+            <w:pPr>
+              <w:pStyle w:val="Web"/>
+            </w:pPr>
+            <w:r>
+              <w:t xml:space="preserve">u = </w:t>
+            </w:r>
+            <w:proofErr w:type="gramStart"/>
+            <w:r>
+              <w:t>undo,  r</w:t>
+            </w:r>
+            <w:proofErr w:type="gramEnd"/>
+            <w:r>
+              <w:t xml:space="preserve"> = redo,  </w:t>
+            </w:r>
+            <w:proofErr w:type="spellStart"/>
+            <w:r>
+              <w:t>sl</w:t>
+            </w:r>
+            <w:proofErr w:type="spellEnd"/>
+            <w:r>
+              <w:t xml:space="preserve"> = show list undo/redo,  x = exit system</w:t>
+            </w:r>
+          </w:p>
+          <w:p>
+            <w:pPr>
+              <w:pStyle w:val="Web"/>
+            </w:pPr>
+          </w:p>
+          <w:p>
+            <w:pPr>
+              <w:pStyle w:val="Web"/>
+            </w:pPr>
+            <w:r>
+              <w:t>Enter product id:</w:t>
+            </w:r>
+          </w:p>
+          <w:p>
+            <w:pPr>
+              <w:pStyle w:val="Web"/>
+            </w:pPr>
+            <w:r>
+              <w:t>Quantity to ship:</w:t>
+            </w:r>
+          </w:p>
+          <w:p>
+            <w:pPr>
+              <w:pStyle w:val="Web"/>
+            </w:pPr>
+            <w:r>
+              <w:t>Invalid quantity (current balance is less than required quantity). Try again!!!</w:t>
+            </w:r>
+          </w:p>
+          <w:p>
+            <w:pPr>
+              <w:pStyle w:val="Web"/>
+            </w:pPr>
+            <w:r>
+              <w:t>Coffee Inventory Management System</w:t>
+            </w:r>
+          </w:p>
+          <w:p>
+            <w:pPr>
+              <w:pStyle w:val="Web"/>
+            </w:pPr>
+            <w:r>
+              <w:t xml:space="preserve">Please enter command: [a | v | c | s | u | r | </w:t>
+            </w:r>
+            <w:proofErr w:type="spellStart"/>
+            <w:r>
+              <w:t>sl</w:t>
+            </w:r>
+            <w:proofErr w:type="spellEnd"/>
+            <w:r>
+              <w:t xml:space="preserve"> | x]</w:t>
+            </w:r>
+          </w:p>
+          <w:p>
+            <w:pPr>
+              <w:pStyle w:val="Web"/>
+            </w:pPr>
+            <w:r>
+              <w:t xml:space="preserve">a = add </w:t>
+            </w:r>
+            <w:proofErr w:type="gramStart"/>
+            <w:r>
+              <w:t>product,  v</w:t>
+            </w:r>
+            <w:proofErr w:type="gramEnd"/>
+            <w:r>
+              <w:t xml:space="preserve"> = view products,  c = collect product,  s = ship product, </w:t>
+            </w:r>
+          </w:p>
+          <w:p>
+            <w:pPr>
+              <w:pStyle w:val="Web"/>
+            </w:pPr>
+            <w:r>
+              <w:t xml:space="preserve">u = </w:t>
+            </w:r>
+            <w:proofErr w:type="gramStart"/>
+            <w:r>
+              <w:t>undo,  r</w:t>
+            </w:r>
+            <w:proofErr w:type="gramEnd"/>
+            <w:r>
+              <w:t xml:space="preserve"> = redo,  </w:t>
+            </w:r>
+            <w:proofErr w:type="spellStart"/>
+            <w:r>
+              <w:t>sl</w:t>
+            </w:r>
+            <w:proofErr w:type="spellEnd"/>
+            <w:r>
+              <w:t xml:space="preserve"> = show list undo/redo,  x = exit system</w:t>
+            </w:r>
+          </w:p>
+          <w:p>
+            <w:pPr>
+              <w:pStyle w:val="Web"/>
+            </w:pPr>
+          </w:p>
+          <w:p>
+            <w:pPr>
+              <w:pStyle w:val="Web"/>
+            </w:pPr>
+            <w:r>
+              <w:lastRenderedPageBreak/>
+              <w:t xml:space="preserve">Undo List: </w:t>
+            </w:r>
+          </w:p>
+          <w:p>
+            <w:pPr>
+              <w:pStyle w:val="Web"/>
+            </w:pPr>
+            <w:r>
+              <w:t>Add 1001 Premium Coffee Candy</w:t>
+            </w:r>
+          </w:p>
+          <w:p>
+            <w:pPr>
+              <w:pStyle w:val="Web"/>
+            </w:pPr>
+            <w:r>
+              <w:t>Add 2001 Colombia Coffee</w:t>
+            </w:r>
+          </w:p>
+          <w:p>
+            <w:pPr>
+              <w:pStyle w:val="Web"/>
+            </w:pPr>
+            <w:r>
+              <w:t>Received 150 Premium Coffee Candy (1001)</w:t>
+            </w:r>
+          </w:p>
+          <w:p>
+            <w:pPr>
+              <w:pStyle w:val="Web"/>
+            </w:pPr>
+            <w:r>
+              <w:t>Received 100 Colombia Coffee (2001)</w:t>
+            </w:r>
+          </w:p>
+          <w:p>
+            <w:pPr>
+              <w:pStyle w:val="Web"/>
+            </w:pPr>
+            <w:r>
+              <w:t>Shipped 50 Premium Coffee Candy (1001)</w:t>
+            </w:r>
+          </w:p>
+          <w:p>
+            <w:pPr>
+              <w:pStyle w:val="Web"/>
+            </w:pPr>
+            <w:r>
+              <w:t>Shipped 20 Colombia Coffee (2001)</w:t>
+            </w:r>
+          </w:p>
+          <w:p>
+            <w:pPr>
+              <w:pStyle w:val="Web"/>
+            </w:pPr>
+          </w:p>
+          <w:p>
+            <w:pPr>
+              <w:pStyle w:val="Web"/>
+            </w:pPr>
+            <w:r>
+              <w:t>Redo List:</w:t>
+            </w:r>
+          </w:p>
+          <w:p>
+            <w:pPr>
+              <w:pStyle w:val="Web"/>
+            </w:pPr>
+            <w:r>
+              <w:t>Empty</w:t>
+            </w:r>
+          </w:p>
+          <w:p>
+            <w:pPr>
+              <w:pStyle w:val="Web"/>
+            </w:pPr>
+          </w:p>
+          <w:p>
+            <w:pPr>
+              <w:pStyle w:val="Web"/>
+            </w:pPr>
+            <w:r>
+              <w:t>Coffee Inventory Management System</w:t>
+            </w:r>
+          </w:p>
+          <w:p>
+            <w:pPr>
+              <w:pStyle w:val="Web"/>
+            </w:pPr>
+            <w:r>
+              <w:t xml:space="preserve">Please enter command: [a | v | c | s | u | r | </w:t>
+            </w:r>
+            <w:proofErr w:type="spellStart"/>
+            <w:r>
+              <w:t>sl</w:t>
+            </w:r>
+            <w:proofErr w:type="spellEnd"/>
+            <w:r>
+              <w:t xml:space="preserve"> | x]</w:t>
+            </w:r>
+          </w:p>
+          <w:p>
+            <w:pPr>
+              <w:pStyle w:val="Web"/>
+            </w:pPr>
+            <w:r>
+              <w:t xml:space="preserve">a = add </w:t>
+            </w:r>
+            <w:proofErr w:type="gramStart"/>
+            <w:r>
+              <w:t>product,  v</w:t>
+            </w:r>
+            <w:proofErr w:type="gramEnd"/>
+            <w:r>
+              <w:t xml:space="preserve"> = view products,  c = collect product,  s = ship product, </w:t>
+            </w:r>
+          </w:p>
+          <w:p>
+            <w:pPr>
+              <w:pStyle w:val="Web"/>
+            </w:pPr>
+            <w:r>
+              <w:t xml:space="preserve">u = </w:t>
+            </w:r>
+            <w:proofErr w:type="gramStart"/>
+            <w:r>
+              <w:t>undo,  r</w:t>
+            </w:r>
+            <w:proofErr w:type="gramEnd"/>
+            <w:r>
+              <w:t xml:space="preserve"> = redo,  </w:t>
+            </w:r>
+            <w:proofErr w:type="spellStart"/>
+            <w:r>
+              <w:t>sl</w:t>
+            </w:r>
+            <w:proofErr w:type="spellEnd"/>
+            <w:r>
+              <w:t xml:space="preserve"> = show list undo/redo,  x = exit system</w:t>
+            </w:r>
+          </w:p>
+          <w:p>
+            <w:pPr>
+              <w:pStyle w:val="Web"/>
+            </w:pPr>
+          </w:p>
+          <w:p>
+            <w:pPr>
+              <w:pStyle w:val="Web"/>
+            </w:pPr>
+            <w:r>
+              <w:t>undo completed.</w:t>
+            </w:r>
+          </w:p>
+          <w:p>
+            <w:pPr>
+              <w:pStyle w:val="Web"/>
+            </w:pPr>
+          </w:p>
+          <w:p>
+            <w:pPr>
+              <w:pStyle w:val="Web"/>
+            </w:pPr>
+            <w:r>
+              <w:t>Coffee Inventory Management System</w:t>
+            </w:r>
+          </w:p>
+          <w:p>
+            <w:pPr>
+              <w:pStyle w:val="Web"/>
+            </w:pPr>
+            <w:r>
+              <w:t xml:space="preserve">Please enter command: [a | v | c | s | u | r | </w:t>
+            </w:r>
+            <w:proofErr w:type="spellStart"/>
+            <w:r>
+              <w:t>sl</w:t>
+            </w:r>
+            <w:proofErr w:type="spellEnd"/>
+            <w:r>
+              <w:t xml:space="preserve"> | x]</w:t>
+            </w:r>
+          </w:p>
+          <w:p>
+            <w:pPr>
+              <w:pStyle w:val="Web"/>
+            </w:pPr>
+            <w:r>
+              <w:lastRenderedPageBreak/>
+              <w:t xml:space="preserve">a = add </w:t>
+            </w:r>
+            <w:proofErr w:type="gramStart"/>
+            <w:r>
+              <w:t>product,  v</w:t>
+            </w:r>
+            <w:proofErr w:type="gramEnd"/>
+            <w:r>
+              <w:t xml:space="preserve"> = view products,  c = collect product,  s = ship product, </w:t>
+            </w:r>
+          </w:p>
+          <w:p>
+            <w:pPr>
+              <w:pStyle w:val="Web"/>
+            </w:pPr>
+            <w:r>
+              <w:t xml:space="preserve">u = </w:t>
+            </w:r>
+            <w:proofErr w:type="gramStart"/>
+            <w:r>
+              <w:t>undo,  r</w:t>
+            </w:r>
+            <w:proofErr w:type="gramEnd"/>
+            <w:r>
+              <w:t xml:space="preserve"> = redo,  </w:t>
+            </w:r>
+            <w:proofErr w:type="spellStart"/>
+            <w:r>
+              <w:t>sl</w:t>
+            </w:r>
+            <w:proofErr w:type="spellEnd"/>
+            <w:r>
+              <w:t xml:space="preserve"> = show list undo/redo,  x = exit system</w:t>
+            </w:r>
+          </w:p>
+          <w:p>
+            <w:pPr>
+              <w:pStyle w:val="Web"/>
+            </w:pPr>
+          </w:p>
+          <w:p>
+            <w:pPr>
+              <w:pStyle w:val="Web"/>
+            </w:pPr>
+            <w:r>
+              <w:t xml:space="preserve">Undo List: </w:t>
+            </w:r>
+          </w:p>
+          <w:p>
+            <w:pPr>
+              <w:pStyle w:val="Web"/>
+            </w:pPr>
+            <w:r>
+              <w:t>Add 1001 Premium Coffee Candy</w:t>
+            </w:r>
+          </w:p>
+          <w:p>
+            <w:pPr>
+              <w:pStyle w:val="Web"/>
+            </w:pPr>
+            <w:r>
+              <w:t>Add 2001 Colombia Coffee</w:t>
+            </w:r>
+          </w:p>
+          <w:p>
+            <w:pPr>
+              <w:pStyle w:val="Web"/>
+            </w:pPr>
+            <w:r>
+              <w:t>Received 150 Premium Coffee Candy (1001)</w:t>
+            </w:r>
+          </w:p>
+          <w:p>
+            <w:pPr>
+              <w:pStyle w:val="Web"/>
+            </w:pPr>
+            <w:r>
+              <w:t>Received 100 Colombia Coffee (2001)</w:t>
+            </w:r>
+          </w:p>
+          <w:p>
+            <w:pPr>
+              <w:pStyle w:val="Web"/>
+            </w:pPr>
+            <w:r>
+              <w:t>Shipped 50 Premium Coffee Candy (1001)</w:t>
+            </w:r>
+          </w:p>
+          <w:p>
+            <w:pPr>
+              <w:pStyle w:val="Web"/>
+            </w:pPr>
+          </w:p>
+          <w:p>
+            <w:pPr>
+              <w:pStyle w:val="Web"/>
+            </w:pPr>
+            <w:r>
+              <w:t>Redo List:</w:t>
+            </w:r>
+          </w:p>
+          <w:p>
+            <w:pPr>
+              <w:pStyle w:val="Web"/>
+            </w:pPr>
+            <w:r>
+              <w:t>Shipped 20 Colombia Coffee (2001)</w:t>
+            </w:r>
+          </w:p>
+          <w:p>
+            <w:pPr>
+              <w:pStyle w:val="Web"/>
+            </w:pPr>
+          </w:p>
+          <w:p>
+            <w:pPr>
+              <w:pStyle w:val="Web"/>
+            </w:pPr>
+            <w:r>
+              <w:t>Coffee Inventory Management System</w:t>
+            </w:r>
+          </w:p>
+          <w:p>
+            <w:pPr>
+              <w:pStyle w:val="Web"/>
+            </w:pPr>
+            <w:r>
+              <w:t xml:space="preserve">Please enter command: [a | v | c | s | u | r | </w:t>
+            </w:r>
+            <w:proofErr w:type="spellStart"/>
+            <w:r>
+              <w:t>sl</w:t>
+            </w:r>
+            <w:proofErr w:type="spellEnd"/>
+            <w:r>
+              <w:t xml:space="preserve"> | x]</w:t>
+            </w:r>
+          </w:p>
+          <w:p>
+            <w:pPr>
+              <w:pStyle w:val="Web"/>
+            </w:pPr>
+            <w:r>
+              <w:t xml:space="preserve">a = add </w:t>
+            </w:r>
+            <w:proofErr w:type="gramStart"/>
+            <w:r>
+              <w:t>product,  v</w:t>
+            </w:r>
+            <w:proofErr w:type="gramEnd"/>
+            <w:r>
+              <w:t xml:space="preserve"> = view products,  c = collect product,  s = ship product, </w:t>
+            </w:r>
+          </w:p>
+          <w:p>
+            <w:pPr>
+              <w:pStyle w:val="Web"/>
+            </w:pPr>
+            <w:r>
+              <w:t xml:space="preserve">u = </w:t>
+            </w:r>
+            <w:proofErr w:type="gramStart"/>
+            <w:r>
+              <w:t>undo,  r</w:t>
+            </w:r>
+            <w:proofErr w:type="gramEnd"/>
+            <w:r>
+              <w:t xml:space="preserve"> = redo,  </w:t>
+            </w:r>
+            <w:proofErr w:type="spellStart"/>
+            <w:r>
+              <w:t>sl</w:t>
+            </w:r>
+            <w:proofErr w:type="spellEnd"/>
+            <w:r>
+              <w:t xml:space="preserve"> = show list undo/redo,  x = exit system</w:t>
+            </w:r>
+          </w:p>
+          <w:p>
+            <w:pPr>
+              <w:pStyle w:val="Web"/>
+            </w:pPr>
+          </w:p>
+          <w:p>
+            <w:pPr>
+              <w:pStyle w:val="Web"/>
+            </w:pPr>
+            <w:r>
+              <w:t>undo completed.</w:t>
+            </w:r>
+          </w:p>
+          <w:p>
+            <w:pPr>
+              <w:pStyle w:val="Web"/>
+            </w:pPr>
+          </w:p>
+          <w:p>
+            <w:pPr>
+              <w:pStyle w:val="Web"/>
+            </w:pPr>
+            <w:r>
+              <w:t>Coffee Inventory Management System</w:t>
+            </w:r>
+          </w:p>
+          <w:p>
+            <w:pPr>
+              <w:pStyle w:val="Web"/>
+            </w:pPr>
+            <w:r>
+              <w:t xml:space="preserve">Please enter command: [a | v | c | s | u | r | </w:t>
+            </w:r>
+            <w:proofErr w:type="spellStart"/>
+            <w:r>
+              <w:t>sl</w:t>
+            </w:r>
+            <w:proofErr w:type="spellEnd"/>
+            <w:r>
+              <w:t xml:space="preserve"> | x]</w:t>
+            </w:r>
+          </w:p>
+          <w:p>
+            <w:pPr>
+              <w:pStyle w:val="Web"/>
+            </w:pPr>
+            <w:r>
+              <w:t xml:space="preserve">a = add </w:t>
+            </w:r>
+            <w:proofErr w:type="gramStart"/>
+            <w:r>
+              <w:t>product,  v</w:t>
+            </w:r>
+            <w:proofErr w:type="gramEnd"/>
+            <w:r>
+              <w:t xml:space="preserve"> = view products,  c = collect product,  s = ship product, </w:t>
+            </w:r>
+          </w:p>
+          <w:p>
+            <w:pPr>
+              <w:pStyle w:val="Web"/>
+            </w:pPr>
+            <w:r>
+              <w:t xml:space="preserve">u = </w:t>
+            </w:r>
+            <w:proofErr w:type="gramStart"/>
+            <w:r>
+              <w:t>undo,  r</w:t>
+            </w:r>
+            <w:proofErr w:type="gramEnd"/>
+            <w:r>
+              <w:t xml:space="preserve"> = redo,  </w:t>
+            </w:r>
+            <w:proofErr w:type="spellStart"/>
+            <w:r>
+              <w:t>sl</w:t>
+            </w:r>
+            <w:proofErr w:type="spellEnd"/>
+            <w:r>
+              <w:t xml:space="preserve"> = show list undo/redo,  x = exit system</w:t>
+            </w:r>
+          </w:p>
+          <w:p>
+            <w:pPr>
+              <w:pStyle w:val="Web"/>
+            </w:pPr>
+          </w:p>
+          <w:p>
+            <w:pPr>
+              <w:pStyle w:val="Web"/>
+            </w:pPr>
+            <w:r>
+              <w:t xml:space="preserve">Undo List: </w:t>
+            </w:r>
+          </w:p>
+          <w:p>
+            <w:pPr>
+              <w:pStyle w:val="Web"/>
+            </w:pPr>
+            <w:r>
+              <w:t>Add 1001 Premium Coffee Candy</w:t>
+            </w:r>
+          </w:p>
+          <w:p>
+            <w:pPr>
+              <w:pStyle w:val="Web"/>
+            </w:pPr>
+            <w:r>
+              <w:t>Add 2001 Colombia Coffee</w:t>
+            </w:r>
+          </w:p>
+          <w:p>
+            <w:pPr>
+              <w:pStyle w:val="Web"/>
+            </w:pPr>
+            <w:r>
+              <w:t>Received 150 Premium Coffee Candy (1001)</w:t>
+            </w:r>
+          </w:p>
+          <w:p>
+            <w:pPr>
+              <w:pStyle w:val="Web"/>
+            </w:pPr>
+            <w:r>
+              <w:t>Received 100 Colombia Coffee (2001)</w:t>
+            </w:r>
+          </w:p>
+          <w:p>
+            <w:pPr>
+              <w:pStyle w:val="Web"/>
+            </w:pPr>
+          </w:p>
+          <w:p>
+            <w:pPr>
+              <w:pStyle w:val="Web"/>
+            </w:pPr>
+            <w:r>
+              <w:t>Redo List:</w:t>
+            </w:r>
+          </w:p>
+          <w:p>
+            <w:pPr>
+              <w:pStyle w:val="Web"/>
+            </w:pPr>
+            <w:r>
+              <w:t>Shipped 20 Colombia Coffee (2001)</w:t>
+            </w:r>
+          </w:p>
+          <w:p>
+            <w:pPr>
+              <w:pStyle w:val="Web"/>
+            </w:pPr>
+            <w:r>
+              <w:t>Shipped 50 Premium Coffee Candy (1001)</w:t>
+            </w:r>
+          </w:p>
+          <w:p>
+            <w:pPr>
+              <w:pStyle w:val="Web"/>
+            </w:pPr>
+          </w:p>
+          <w:p>
+            <w:pPr>
+              <w:pStyle w:val="Web"/>
+            </w:pPr>
+            <w:r>
+              <w:t>Coffee Inventory Management System</w:t>
+            </w:r>
+          </w:p>
+          <w:p>
+            <w:pPr>
+              <w:pStyle w:val="Web"/>
+            </w:pPr>
+            <w:r>
+              <w:t xml:space="preserve">Please enter command: [a | v | c | s | u | r | </w:t>
+            </w:r>
+            <w:proofErr w:type="spellStart"/>
+            <w:r>
+              <w:t>sl</w:t>
+            </w:r>
+            <w:proofErr w:type="spellEnd"/>
+            <w:r>
+              <w:t xml:space="preserve"> | x]</w:t>
+            </w:r>
+          </w:p>
+          <w:p>
+            <w:pPr>
+              <w:pStyle w:val="Web"/>
+            </w:pPr>
+            <w:r>
+              <w:t xml:space="preserve">a = add </w:t>
+            </w:r>
+            <w:proofErr w:type="gramStart"/>
+            <w:r>
+              <w:t>product,  v</w:t>
+            </w:r>
+            <w:proofErr w:type="gramEnd"/>
+            <w:r>
+              <w:t xml:space="preserve"> = view products,  c = collect product,  s = ship product, </w:t>
+            </w:r>
+          </w:p>
+          <w:p>
+            <w:pPr>
+              <w:pStyle w:val="Web"/>
+            </w:pPr>
+            <w:r>
+              <w:lastRenderedPageBreak/>
+              <w:t xml:space="preserve">u = </w:t>
+            </w:r>
+            <w:proofErr w:type="gramStart"/>
+            <w:r>
+              <w:t>undo,  r</w:t>
+            </w:r>
+            <w:proofErr w:type="gramEnd"/>
+            <w:r>
+              <w:t xml:space="preserve"> = redo,  </w:t>
+            </w:r>
+            <w:proofErr w:type="spellStart"/>
+            <w:r>
+              <w:t>sl</w:t>
+            </w:r>
+            <w:proofErr w:type="spellEnd"/>
+            <w:r>
+              <w:t xml:space="preserve"> = show list undo/redo,  x = exit system</w:t>
+            </w:r>
+          </w:p>
+          <w:p>
+            <w:pPr>
+              <w:pStyle w:val="Web"/>
+            </w:pPr>
+          </w:p>
+          <w:p>
+            <w:pPr>
+              <w:pStyle w:val="Web"/>
+            </w:pPr>
+            <w:r>
+              <w:t>Enter product id (* to show all):</w:t>
+            </w:r>
+          </w:p>
+          <w:p>
+            <w:pPr>
+              <w:pStyle w:val="Web"/>
+            </w:pPr>
+          </w:p>
+          <w:p>
+            <w:pPr>
+              <w:pStyle w:val="Web"/>
+            </w:pPr>
+            <w:r>
+              <w:t>Coffee Product information</w:t>
+            </w:r>
+          </w:p>
+          <w:p>
+            <w:pPr>
+              <w:pStyle w:val="Web"/>
+            </w:pPr>
+            <w:r>
+              <w:t>ID</w:t>
+            </w:r>
+            <w:r>
+              <w:tab/>
+            </w:r>
+            <w:r>
+              <w:tab/>
+              <w:t>Name</w:t>
+            </w:r>
+            <w:r>
+              <w:tab/>
+            </w:r>
+            <w:r>
+              <w:tab/>
+            </w:r>
+            <w:r>
+              <w:tab/>
+            </w:r>
+            <w:r>
+              <w:tab/>
+              <w:t>Quantity</w:t>
+            </w:r>
+            <w:r>
+              <w:tab/>
+            </w:r>
+            <w:r>
+              <w:tab/>
+              <w:t>Other Info</w:t>
+            </w:r>
+          </w:p>
+          <w:p>
+            <w:pPr>
+              <w:pStyle w:val="Web"/>
+            </w:pPr>
+            <w:r>
+              <w:t>1001</w:t>
+            </w:r>
+            <w:r>
+              <w:tab/>
+              <w:t>Premium Coffee Candy</w:t>
+            </w:r>
+            <w:r>
+              <w:tab/>
+              <w:t>150</w:t>
+            </w:r>
+            <w:r>
+              <w:tab/>
+            </w:r>
+            <w:r>
+              <w:tab/>
+            </w:r>
+            <w:r>
+              <w:tab/>
+              <w:t>50 candy per package (15 calories each)</w:t>
+            </w:r>
+          </w:p>
+          <w:p>
+            <w:pPr>
+              <w:pStyle w:val="Web"/>
+            </w:pPr>
+            <w:r>
+              <w:t>2001</w:t>
+            </w:r>
+            <w:r>
+              <w:tab/>
+              <w:t>Colombia Coffee</w:t>
+            </w:r>
+            <w:r>
+              <w:tab/>
+            </w:r>
+            <w:r>
+              <w:tab/>
+              <w:t>100</w:t>
+            </w:r>
+            <w:r>
+              <w:tab/>
+            </w:r>
+            <w:r>
+              <w:tab/>
+            </w:r>
+            <w:r>
+              <w:tab/>
+              <w:t xml:space="preserve">250g </w:t>
+            </w:r>
+          </w:p>
+          <w:p>
+            <w:pPr>
+              <w:pStyle w:val="Web"/>
+            </w:pPr>
+          </w:p>
+          <w:p>
+            <w:pPr>
+              <w:pStyle w:val="Web"/>
+            </w:pPr>
+            <w:r>
+              <w:t>Coffee Inventory Management System</w:t>
+            </w:r>
+          </w:p>
+          <w:p>
+            <w:pPr>
+              <w:pStyle w:val="Web"/>
+            </w:pPr>
+            <w:r>
+              <w:t xml:space="preserve">Please enter command: [a | v | c | s | u | r | </w:t>
+            </w:r>
+            <w:proofErr w:type="spellStart"/>
+            <w:r>
+              <w:t>sl</w:t>
+            </w:r>
+            <w:proofErr w:type="spellEnd"/>
+            <w:r>
+              <w:t xml:space="preserve"> | x]</w:t>
+            </w:r>
+          </w:p>
+          <w:p>
+            <w:pPr>
+              <w:pStyle w:val="Web"/>
+            </w:pPr>
+            <w:r>
+              <w:t xml:space="preserve">a = add </w:t>
+            </w:r>
+            <w:proofErr w:type="gramStart"/>
+            <w:r>
+              <w:t>product,  v</w:t>
+            </w:r>
+            <w:proofErr w:type="gramEnd"/>
+            <w:r>
+              <w:t xml:space="preserve"> = view products,  c = collect product,  s = ship product, </w:t>
+            </w:r>
+          </w:p>
+          <w:p>
+            <w:pPr>
+              <w:pStyle w:val="Web"/>
+            </w:pPr>
+            <w:r>
+              <w:t xml:space="preserve">u = </w:t>
+            </w:r>
+            <w:proofErr w:type="gramStart"/>
+            <w:r>
+              <w:t>undo,  r</w:t>
+            </w:r>
+            <w:proofErr w:type="gramEnd"/>
+            <w:r>
+              <w:t xml:space="preserve"> = redo,  </w:t>
+            </w:r>
+            <w:proofErr w:type="spellStart"/>
+            <w:r>
+              <w:t>sl</w:t>
+            </w:r>
+            <w:proofErr w:type="spellEnd"/>
+            <w:r>
+              <w:t xml:space="preserve"> = show list undo/redo,  x = exit system</w:t>
+            </w:r>
+          </w:p>
+          <w:p>
+            <w:pPr>
+              <w:pStyle w:val="Web"/>
+            </w:pPr>
+          </w:p>
+          <w:p>
+            <w:pPr>
+              <w:pStyle w:val="Web"/>
+            </w:pPr>
+            <w:r>
+              <w:t>redo completed.</w:t>
+            </w:r>
+          </w:p>
+          <w:p>
+            <w:pPr>
+              <w:pStyle w:val="Web"/>
+            </w:pPr>
+          </w:p>
+          <w:p>
+            <w:pPr>
+              <w:pStyle w:val="Web"/>
+            </w:pPr>
+            <w:r>
+              <w:t>Coffee Inventory Management System</w:t>
+            </w:r>
+          </w:p>
+          <w:p>
+            <w:pPr>
+              <w:pStyle w:val="Web"/>
+            </w:pPr>
+            <w:r>
+              <w:t xml:space="preserve">Please enter command: [a | v | c | s | u | r | </w:t>
+            </w:r>
+            <w:proofErr w:type="spellStart"/>
+            <w:r>
+              <w:t>sl</w:t>
+            </w:r>
+            <w:proofErr w:type="spellEnd"/>
+            <w:r>
+              <w:t xml:space="preserve"> | x]</w:t>
+            </w:r>
+          </w:p>
+          <w:p>
+            <w:pPr>
+              <w:pStyle w:val="Web"/>
+            </w:pPr>
+            <w:r>
+              <w:lastRenderedPageBreak/>
+              <w:t xml:space="preserve">a = add </w:t>
+            </w:r>
+            <w:proofErr w:type="gramStart"/>
+            <w:r>
+              <w:t>product,  v</w:t>
+            </w:r>
+            <w:proofErr w:type="gramEnd"/>
+            <w:r>
+              <w:t xml:space="preserve"> = view products,  c = collect product,  s = ship product, </w:t>
+            </w:r>
+          </w:p>
+          <w:p>
+            <w:pPr>
+              <w:pStyle w:val="Web"/>
+            </w:pPr>
+            <w:r>
+              <w:t xml:space="preserve">u = </w:t>
+            </w:r>
+            <w:proofErr w:type="gramStart"/>
+            <w:r>
+              <w:t>undo,  r</w:t>
+            </w:r>
+            <w:proofErr w:type="gramEnd"/>
+            <w:r>
+              <w:t xml:space="preserve"> = redo,  </w:t>
+            </w:r>
+            <w:proofErr w:type="spellStart"/>
+            <w:r>
+              <w:t>sl</w:t>
+            </w:r>
+            <w:proofErr w:type="spellEnd"/>
+            <w:r>
+              <w:t xml:space="preserve"> = show list undo/redo,  x = exit system</w:t>
+            </w:r>
+          </w:p>
+          <w:p>
+            <w:pPr>
+              <w:pStyle w:val="Web"/>
+            </w:pPr>
+          </w:p>
+          <w:p>
+            <w:pPr>
+              <w:pStyle w:val="Web"/>
+            </w:pPr>
+            <w:r>
+              <w:t>Enter product id (* to show all):</w:t>
+            </w:r>
+          </w:p>
+          <w:p>
+            <w:pPr>
+              <w:pStyle w:val="Web"/>
+            </w:pPr>
+          </w:p>
+          <w:p>
+            <w:pPr>
+              <w:pStyle w:val="Web"/>
+            </w:pPr>
+            <w:r>
+              <w:t>Coffee Product information</w:t>
+            </w:r>
+          </w:p>
+          <w:p>
+            <w:pPr>
+              <w:pStyle w:val="Web"/>
+            </w:pPr>
+            <w:r>
+              <w:t>ID</w:t>
+            </w:r>
+            <w:r>
+              <w:tab/>
+            </w:r>
+            <w:r>
+              <w:tab/>
+              <w:t>Name</w:t>
+            </w:r>
+            <w:r>
+              <w:tab/>
+            </w:r>
+            <w:r>
+              <w:tab/>
+            </w:r>
+            <w:r>
+              <w:tab/>
+            </w:r>
+            <w:r>
+              <w:tab/>
+              <w:t>Quantity</w:t>
+            </w:r>
+            <w:r>
+              <w:tab/>
+            </w:r>
+            <w:r>
+              <w:tab/>
+              <w:t>Other Info</w:t>
+            </w:r>
+          </w:p>
+          <w:p>
+            <w:pPr>
+              <w:pStyle w:val="Web"/>
+            </w:pPr>
+            <w:r>
+              <w:t>1001</w:t>
+            </w:r>
+            <w:r>
+              <w:tab/>
+              <w:t>Premium Coffee Candy</w:t>
+            </w:r>
+            <w:r>
+              <w:tab/>
+              <w:t>100</w:t>
+            </w:r>
+            <w:r>
+              <w:tab/>
+            </w:r>
+            <w:r>
+              <w:tab/>
+            </w:r>
+            <w:r>
+              <w:tab/>
+              <w:t>50 candy per package (15 calories each)</w:t>
+            </w:r>
+          </w:p>
+          <w:p>
+            <w:pPr>
+              <w:pStyle w:val="Web"/>
+            </w:pPr>
+            <w:r>
+              <w:t>2001</w:t>
+            </w:r>
+            <w:r>
+              <w:tab/>
+              <w:t>Colombia Coffee</w:t>
+            </w:r>
+            <w:r>
+              <w:tab/>
+            </w:r>
+            <w:r>
+              <w:tab/>
+              <w:t>100</w:t>
+            </w:r>
+            <w:r>
+              <w:tab/>
+            </w:r>
+            <w:r>
+              <w:tab/>
+            </w:r>
+            <w:r>
+              <w:tab/>
+              <w:t xml:space="preserve">250g </w:t>
+            </w:r>
+          </w:p>
+          <w:p>
+            <w:pPr>
+              <w:pStyle w:val="Web"/>
+            </w:pPr>
+          </w:p>
+          <w:p>
+            <w:pPr>
+              <w:pStyle w:val="Web"/>
+            </w:pPr>
+            <w:r>
+              <w:t>Coffee Inventory Management System</w:t>
+            </w:r>
+          </w:p>
+          <w:p>
+            <w:pPr>
+              <w:pStyle w:val="Web"/>
+            </w:pPr>
+            <w:r>
+              <w:t xml:space="preserve">Please enter command: [a | v | c | s | u | r | </w:t>
+            </w:r>
+            <w:proofErr w:type="spellStart"/>
+            <w:r>
+              <w:t>sl</w:t>
+            </w:r>
+            <w:proofErr w:type="spellEnd"/>
+            <w:r>
+              <w:t xml:space="preserve"> | x]</w:t>
+            </w:r>
+          </w:p>
+          <w:p>
+            <w:pPr>
+              <w:pStyle w:val="Web"/>
+            </w:pPr>
+            <w:r>
+              <w:t xml:space="preserve">a = add </w:t>
+            </w:r>
+            <w:proofErr w:type="gramStart"/>
+            <w:r>
+              <w:t>product,  v</w:t>
+            </w:r>
+            <w:proofErr w:type="gramEnd"/>
+            <w:r>
+              <w:t xml:space="preserve"> = view products,  c = collect product,  s = ship product, </w:t>
+            </w:r>
+          </w:p>
+          <w:p>
+            <w:pPr>
+              <w:pStyle w:val="Web"/>
+            </w:pPr>
+            <w:r>
+              <w:t xml:space="preserve">u = </w:t>
+            </w:r>
+            <w:proofErr w:type="gramStart"/>
+            <w:r>
+              <w:t>undo,  r</w:t>
+            </w:r>
+            <w:proofErr w:type="gramEnd"/>
+            <w:r>
+              <w:t xml:space="preserve"> = redo,  </w:t>
+            </w:r>
+            <w:proofErr w:type="spellStart"/>
+            <w:r>
+              <w:t>sl</w:t>
+            </w:r>
+            <w:proofErr w:type="spellEnd"/>
+            <w:r>
+              <w:t xml:space="preserve"> = show list undo/redo,  x = exit system</w:t>
+            </w:r>
+          </w:p>
+          <w:p>
+            <w:pPr>
+              <w:pStyle w:val="Web"/>
+            </w:pPr>
+          </w:p>
+          <w:p>
+            <w:pPr>
+              <w:pStyle w:val="Web"/>
+            </w:pPr>
+            <w:r>
+              <w:t xml:space="preserve">Undo List: </w:t>
+            </w:r>
+          </w:p>
+          <w:p>
+            <w:pPr>
+              <w:pStyle w:val="Web"/>
+            </w:pPr>
+            <w:r>
+              <w:t>Add 1001 Premium Coffee Candy</w:t>
+            </w:r>
+          </w:p>
+          <w:p>
+            <w:pPr>
+              <w:pStyle w:val="Web"/>
+            </w:pPr>
+            <w:r>
+              <w:lastRenderedPageBreak/>
+              <w:t>Add 2001 Colombia Coffee</w:t>
+            </w:r>
+          </w:p>
+          <w:p>
+            <w:pPr>
+              <w:pStyle w:val="Web"/>
+            </w:pPr>
+            <w:r>
+              <w:t>Received 150 Premium Coffee Candy (1001)</w:t>
+            </w:r>
+          </w:p>
+          <w:p>
+            <w:pPr>
+              <w:pStyle w:val="Web"/>
+            </w:pPr>
+            <w:r>
+              <w:t>Received 100 Colombia Coffee (2001)</w:t>
+            </w:r>
+          </w:p>
+          <w:p>
+            <w:pPr>
+              <w:pStyle w:val="Web"/>
+            </w:pPr>
+            <w:r>
+              <w:t>Shipped 50 Premium Coffee Candy (1001)</w:t>
+            </w:r>
+          </w:p>
+          <w:p>
+            <w:pPr>
+              <w:pStyle w:val="Web"/>
+            </w:pPr>
+          </w:p>
+          <w:p>
+            <w:pPr>
+              <w:pStyle w:val="Web"/>
+            </w:pPr>
+            <w:r>
+              <w:t>Redo List:</w:t>
+            </w:r>
+          </w:p>
+          <w:p>
+            <w:pPr>
+              <w:pStyle w:val="Web"/>
+            </w:pPr>
+            <w:r>
+              <w:t>Shipped 20 Colombia Coffee (2001)</w:t>
+            </w:r>
+          </w:p>
+          <w:p>
+            <w:pPr>
+              <w:pStyle w:val="Web"/>
+            </w:pPr>
+          </w:p>
+          <w:p>
+            <w:pPr>
+              <w:pStyle w:val="Web"/>
+            </w:pPr>
+            <w:r>
+              <w:t>Coffee Inventory Management System</w:t>
+            </w:r>
+          </w:p>
+          <w:p>
+            <w:pPr>
+              <w:pStyle w:val="Web"/>
+            </w:pPr>
+            <w:r>
+              <w:t xml:space="preserve">Please enter command: [a | v | c | s | u | r | </w:t>
+            </w:r>
+            <w:proofErr w:type="spellStart"/>
+            <w:r>
+              <w:t>sl</w:t>
+            </w:r>
+            <w:proofErr w:type="spellEnd"/>
+            <w:r>
+              <w:t xml:space="preserve"> | x]</w:t>
+            </w:r>
+          </w:p>
+          <w:p>
+            <w:pPr>
+              <w:pStyle w:val="Web"/>
+            </w:pPr>
+            <w:r>
+              <w:t xml:space="preserve">a = add </w:t>
+            </w:r>
+            <w:proofErr w:type="gramStart"/>
+            <w:r>
+              <w:t>product,  v</w:t>
+            </w:r>
+            <w:proofErr w:type="gramEnd"/>
+            <w:r>
+              <w:t xml:space="preserve"> = view products,  c = collect product,  s = ship product, </w:t>
+            </w:r>
+          </w:p>
+          <w:p>
+            <w:pPr>
+              <w:pStyle w:val="Web"/>
+            </w:pPr>
+            <w:r>
+              <w:t xml:space="preserve">u = </w:t>
+            </w:r>
+            <w:proofErr w:type="gramStart"/>
+            <w:r>
+              <w:t>undo,  r</w:t>
+            </w:r>
+            <w:proofErr w:type="gramEnd"/>
+            <w:r>
+              <w:t xml:space="preserve"> = redo,  </w:t>
+            </w:r>
+            <w:proofErr w:type="spellStart"/>
+            <w:r>
+              <w:t>sl</w:t>
+            </w:r>
+            <w:proofErr w:type="spellEnd"/>
+            <w:r>
+              <w:t xml:space="preserve"> = show list undo/redo,  x = exit system</w:t>
+            </w:r>
+          </w:p>
+          <w:p>
+            <w:pPr>
+              <w:pStyle w:val="Web"/>
+            </w:pPr>
+          </w:p>
+          <w:p>
+            <w:pPr>
+              <w:pStyle w:val="Web"/>
+              <w:rPr>
+                <w:rFonts w:hint="eastAsia"/>
+              </w:rPr>
+            </w:pPr>
+            <w:r>
+              <w:t>Thanks for using Coffee Inventory Management System!!</w:t>
+            </w:r>
+          </w:p>
+        </w:tc>
+      </w:tr>
+    </w:tbl>
+    <w:p>
+      <w:pPr>
+        <w:pStyle w:val="Web"/>
+        <w:ind w:left="1320"/>
+        <w:rPr>
+          <w:rFonts w:hint="eastAsia"/>
+        </w:rPr>
+      </w:pPr>
     </w:p>
     <w:p>
       <w:pPr>
         <w:pStyle w:val="Web"/>
-        <w:numPr>
-          <w:ilvl w:val="0"/>
-          <w:numId w:val="7"/>
-        </w:numPr>
-      </w:pPr>
-      <w:r>
-        <w:rPr>
-          <w:rFonts w:ascii="TimesNewRomanPS" w:hAnsi="TimesNewRomanPS"/>
-          <w:b/>
-          <w:bCs/>
-        </w:rPr>
-        <w:t xml:space="preserve">Test Plan and Test Cases </w:t>
-      </w:r>
+        <w:ind w:left="1320"/>
+        <w:rPr>
+          <w:rFonts w:hint="eastAsia"/>
+        </w:rPr>
+      </w:pPr>
     </w:p>
     <w:p/>
     <w:sectPr>
@@ -540,6 +7594,95 @@
     </w:lvl>
   </w:abstractNum>
   <w:abstractNum w:abstractNumId="1" w15:restartNumberingAfterBreak="0">
+    <w:nsid w:val="18CB5BC0"/>
+    <w:multiLevelType w:val="hybridMultilevel"/>
+    <w:tmpl w:val="396C4B6E"/>
+    <w:lvl w:ilvl="0" w:tplc="3D6E0F4A">
+      <w:start w:val="1"/>
+      <w:numFmt w:val="decimal"/>
+      <w:lvlText w:val="%1."/>
+      <w:lvlJc w:val="left"/>
+      <w:pPr>
+        <w:ind w:left="1320" w:hanging="360"/>
+      </w:pPr>
+      <w:rPr>
+        <w:rFonts w:hint="default"/>
+      </w:rPr>
+    </w:lvl>
+    <w:lvl w:ilvl="1" w:tplc="04090019" w:tentative="1">
+      <w:start w:val="1"/>
+      <w:numFmt w:val="ideographTraditional"/>
+      <w:lvlText w:val="%2、"/>
+      <w:lvlJc w:val="left"/>
+      <w:pPr>
+        <w:ind w:left="960" w:hanging="480"/>
+      </w:pPr>
+    </w:lvl>
+    <w:lvl w:ilvl="2" w:tplc="0409001B">
+      <w:start w:val="1"/>
+      <w:numFmt w:val="lowerRoman"/>
+      <w:lvlText w:val="%3."/>
+      <w:lvlJc w:val="right"/>
+      <w:pPr>
+        <w:ind w:left="1440" w:hanging="480"/>
+      </w:pPr>
+    </w:lvl>
+    <w:lvl w:ilvl="3" w:tplc="0409000F" w:tentative="1">
+      <w:start w:val="1"/>
+      <w:numFmt w:val="decimal"/>
+      <w:lvlText w:val="%4."/>
+      <w:lvlJc w:val="left"/>
+      <w:pPr>
+        <w:ind w:left="1920" w:hanging="480"/>
+      </w:pPr>
+    </w:lvl>
+    <w:lvl w:ilvl="4" w:tplc="04090019">
+      <w:start w:val="1"/>
+      <w:numFmt w:val="ideographTraditional"/>
+      <w:lvlText w:val="%5、"/>
+      <w:lvlJc w:val="left"/>
+      <w:pPr>
+        <w:ind w:left="2400" w:hanging="480"/>
+      </w:pPr>
+    </w:lvl>
+    <w:lvl w:ilvl="5" w:tplc="0409001B" w:tentative="1">
+      <w:start w:val="1"/>
+      <w:numFmt w:val="lowerRoman"/>
+      <w:lvlText w:val="%6."/>
+      <w:lvlJc w:val="right"/>
+      <w:pPr>
+        <w:ind w:left="2880" w:hanging="480"/>
+      </w:pPr>
+    </w:lvl>
+    <w:lvl w:ilvl="6" w:tplc="0409000F" w:tentative="1">
+      <w:start w:val="1"/>
+      <w:numFmt w:val="decimal"/>
+      <w:lvlText w:val="%7."/>
+      <w:lvlJc w:val="left"/>
+      <w:pPr>
+        <w:ind w:left="3360" w:hanging="480"/>
+      </w:pPr>
+    </w:lvl>
+    <w:lvl w:ilvl="7" w:tplc="04090019" w:tentative="1">
+      <w:start w:val="1"/>
+      <w:numFmt w:val="ideographTraditional"/>
+      <w:lvlText w:val="%8、"/>
+      <w:lvlJc w:val="left"/>
+      <w:pPr>
+        <w:ind w:left="3840" w:hanging="480"/>
+      </w:pPr>
+    </w:lvl>
+    <w:lvl w:ilvl="8" w:tplc="0409001B" w:tentative="1">
+      <w:start w:val="1"/>
+      <w:numFmt w:val="lowerRoman"/>
+      <w:lvlText w:val="%9."/>
+      <w:lvlJc w:val="right"/>
+      <w:pPr>
+        <w:ind w:left="4320" w:hanging="480"/>
+      </w:pPr>
+    </w:lvl>
+  </w:abstractNum>
+  <w:abstractNum w:abstractNumId="2" w15:restartNumberingAfterBreak="0">
     <w:nsid w:val="23430988"/>
     <w:multiLevelType w:val="hybridMultilevel"/>
     <w:tmpl w:val="AB208C3A"/>
@@ -628,7 +7771,93 @@
       </w:pPr>
     </w:lvl>
   </w:abstractNum>
-  <w:abstractNum w:abstractNumId="2" w15:restartNumberingAfterBreak="0">
+  <w:abstractNum w:abstractNumId="3" w15:restartNumberingAfterBreak="0">
+    <w:nsid w:val="2D3048E7"/>
+    <w:multiLevelType w:val="multilevel"/>
+    <w:tmpl w:val="0409001D"/>
+    <w:lvl w:ilvl="0">
+      <w:start w:val="1"/>
+      <w:numFmt w:val="decimal"/>
+      <w:lvlText w:val="%1"/>
+      <w:lvlJc w:val="left"/>
+      <w:pPr>
+        <w:ind w:left="425" w:hanging="425"/>
+      </w:pPr>
+    </w:lvl>
+    <w:lvl w:ilvl="1">
+      <w:start w:val="1"/>
+      <w:numFmt w:val="decimal"/>
+      <w:lvlText w:val="%1.%2"/>
+      <w:lvlJc w:val="left"/>
+      <w:pPr>
+        <w:ind w:left="992" w:hanging="567"/>
+      </w:pPr>
+    </w:lvl>
+    <w:lvl w:ilvl="2">
+      <w:start w:val="1"/>
+      <w:numFmt w:val="decimal"/>
+      <w:lvlText w:val="%1.%2.%3"/>
+      <w:lvlJc w:val="left"/>
+      <w:pPr>
+        <w:ind w:left="1418" w:hanging="567"/>
+      </w:pPr>
+    </w:lvl>
+    <w:lvl w:ilvl="3">
+      <w:start w:val="1"/>
+      <w:numFmt w:val="decimal"/>
+      <w:lvlText w:val="%1.%2.%3.%4"/>
+      <w:lvlJc w:val="left"/>
+      <w:pPr>
+        <w:ind w:left="1984" w:hanging="708"/>
+      </w:pPr>
+    </w:lvl>
+    <w:lvl w:ilvl="4">
+      <w:start w:val="1"/>
+      <w:numFmt w:val="decimal"/>
+      <w:lvlText w:val="%1.%2.%3.%4.%5"/>
+      <w:lvlJc w:val="left"/>
+      <w:pPr>
+        <w:ind w:left="2551" w:hanging="850"/>
+      </w:pPr>
+    </w:lvl>
+    <w:lvl w:ilvl="5">
+      <w:start w:val="1"/>
+      <w:numFmt w:val="decimal"/>
+      <w:lvlText w:val="%1.%2.%3.%4.%5.%6"/>
+      <w:lvlJc w:val="left"/>
+      <w:pPr>
+        <w:ind w:left="3260" w:hanging="1134"/>
+      </w:pPr>
+    </w:lvl>
+    <w:lvl w:ilvl="6">
+      <w:start w:val="1"/>
+      <w:numFmt w:val="decimal"/>
+      <w:lvlText w:val="%1.%2.%3.%4.%5.%6.%7"/>
+      <w:lvlJc w:val="left"/>
+      <w:pPr>
+        <w:ind w:left="3827" w:hanging="1276"/>
+      </w:pPr>
+    </w:lvl>
+    <w:lvl w:ilvl="7">
+      <w:start w:val="1"/>
+      <w:numFmt w:val="decimal"/>
+      <w:lvlText w:val="%1.%2.%3.%4.%5.%6.%7.%8"/>
+      <w:lvlJc w:val="left"/>
+      <w:pPr>
+        <w:ind w:left="4394" w:hanging="1418"/>
+      </w:pPr>
+    </w:lvl>
+    <w:lvl w:ilvl="8">
+      <w:start w:val="1"/>
+      <w:numFmt w:val="decimal"/>
+      <w:lvlText w:val="%1.%2.%3.%4.%5.%6.%7.%8.%9"/>
+      <w:lvlJc w:val="left"/>
+      <w:pPr>
+        <w:ind w:left="5102" w:hanging="1700"/>
+      </w:pPr>
+    </w:lvl>
+  </w:abstractNum>
+  <w:abstractNum w:abstractNumId="4" w15:restartNumberingAfterBreak="0">
     <w:nsid w:val="53924B7D"/>
     <w:multiLevelType w:val="hybridMultilevel"/>
     <w:tmpl w:val="D07CDE8C"/>
@@ -717,7 +7946,7 @@
       </w:pPr>
     </w:lvl>
   </w:abstractNum>
-  <w:abstractNum w:abstractNumId="3" w15:restartNumberingAfterBreak="0">
+  <w:abstractNum w:abstractNumId="5" w15:restartNumberingAfterBreak="0">
     <w:nsid w:val="6A98129C"/>
     <w:multiLevelType w:val="hybridMultilevel"/>
     <w:tmpl w:val="2B98C524"/>
@@ -806,7 +8035,7 @@
       </w:pPr>
     </w:lvl>
   </w:abstractNum>
-  <w:abstractNum w:abstractNumId="4" w15:restartNumberingAfterBreak="0">
+  <w:abstractNum w:abstractNumId="6" w15:restartNumberingAfterBreak="0">
     <w:nsid w:val="6FA97A7D"/>
     <w:multiLevelType w:val="hybridMultilevel"/>
     <w:tmpl w:val="BE9C0154"/>
@@ -895,10 +8124,123 @@
       </w:pPr>
     </w:lvl>
   </w:abstractNum>
-  <w:abstractNum w:abstractNumId="5" w15:restartNumberingAfterBreak="0">
+  <w:abstractNum w:abstractNumId="7" w15:restartNumberingAfterBreak="0">
+    <w:nsid w:val="793130B5"/>
+    <w:multiLevelType w:val="hybridMultilevel"/>
+    <w:tmpl w:val="BA56E95E"/>
+    <w:lvl w:ilvl="0" w:tplc="04090001">
+      <w:start w:val="1"/>
+      <w:numFmt w:val="bullet"/>
+      <w:lvlText w:val=""/>
+      <w:lvlJc w:val="left"/>
+      <w:pPr>
+        <w:ind w:left="480" w:hanging="480"/>
+      </w:pPr>
+      <w:rPr>
+        <w:rFonts w:ascii="Wingdings" w:hAnsi="Wingdings" w:hint="default"/>
+      </w:rPr>
+    </w:lvl>
+    <w:lvl w:ilvl="1" w:tplc="04090003" w:tentative="1">
+      <w:start w:val="1"/>
+      <w:numFmt w:val="bullet"/>
+      <w:lvlText w:val=""/>
+      <w:lvlJc w:val="left"/>
+      <w:pPr>
+        <w:ind w:left="960" w:hanging="480"/>
+      </w:pPr>
+      <w:rPr>
+        <w:rFonts w:ascii="Wingdings" w:hAnsi="Wingdings" w:hint="default"/>
+      </w:rPr>
+    </w:lvl>
+    <w:lvl w:ilvl="2" w:tplc="04090005">
+      <w:start w:val="1"/>
+      <w:numFmt w:val="bullet"/>
+      <w:lvlText w:val=""/>
+      <w:lvlJc w:val="left"/>
+      <w:pPr>
+        <w:ind w:left="1440" w:hanging="480"/>
+      </w:pPr>
+      <w:rPr>
+        <w:rFonts w:ascii="Wingdings" w:hAnsi="Wingdings" w:hint="default"/>
+      </w:rPr>
+    </w:lvl>
+    <w:lvl w:ilvl="3" w:tplc="04090001" w:tentative="1">
+      <w:start w:val="1"/>
+      <w:numFmt w:val="bullet"/>
+      <w:lvlText w:val=""/>
+      <w:lvlJc w:val="left"/>
+      <w:pPr>
+        <w:ind w:left="1920" w:hanging="480"/>
+      </w:pPr>
+      <w:rPr>
+        <w:rFonts w:ascii="Wingdings" w:hAnsi="Wingdings" w:hint="default"/>
+      </w:rPr>
+    </w:lvl>
+    <w:lvl w:ilvl="4" w:tplc="04090003">
+      <w:start w:val="1"/>
+      <w:numFmt w:val="bullet"/>
+      <w:lvlText w:val=""/>
+      <w:lvlJc w:val="left"/>
+      <w:pPr>
+        <w:ind w:left="2400" w:hanging="480"/>
+      </w:pPr>
+      <w:rPr>
+        <w:rFonts w:ascii="Wingdings" w:hAnsi="Wingdings" w:hint="default"/>
+      </w:rPr>
+    </w:lvl>
+    <w:lvl w:ilvl="5" w:tplc="04090005" w:tentative="1">
+      <w:start w:val="1"/>
+      <w:numFmt w:val="bullet"/>
+      <w:lvlText w:val=""/>
+      <w:lvlJc w:val="left"/>
+      <w:pPr>
+        <w:ind w:left="2880" w:hanging="480"/>
+      </w:pPr>
+      <w:rPr>
+        <w:rFonts w:ascii="Wingdings" w:hAnsi="Wingdings" w:hint="default"/>
+      </w:rPr>
+    </w:lvl>
+    <w:lvl w:ilvl="6" w:tplc="04090001" w:tentative="1">
+      <w:start w:val="1"/>
+      <w:numFmt w:val="bullet"/>
+      <w:lvlText w:val=""/>
+      <w:lvlJc w:val="left"/>
+      <w:pPr>
+        <w:ind w:left="3360" w:hanging="480"/>
+      </w:pPr>
+      <w:rPr>
+        <w:rFonts w:ascii="Wingdings" w:hAnsi="Wingdings" w:hint="default"/>
+      </w:rPr>
+    </w:lvl>
+    <w:lvl w:ilvl="7" w:tplc="04090003" w:tentative="1">
+      <w:start w:val="1"/>
+      <w:numFmt w:val="bullet"/>
+      <w:lvlText w:val=""/>
+      <w:lvlJc w:val="left"/>
+      <w:pPr>
+        <w:ind w:left="3840" w:hanging="480"/>
+      </w:pPr>
+      <w:rPr>
+        <w:rFonts w:ascii="Wingdings" w:hAnsi="Wingdings" w:hint="default"/>
+      </w:rPr>
+    </w:lvl>
+    <w:lvl w:ilvl="8" w:tplc="04090005" w:tentative="1">
+      <w:start w:val="1"/>
+      <w:numFmt w:val="bullet"/>
+      <w:lvlText w:val=""/>
+      <w:lvlJc w:val="left"/>
+      <w:pPr>
+        <w:ind w:left="4320" w:hanging="480"/>
+      </w:pPr>
+      <w:rPr>
+        <w:rFonts w:ascii="Wingdings" w:hAnsi="Wingdings" w:hint="default"/>
+      </w:rPr>
+    </w:lvl>
+  </w:abstractNum>
+  <w:abstractNum w:abstractNumId="8" w15:restartNumberingAfterBreak="0">
     <w:nsid w:val="7BD32DB9"/>
     <w:multiLevelType w:val="hybridMultilevel"/>
-    <w:tmpl w:val="9D6847BC"/>
+    <w:tmpl w:val="01B6E7D0"/>
     <w:lvl w:ilvl="0" w:tplc="3D6E0F4A">
       <w:start w:val="1"/>
       <w:numFmt w:val="decimal"/>
@@ -911,7 +8253,7 @@
         <w:rFonts w:hint="default"/>
       </w:rPr>
     </w:lvl>
-    <w:lvl w:ilvl="1" w:tplc="04090019" w:tentative="1">
+    <w:lvl w:ilvl="1" w:tplc="04090019">
       <w:start w:val="1"/>
       <w:numFmt w:val="ideographTraditional"/>
       <w:lvlText w:val="%2、"/>
@@ -920,7 +8262,7 @@
         <w:ind w:left="1200" w:hanging="480"/>
       </w:pPr>
     </w:lvl>
-    <w:lvl w:ilvl="2" w:tplc="0409001B" w:tentative="1">
+    <w:lvl w:ilvl="2" w:tplc="0409001B">
       <w:start w:val="1"/>
       <w:numFmt w:val="lowerRoman"/>
       <w:lvlText w:val="%3."/>
@@ -929,16 +8271,16 @@
         <w:ind w:left="1680" w:hanging="480"/>
       </w:pPr>
     </w:lvl>
-    <w:lvl w:ilvl="3" w:tplc="0409000F" w:tentative="1">
+    <w:lvl w:ilvl="3" w:tplc="04090011">
       <w:start w:val="1"/>
-      <w:numFmt w:val="decimal"/>
+      <w:numFmt w:val="upperLetter"/>
       <w:lvlText w:val="%4."/>
       <w:lvlJc w:val="left"/>
       <w:pPr>
         <w:ind w:left="2160" w:hanging="480"/>
       </w:pPr>
     </w:lvl>
-    <w:lvl w:ilvl="4" w:tplc="04090019" w:tentative="1">
+    <w:lvl w:ilvl="4" w:tplc="04090019">
       <w:start w:val="1"/>
       <w:numFmt w:val="ideographTraditional"/>
       <w:lvlText w:val="%5、"/>
@@ -947,7 +8289,7 @@
         <w:ind w:left="2640" w:hanging="480"/>
       </w:pPr>
     </w:lvl>
-    <w:lvl w:ilvl="5" w:tplc="0409001B" w:tentative="1">
+    <w:lvl w:ilvl="5" w:tplc="0409001B">
       <w:start w:val="1"/>
       <w:numFmt w:val="lowerRoman"/>
       <w:lvlText w:val="%6."/>
@@ -956,7 +8298,7 @@
         <w:ind w:left="3120" w:hanging="480"/>
       </w:pPr>
     </w:lvl>
-    <w:lvl w:ilvl="6" w:tplc="0409000F" w:tentative="1">
+    <w:lvl w:ilvl="6" w:tplc="0409000F">
       <w:start w:val="1"/>
       <w:numFmt w:val="decimal"/>
       <w:lvlText w:val="%7."/>
@@ -965,7 +8307,7 @@
         <w:ind w:left="3600" w:hanging="480"/>
       </w:pPr>
     </w:lvl>
-    <w:lvl w:ilvl="7" w:tplc="04090019" w:tentative="1">
+    <w:lvl w:ilvl="7" w:tplc="04090019">
       <w:start w:val="1"/>
       <w:numFmt w:val="ideographTraditional"/>
       <w:lvlText w:val="%8、"/>
@@ -974,7 +8316,7 @@
         <w:ind w:left="4080" w:hanging="480"/>
       </w:pPr>
     </w:lvl>
-    <w:lvl w:ilvl="8" w:tplc="0409001B" w:tentative="1">
+    <w:lvl w:ilvl="8" w:tplc="0409001B">
       <w:start w:val="1"/>
       <w:numFmt w:val="lowerRoman"/>
       <w:lvlText w:val="%9."/>
@@ -984,7 +8326,7 @@
       </w:pPr>
     </w:lvl>
   </w:abstractNum>
-  <w:abstractNum w:abstractNumId="6" w15:restartNumberingAfterBreak="0">
+  <w:abstractNum w:abstractNumId="9" w15:restartNumberingAfterBreak="0">
     <w:nsid w:val="7D644699"/>
     <w:multiLevelType w:val="multilevel"/>
     <w:tmpl w:val="3D2E82FE"/>
@@ -1098,25 +8440,34 @@
     </w:lvl>
   </w:abstractNum>
   <w:num w:numId="1">
-    <w:abstractNumId w:val="6"/>
+    <w:abstractNumId w:val="9"/>
   </w:num>
   <w:num w:numId="2">
-    <w:abstractNumId w:val="2"/>
+    <w:abstractNumId w:val="4"/>
   </w:num>
   <w:num w:numId="3">
-    <w:abstractNumId w:val="3"/>
+    <w:abstractNumId w:val="5"/>
   </w:num>
   <w:num w:numId="4">
     <w:abstractNumId w:val="0"/>
   </w:num>
   <w:num w:numId="5">
-    <w:abstractNumId w:val="4"/>
+    <w:abstractNumId w:val="6"/>
   </w:num>
   <w:num w:numId="6">
+    <w:abstractNumId w:val="2"/>
+  </w:num>
+  <w:num w:numId="7">
+    <w:abstractNumId w:val="8"/>
+  </w:num>
+  <w:num w:numId="8">
     <w:abstractNumId w:val="1"/>
   </w:num>
-  <w:num w:numId="7">
-    <w:abstractNumId w:val="5"/>
+  <w:num w:numId="9">
+    <w:abstractNumId w:val="3"/>
+  </w:num>
+  <w:num w:numId="10">
+    <w:abstractNumId w:val="7"/>
   </w:num>
 </w:numbering>
 </file>
@@ -1135,7 +8486,7 @@
     </w:rPrDefault>
     <w:pPrDefault/>
   </w:docDefaults>
-  <w:latentStyles w:defLockedState="0" w:defUIPriority="99" w:defSemiHidden="0" w:defUnhideWhenUsed="0" w:defQFormat="0" w:count="376">
+  <w:latentStyles w:defLockedState="0" w:defUIPriority="99" w:defSemiHidden="0" w:defUnhideWhenUsed="0" w:defQFormat="0" w:count="377">
     <w:lsdException w:name="Normal" w:uiPriority="0" w:qFormat="1"/>
     <w:lsdException w:name="heading 1" w:uiPriority="9" w:qFormat="1"/>
     <w:lsdException w:name="heading 2" w:semiHidden="1" w:uiPriority="9" w:unhideWhenUsed="1" w:qFormat="1"/>
@@ -1509,6 +8860,7 @@
     <w:lsdException w:name="Hashtag" w:semiHidden="1" w:unhideWhenUsed="1"/>
     <w:lsdException w:name="Unresolved Mention" w:semiHidden="1" w:unhideWhenUsed="1"/>
     <w:lsdException w:name="Smart Link" w:semiHidden="1" w:unhideWhenUsed="1"/>
+    <w:lsdException w:name="Smart Link Error" w:semiHidden="1" w:unhideWhenUsed="1"/>
   </w:latentStyles>
   <w:style w:type="paragraph" w:default="1" w:styleId="a">
     <w:name w:val="Normal"/>
@@ -1548,7 +8900,6 @@
     <w:name w:val="Normal (Web)"/>
     <w:basedOn w:val="a"/>
     <w:uiPriority w:val="99"/>
-    <w:semiHidden/>
     <w:unhideWhenUsed/>
     <w:rsid w:val="0073643A"/>
     <w:pPr>
@@ -1559,6 +8910,32 @@
       <w:rFonts w:ascii="Times New Roman" w:eastAsia="Times New Roman" w:hAnsi="Times New Roman" w:cs="Times New Roman"/>
       <w:kern w:val="0"/>
     </w:rPr>
+  </w:style>
+  <w:style w:type="paragraph" w:styleId="a3">
+    <w:name w:val="List Paragraph"/>
+    <w:basedOn w:val="a"/>
+    <w:uiPriority w:val="34"/>
+    <w:qFormat/>
+    <w:rsid w:val="000C7E45"/>
+    <w:pPr>
+      <w:ind w:leftChars="200" w:left="480"/>
+    </w:pPr>
+  </w:style>
+  <w:style w:type="table" w:styleId="a4">
+    <w:name w:val="Table Grid"/>
+    <w:basedOn w:val="a1"/>
+    <w:uiPriority w:val="39"/>
+    <w:rsid w:val="00486A4A"/>
+    <w:tblPr>
+      <w:tblBorders>
+        <w:top w:val="single" w:sz="4" w:space="0" w:color="auto"/>
+        <w:left w:val="single" w:sz="4" w:space="0" w:color="auto"/>
+        <w:bottom w:val="single" w:sz="4" w:space="0" w:color="auto"/>
+        <w:right w:val="single" w:sz="4" w:space="0" w:color="auto"/>
+        <w:insideH w:val="single" w:sz="4" w:space="0" w:color="auto"/>
+        <w:insideV w:val="single" w:sz="4" w:space="0" w:color="auto"/>
+      </w:tblBorders>
+    </w:tblPr>
   </w:style>
 </w:styles>
 </file>
